--- a/Hệ thống mẫu văn bản/Nguyên đã làm/Kế hoạch dạy học Tin học từng lớp/Kế hoạch dạy học môn Tin học - Lớp 4 - 2026 - 2027.docx
+++ b/Hệ thống mẫu văn bản/Nguyên đã làm/Kế hoạch dạy học Tin học từng lớp/Kế hoạch dạy học môn Tin học - Lớp 4 - 2026 - 2027.docx
@@ -1380,18 +1380,25 @@
         </w:tblBorders>
       </w:tblPr>
       <w:tblGrid>
-        <w:gridCol w:w="1862"/>
-        <w:gridCol w:w="1862"/>
-        <w:gridCol w:w="1862"/>
-        <w:gridCol w:w="1862"/>
-        <w:gridCol w:w="1862"/>
+        <w:gridCol w:w="2327"/>
+        <w:gridCol w:w="2327"/>
+        <w:gridCol w:w="2327"/>
+        <w:gridCol w:w="2327"/>
       </w:tblGrid>
       <w:tr>
-        <w:tc>
-          <w:tcPr>
-            <w:tcW w:type="dxa" w:w="510"/>
-            <w:vAlign w:val="center"/>
-            <w:tcW w:w="510" w:type="dxa"/>
+        <w:trPr>
+          <w:tblHeader/>
+          <w:cantSplit/>
+        </w:trPr>
+        <w:tc>
+          <w:tcPr>
+            <w:tcW w:type="dxa" w:w="624"/>
+            <w:tcMar>
+              <w:top w:w="120" w:type="dxa"/>
+              <w:bottom w:w="120" w:type="dxa"/>
+              <w:left w:w="100" w:type="dxa"/>
+              <w:right w:w="100" w:type="dxa"/>
+            </w:tcMar>
           </w:tcPr>
           <w:p>
             <w:pPr>
@@ -1403,7 +1410,6 @@
                 <w:rFonts w:ascii="Times New Roman" w:hAnsi="Times New Roman"/>
                 <w:b/>
                 <w:sz w:val="26"/>
-                <w:rFonts w:ascii="Times New Roman" w:hAnsi="Times New Roman" w:cs="Times New Roman"/>
               </w:rPr>
               <w:t>STT</w:t>
             </w:r>
@@ -1411,9 +1417,13 @@
         </w:tc>
         <w:tc>
           <w:tcPr>
-            <w:tcW w:type="dxa" w:w="2154"/>
-            <w:vAlign w:val="center"/>
-            <w:tcW w:w="2154" w:type="dxa"/>
+            <w:tcW w:type="dxa" w:w="3175"/>
+            <w:tcMar>
+              <w:top w:w="120" w:type="dxa"/>
+              <w:bottom w:w="120" w:type="dxa"/>
+              <w:left w:w="100" w:type="dxa"/>
+              <w:right w:w="100" w:type="dxa"/>
+            </w:tcMar>
           </w:tcPr>
           <w:p>
             <w:pPr>
@@ -1425,7 +1435,6 @@
                 <w:rFonts w:ascii="Times New Roman" w:hAnsi="Times New Roman"/>
                 <w:b/>
                 <w:sz w:val="26"/>
-                <w:rFonts w:ascii="Times New Roman" w:hAnsi="Times New Roman" w:cs="Times New Roman"/>
               </w:rPr>
               <w:t>Bài học (1)</w:t>
             </w:r>
@@ -1433,9 +1442,13 @@
         </w:tc>
         <w:tc>
           <w:tcPr>
-            <w:tcW w:type="dxa" w:w="624"/>
-            <w:vAlign w:val="center"/>
-            <w:tcW w:w="623" w:type="dxa"/>
+            <w:tcW w:type="dxa" w:w="907"/>
+            <w:tcMar>
+              <w:top w:w="120" w:type="dxa"/>
+              <w:bottom w:w="120" w:type="dxa"/>
+              <w:left w:w="100" w:type="dxa"/>
+              <w:right w:w="100" w:type="dxa"/>
+            </w:tcMar>
           </w:tcPr>
           <w:p>
             <w:pPr>
@@ -1447,7 +1460,6 @@
                 <w:rFonts w:ascii="Times New Roman" w:hAnsi="Times New Roman"/>
                 <w:b/>
                 <w:sz w:val="26"/>
-                <w:rFonts w:ascii="Times New Roman" w:hAnsi="Times New Roman" w:cs="Times New Roman"/>
               </w:rPr>
               <w:t>Số tiết (2)</w:t>
             </w:r>
@@ -1455,9 +1467,13 @@
         </w:tc>
         <w:tc>
           <w:tcPr>
-            <w:tcW w:type="dxa" w:w="794"/>
-            <w:vAlign w:val="center"/>
-            <w:tcW w:w="793" w:type="dxa"/>
+            <w:tcW w:type="dxa" w:w="4649"/>
+            <w:tcMar>
+              <w:top w:w="120" w:type="dxa"/>
+              <w:bottom w:w="120" w:type="dxa"/>
+              <w:left w:w="100" w:type="dxa"/>
+              <w:right w:w="100" w:type="dxa"/>
+            </w:tcMar>
           </w:tcPr>
           <w:p>
             <w:pPr>
@@ -1469,29 +1485,6 @@
                 <w:rFonts w:ascii="Times New Roman" w:hAnsi="Times New Roman"/>
                 <w:b/>
                 <w:sz w:val="26"/>
-                <w:rFonts w:ascii="Times New Roman" w:hAnsi="Times New Roman" w:cs="Times New Roman"/>
-              </w:rPr>
-              <w:t>Tiết theo PPCT</w:t>
-            </w:r>
-          </w:p>
-        </w:tc>
-        <w:tc>
-          <w:tcPr>
-            <w:tcW w:type="dxa" w:w="5272"/>
-            <w:vAlign w:val="center"/>
-            <w:tcW w:w="5273" w:type="dxa"/>
-          </w:tcPr>
-          <w:p>
-            <w:pPr>
-              <w:spacing w:before="40" w:after="40" w:line="276" w:lineRule="auto"/>
-              <w:jc w:val="center"/>
-            </w:pPr>
-            <w:r>
-              <w:rPr>
-                <w:rFonts w:ascii="Times New Roman" w:hAnsi="Times New Roman"/>
-                <w:b/>
-                <w:sz w:val="26"/>
-                <w:rFonts w:ascii="Times New Roman" w:hAnsi="Times New Roman" w:cs="Times New Roman"/>
               </w:rPr>
               <w:t>Yêu cầu cần đạt (3)</w:t>
             </w:r>
@@ -1499,165 +1492,60 @@
         </w:tc>
       </w:tr>
       <w:tr>
-        <w:tc>
-          <w:tcPr>
-            <w:tcW w:type="dxa" w:w="510"/>
-            <w:vAlign w:val="center"/>
-            <w:tcW w:w="510" w:type="dxa"/>
-          </w:tcPr>
-          <w:p>
-            <w:pPr>
-              <w:jc w:val="center"/>
-            </w:pPr>
-            <w:r>
-              <w:rPr>
-                <w:rFonts w:ascii="Times New Roman" w:hAnsi="Times New Roman"/>
-                <w:sz w:val="26"/>
-              </w:rPr>
-              <w:t>1</w:t>
-            </w:r>
-          </w:p>
-        </w:tc>
-        <w:tc>
-          <w:tcPr>
-            <w:tcW w:type="dxa" w:w="2154"/>
-            <w:vAlign w:val="center"/>
-            <w:tcW w:w="2154" w:type="dxa"/>
-          </w:tcPr>
-          <w:p>
-            <w:pPr>
-              <w:spacing w:before="40" w:after="40" w:line="276" w:lineRule="auto"/>
-              <w:jc w:val="both"/>
-            </w:pPr>
-            <w:r>
-              <w:rPr>
-                <w:rFonts w:ascii="Times New Roman" w:hAnsi="Times New Roman"/>
-                <w:sz w:val="26"/>
-                <w:rFonts w:ascii="Times New Roman" w:hAnsi="Times New Roman" w:cs="Times New Roman"/>
-              </w:rPr>
-              <w:t>Bài 1: Phần cứng và phần mềm máy tính</w:t>
-            </w:r>
-          </w:p>
-        </w:tc>
-        <w:tc>
-          <w:tcPr>
-            <w:tcW w:type="dxa" w:w="624"/>
-            <w:vAlign w:val="center"/>
-            <w:tcW w:w="623" w:type="dxa"/>
-          </w:tcPr>
-          <w:p>
-            <w:pPr>
-              <w:spacing w:before="40" w:after="40" w:line="276" w:lineRule="auto"/>
-              <w:jc w:val="center"/>
-            </w:pPr>
-            <w:r>
-              <w:rPr>
-                <w:rFonts w:ascii="Times New Roman" w:hAnsi="Times New Roman"/>
-                <w:sz w:val="26"/>
-                <w:rFonts w:ascii="Times New Roman" w:hAnsi="Times New Roman" w:cs="Times New Roman"/>
-              </w:rPr>
-              <w:t>1</w:t>
-            </w:r>
-          </w:p>
-        </w:tc>
-        <w:tc>
-          <w:tcPr>
-            <w:tcW w:type="dxa" w:w="794"/>
-            <w:vAlign w:val="center"/>
-            <w:tcW w:w="793" w:type="dxa"/>
-          </w:tcPr>
-          <w:p>
-            <w:pPr>
-              <w:jc w:val="center"/>
-            </w:pPr>
-            <w:r>
-              <w:rPr>
-                <w:rFonts w:ascii="Times New Roman" w:hAnsi="Times New Roman"/>
-                <w:sz w:val="26"/>
-              </w:rPr>
-              <w:t>1</w:t>
-            </w:r>
-          </w:p>
-        </w:tc>
-        <w:tc>
-          <w:tcPr>
-            <w:tcW w:type="dxa" w:w="5272"/>
-            <w:vAlign w:val="center"/>
-            <w:tcW w:w="5273" w:type="dxa"/>
-          </w:tcPr>
-          <w:p>
-            <w:pPr>
-              <w:spacing w:before="40" w:after="40" w:line="276" w:lineRule="auto"/>
-              <w:jc w:val="both"/>
-            </w:pPr>
-            <w:r>
-              <w:rPr>
-                <w:rFonts w:ascii="Times New Roman" w:hAnsi="Times New Roman"/>
-                <w:sz w:val="26"/>
-                <w:rFonts w:ascii="Times New Roman" w:hAnsi="Times New Roman" w:cs="Times New Roman"/>
-              </w:rPr>
-              <w:t>- Kể tên một số thiết bị phần cứng và phần mềm.  - Nêu vai trò và mối quan hệ phụ thuộc lẫn nhau giữa phần cứng và phần mềm.  - Nêu ví dụ thao tác sai gây ra lỗi phần cứng/phần mềm.</w:t>
+        <w:trPr>
+          <w:cantSplit/>
+        </w:trPr>
+        <w:tc>
+          <w:tcPr>
+            <w:tcW w:type="dxa" w:w="9308"/>
+            <w:gridSpan w:val="4"/>
+            <w:tcMar>
+              <w:top w:w="100" w:type="dxa"/>
+              <w:bottom w:w="100" w:type="dxa"/>
+              <w:left w:w="120" w:type="dxa"/>
+              <w:right w:w="120" w:type="dxa"/>
+            </w:tcMar>
+            <w:shd w:fill="F2F2F2"/>
+          </w:tcPr>
+          <w:p>
+            <w:pPr>
+              <w:spacing w:before="60" w:after="60" w:line="276" w:lineRule="auto"/>
+              <w:jc w:val="left"/>
+            </w:pPr>
+            <w:r>
+              <w:rPr>
+                <w:rFonts w:ascii="Times New Roman" w:hAnsi="Times New Roman"/>
+                <w:b/>
+                <w:sz w:val="26"/>
+              </w:rPr>
+              <w:t>Chủ đề 1: Máy tính và em</w:t>
             </w:r>
           </w:p>
         </w:tc>
       </w:tr>
       <w:tr>
-        <w:tc>
-          <w:tcPr>
-            <w:tcW w:type="dxa" w:w="510"/>
-            <w:vAlign w:val="center"/>
-            <w:tcW w:w="510" w:type="dxa"/>
-          </w:tcPr>
-          <w:p>
-            <w:pPr>
-              <w:jc w:val="center"/>
-            </w:pPr>
-            <w:r>
-              <w:rPr>
-                <w:rFonts w:ascii="Times New Roman" w:hAnsi="Times New Roman"/>
-                <w:sz w:val="26"/>
-              </w:rPr>
-              <w:t>2</w:t>
-            </w:r>
-          </w:p>
-        </w:tc>
-        <w:tc>
-          <w:tcPr>
-            <w:tcW w:type="dxa" w:w="2154"/>
-            <w:vAlign w:val="center"/>
-            <w:tcW w:w="2154" w:type="dxa"/>
-          </w:tcPr>
-          <w:p>
-            <w:pPr>
-              <w:spacing w:before="40" w:after="40" w:line="276" w:lineRule="auto"/>
-              <w:jc w:val="both"/>
-            </w:pPr>
-            <w:r>
-              <w:rPr>
-                <w:rFonts w:ascii="Times New Roman" w:hAnsi="Times New Roman"/>
-                <w:sz w:val="26"/>
-                <w:rFonts w:ascii="Times New Roman" w:hAnsi="Times New Roman" w:cs="Times New Roman"/>
-              </w:rPr>
-              <w:t>Bài 2: Gõ bàn phím đúng cách</w:t>
-            </w:r>
-          </w:p>
-        </w:tc>
+        <w:trPr>
+          <w:cantSplit/>
+        </w:trPr>
         <w:tc>
           <w:tcPr>
             <w:tcW w:type="dxa" w:w="624"/>
-            <w:vAlign w:val="center"/>
-            <w:tcW w:w="623" w:type="dxa"/>
-          </w:tcPr>
-          <w:p>
-            <w:pPr>
-              <w:spacing w:before="40" w:after="40" w:line="276" w:lineRule="auto"/>
-              <w:jc w:val="center"/>
-            </w:pPr>
-            <w:r>
-              <w:rPr>
-                <w:rFonts w:ascii="Times New Roman" w:hAnsi="Times New Roman"/>
-                <w:sz w:val="26"/>
-                <w:rFonts w:ascii="Times New Roman" w:hAnsi="Times New Roman" w:cs="Times New Roman"/>
+            <w:tcMar>
+              <w:top w:w="80" w:type="dxa"/>
+              <w:bottom w:w="80" w:type="dxa"/>
+              <w:left w:w="100" w:type="dxa"/>
+              <w:right w:w="100" w:type="dxa"/>
+            </w:tcMar>
+          </w:tcPr>
+          <w:p>
+            <w:pPr>
+              <w:spacing w:before="40" w:after="40" w:line="276" w:lineRule="auto"/>
+              <w:jc w:val="center"/>
+            </w:pPr>
+            <w:r>
+              <w:rPr>
+                <w:rFonts w:ascii="Times New Roman" w:hAnsi="Times New Roman"/>
+                <w:sz w:val="26"/>
               </w:rPr>
               <w:t>1</w:t>
             </w:r>
@@ -1665,102 +1553,148 @@
         </w:tc>
         <w:tc>
           <w:tcPr>
-            <w:tcW w:type="dxa" w:w="794"/>
-            <w:vAlign w:val="center"/>
-            <w:tcW w:w="793" w:type="dxa"/>
-          </w:tcPr>
-          <w:p>
-            <w:pPr>
-              <w:jc w:val="center"/>
-            </w:pPr>
-            <w:r>
-              <w:rPr>
-                <w:rFonts w:ascii="Times New Roman" w:hAnsi="Times New Roman"/>
-                <w:sz w:val="26"/>
-              </w:rPr>
-              <w:t>2</w:t>
-            </w:r>
-          </w:p>
-        </w:tc>
-        <w:tc>
-          <w:tcPr>
-            <w:tcW w:type="dxa" w:w="5272"/>
-            <w:vAlign w:val="center"/>
-            <w:tcW w:w="5273" w:type="dxa"/>
-          </w:tcPr>
-          <w:p>
-            <w:pPr>
-              <w:spacing w:before="40" w:after="40" w:line="276" w:lineRule="auto"/>
-              <w:jc w:val="both"/>
-            </w:pPr>
-            <w:r>
-              <w:rPr>
-                <w:rFonts w:ascii="Times New Roman" w:hAnsi="Times New Roman"/>
-                <w:sz w:val="26"/>
-                <w:rFonts w:ascii="Times New Roman" w:hAnsi="Times New Roman" w:cs="Times New Roman"/>
-              </w:rPr>
-              <w:t>- Giải thích lợi ích gõ bàn phím đúng cách.  - Biết vị trí đặt ngón tay gõ hàng phím số và thực hiện gõ đúng quy định.  - Gõ đúng cách đoạn văn bản ngắn.</w:t>
+            <w:tcW w:type="dxa" w:w="3175"/>
+            <w:tcMar>
+              <w:top w:w="80" w:type="dxa"/>
+              <w:bottom w:w="80" w:type="dxa"/>
+              <w:left w:w="100" w:type="dxa"/>
+              <w:right w:w="100" w:type="dxa"/>
+            </w:tcMar>
+          </w:tcPr>
+          <w:p>
+            <w:pPr>
+              <w:spacing w:before="40" w:after="40" w:line="276" w:lineRule="auto"/>
+              <w:jc w:val="left"/>
+            </w:pPr>
+            <w:r>
+              <w:rPr>
+                <w:rFonts w:ascii="Times New Roman" w:hAnsi="Times New Roman"/>
+                <w:sz w:val="26"/>
+              </w:rPr>
+              <w:t>Bài 1: Phần cứng và phần mềm máy tính (Tiết 1)</w:t>
+            </w:r>
+          </w:p>
+        </w:tc>
+        <w:tc>
+          <w:tcPr>
+            <w:tcW w:type="dxa" w:w="907"/>
+            <w:tcMar>
+              <w:top w:w="80" w:type="dxa"/>
+              <w:bottom w:w="80" w:type="dxa"/>
+              <w:left w:w="100" w:type="dxa"/>
+              <w:right w:w="100" w:type="dxa"/>
+            </w:tcMar>
+          </w:tcPr>
+          <w:p>
+            <w:pPr>
+              <w:spacing w:before="40" w:after="40" w:line="276" w:lineRule="auto"/>
+              <w:jc w:val="center"/>
+            </w:pPr>
+            <w:r>
+              <w:rPr>
+                <w:rFonts w:ascii="Times New Roman" w:hAnsi="Times New Roman"/>
+                <w:sz w:val="26"/>
+              </w:rPr>
+              <w:t>1</w:t>
+            </w:r>
+          </w:p>
+        </w:tc>
+        <w:tc>
+          <w:tcPr>
+            <w:tcW w:type="dxa" w:w="4649"/>
+            <w:tcMar>
+              <w:top w:w="80" w:type="dxa"/>
+              <w:bottom w:w="80" w:type="dxa"/>
+              <w:left w:w="100" w:type="dxa"/>
+              <w:right w:w="100" w:type="dxa"/>
+            </w:tcMar>
+          </w:tcPr>
+          <w:p>
+            <w:pPr>
+              <w:spacing w:before="40" w:after="40" w:line="276" w:lineRule="auto"/>
+              <w:jc w:val="left"/>
+            </w:pPr>
+            <w:r>
+              <w:rPr>
+                <w:rFonts w:ascii="Times New Roman" w:hAnsi="Times New Roman"/>
+                <w:sz w:val="26"/>
+              </w:rPr>
+              <w:t>Kể tên và nhận biết được các thiết bị phần cứng thông dụng (bàn phím, chuột, màn hình, thân máy, loa); hiểu khái niệm phần mềm.</w:t>
             </w:r>
           </w:p>
         </w:tc>
       </w:tr>
       <w:tr>
-        <w:tc>
-          <w:tcPr>
-            <w:tcW w:type="dxa" w:w="510"/>
-            <w:vAlign w:val="center"/>
-            <w:tcW w:w="510" w:type="dxa"/>
-          </w:tcPr>
-          <w:p>
-            <w:pPr>
-              <w:jc w:val="center"/>
-            </w:pPr>
-            <w:r>
-              <w:rPr>
-                <w:rFonts w:ascii="Times New Roman" w:hAnsi="Times New Roman"/>
-                <w:sz w:val="26"/>
-              </w:rPr>
-              <w:t>3</w:t>
-            </w:r>
-          </w:p>
-        </w:tc>
-        <w:tc>
-          <w:tcPr>
-            <w:tcW w:type="dxa" w:w="2154"/>
-            <w:vAlign w:val="center"/>
-            <w:tcW w:w="2154" w:type="dxa"/>
-          </w:tcPr>
-          <w:p>
-            <w:pPr>
-              <w:spacing w:before="40" w:after="40" w:line="276" w:lineRule="auto"/>
-              <w:jc w:val="both"/>
-            </w:pPr>
-            <w:r>
-              <w:rPr>
-                <w:rFonts w:ascii="Times New Roman" w:hAnsi="Times New Roman"/>
-                <w:sz w:val="26"/>
-                <w:rFonts w:ascii="Times New Roman" w:hAnsi="Times New Roman" w:cs="Times New Roman"/>
-              </w:rPr>
-              <w:t>Bài 3: Thông tin trên trang Web</w:t>
-            </w:r>
-          </w:p>
-        </w:tc>
+        <w:trPr>
+          <w:cantSplit/>
+        </w:trPr>
         <w:tc>
           <w:tcPr>
             <w:tcW w:type="dxa" w:w="624"/>
-            <w:vAlign w:val="center"/>
-            <w:tcW w:w="623" w:type="dxa"/>
-          </w:tcPr>
-          <w:p>
-            <w:pPr>
-              <w:spacing w:before="40" w:after="40" w:line="276" w:lineRule="auto"/>
-              <w:jc w:val="center"/>
-            </w:pPr>
-            <w:r>
-              <w:rPr>
-                <w:rFonts w:ascii="Times New Roman" w:hAnsi="Times New Roman"/>
-                <w:sz w:val="26"/>
-                <w:rFonts w:ascii="Times New Roman" w:hAnsi="Times New Roman" w:cs="Times New Roman"/>
+            <w:tcMar>
+              <w:top w:w="80" w:type="dxa"/>
+              <w:bottom w:w="80" w:type="dxa"/>
+              <w:left w:w="100" w:type="dxa"/>
+              <w:right w:w="100" w:type="dxa"/>
+            </w:tcMar>
+          </w:tcPr>
+          <w:p>
+            <w:pPr>
+              <w:spacing w:before="40" w:after="40" w:line="276" w:lineRule="auto"/>
+              <w:jc w:val="center"/>
+            </w:pPr>
+            <w:r>
+              <w:rPr>
+                <w:rFonts w:ascii="Times New Roman" w:hAnsi="Times New Roman"/>
+                <w:sz w:val="26"/>
+              </w:rPr>
+              <w:t>2</w:t>
+            </w:r>
+          </w:p>
+        </w:tc>
+        <w:tc>
+          <w:tcPr>
+            <w:tcW w:type="dxa" w:w="3175"/>
+            <w:tcMar>
+              <w:top w:w="80" w:type="dxa"/>
+              <w:bottom w:w="80" w:type="dxa"/>
+              <w:left w:w="100" w:type="dxa"/>
+              <w:right w:w="100" w:type="dxa"/>
+            </w:tcMar>
+          </w:tcPr>
+          <w:p>
+            <w:pPr>
+              <w:spacing w:before="40" w:after="40" w:line="276" w:lineRule="auto"/>
+              <w:jc w:val="left"/>
+            </w:pPr>
+            <w:r>
+              <w:rPr>
+                <w:rFonts w:ascii="Times New Roman" w:hAnsi="Times New Roman"/>
+                <w:sz w:val="26"/>
+              </w:rPr>
+              <w:t>Bài 1: Phần cứng và phần mềm máy tính (Tiết 2)</w:t>
+            </w:r>
+          </w:p>
+        </w:tc>
+        <w:tc>
+          <w:tcPr>
+            <w:tcW w:type="dxa" w:w="907"/>
+            <w:tcMar>
+              <w:top w:w="80" w:type="dxa"/>
+              <w:bottom w:w="80" w:type="dxa"/>
+              <w:left w:w="100" w:type="dxa"/>
+              <w:right w:w="100" w:type="dxa"/>
+            </w:tcMar>
+          </w:tcPr>
+          <w:p>
+            <w:pPr>
+              <w:spacing w:before="40" w:after="40" w:line="276" w:lineRule="auto"/>
+              <w:jc w:val="center"/>
+            </w:pPr>
+            <w:r>
+              <w:rPr>
+                <w:rFonts w:ascii="Times New Roman" w:hAnsi="Times New Roman"/>
+                <w:sz w:val="26"/>
               </w:rPr>
               <w:t>1</w:t>
             </w:r>
@@ -1768,102 +1702,100 @@
         </w:tc>
         <w:tc>
           <w:tcPr>
-            <w:tcW w:type="dxa" w:w="794"/>
-            <w:vAlign w:val="center"/>
-            <w:tcW w:w="793" w:type="dxa"/>
-          </w:tcPr>
-          <w:p>
-            <w:pPr>
-              <w:jc w:val="center"/>
-            </w:pPr>
-            <w:r>
-              <w:rPr>
-                <w:rFonts w:ascii="Times New Roman" w:hAnsi="Times New Roman"/>
-                <w:sz w:val="26"/>
-              </w:rPr>
-              <w:t>3</w:t>
-            </w:r>
-          </w:p>
-        </w:tc>
-        <w:tc>
-          <w:tcPr>
-            <w:tcW w:type="dxa" w:w="5272"/>
-            <w:vAlign w:val="center"/>
-            <w:tcW w:w="5273" w:type="dxa"/>
-          </w:tcPr>
-          <w:p>
-            <w:pPr>
-              <w:spacing w:before="40" w:after="40" w:line="276" w:lineRule="auto"/>
-              <w:jc w:val="both"/>
-            </w:pPr>
-            <w:r>
-              <w:rPr>
-                <w:rFonts w:ascii="Times New Roman" w:hAnsi="Times New Roman"/>
-                <w:sz w:val="26"/>
-                <w:rFonts w:ascii="Times New Roman" w:hAnsi="Times New Roman" w:cs="Times New Roman"/>
-              </w:rPr>
-              <w:t>- Phân biệt các loại thông tin chính trên trang web (văn bản, hình ảnh, âm thanh, video, siêu liên kết).  - Giải thích tác hại khi cố tình truy cập trang web không phù hợp lứa tuổi.</w:t>
+            <w:tcW w:type="dxa" w:w="4649"/>
+            <w:tcMar>
+              <w:top w:w="80" w:type="dxa"/>
+              <w:bottom w:w="80" w:type="dxa"/>
+              <w:left w:w="100" w:type="dxa"/>
+              <w:right w:w="100" w:type="dxa"/>
+            </w:tcMar>
+          </w:tcPr>
+          <w:p>
+            <w:pPr>
+              <w:spacing w:before="40" w:after="40" w:line="276" w:lineRule="auto"/>
+              <w:jc w:val="left"/>
+            </w:pPr>
+            <w:r>
+              <w:rPr>
+                <w:rFonts w:ascii="Times New Roman" w:hAnsi="Times New Roman"/>
+                <w:sz w:val="26"/>
+              </w:rPr>
+              <w:t>Phân biệt phần cứng và phần mềm qua các ví dụ thực tế; rèn kỹ năng bảo quản phần cứng và sử dụng phần mềm đúng cách.</w:t>
             </w:r>
           </w:p>
         </w:tc>
       </w:tr>
       <w:tr>
-        <w:tc>
-          <w:tcPr>
-            <w:tcW w:type="dxa" w:w="510"/>
-            <w:vAlign w:val="center"/>
-            <w:tcW w:w="510" w:type="dxa"/>
-          </w:tcPr>
-          <w:p>
-            <w:pPr>
-              <w:jc w:val="center"/>
-            </w:pPr>
-            <w:r>
-              <w:rPr>
-                <w:rFonts w:ascii="Times New Roman" w:hAnsi="Times New Roman"/>
-                <w:sz w:val="26"/>
-              </w:rPr>
-              <w:t>4</w:t>
-            </w:r>
-          </w:p>
-        </w:tc>
-        <w:tc>
-          <w:tcPr>
-            <w:tcW w:type="dxa" w:w="2154"/>
-            <w:vAlign w:val="center"/>
-            <w:tcW w:w="2154" w:type="dxa"/>
-          </w:tcPr>
-          <w:p>
-            <w:pPr>
-              <w:spacing w:before="40" w:after="40" w:line="276" w:lineRule="auto"/>
-              <w:jc w:val="both"/>
-            </w:pPr>
-            <w:r>
-              <w:rPr>
-                <w:rFonts w:ascii="Times New Roman" w:hAnsi="Times New Roman"/>
-                <w:sz w:val="26"/>
-                <w:rFonts w:ascii="Times New Roman" w:hAnsi="Times New Roman" w:cs="Times New Roman"/>
-              </w:rPr>
-              <w:t>Bài 4: Tìm kiếm thông tin trên Internet</w:t>
-            </w:r>
-          </w:p>
-        </w:tc>
+        <w:trPr>
+          <w:cantSplit/>
+        </w:trPr>
         <w:tc>
           <w:tcPr>
             <w:tcW w:type="dxa" w:w="624"/>
-            <w:vAlign w:val="center"/>
-            <w:tcW w:w="623" w:type="dxa"/>
-          </w:tcPr>
-          <w:p>
-            <w:pPr>
-              <w:spacing w:before="40" w:after="40" w:line="276" w:lineRule="auto"/>
-              <w:jc w:val="center"/>
-            </w:pPr>
-            <w:r>
-              <w:rPr>
-                <w:rFonts w:ascii="Times New Roman" w:hAnsi="Times New Roman"/>
-                <w:sz w:val="26"/>
-                <w:rFonts w:ascii="Times New Roman" w:hAnsi="Times New Roman" w:cs="Times New Roman"/>
+            <w:tcMar>
+              <w:top w:w="80" w:type="dxa"/>
+              <w:bottom w:w="80" w:type="dxa"/>
+              <w:left w:w="100" w:type="dxa"/>
+              <w:right w:w="100" w:type="dxa"/>
+            </w:tcMar>
+          </w:tcPr>
+          <w:p>
+            <w:pPr>
+              <w:spacing w:before="40" w:after="40" w:line="276" w:lineRule="auto"/>
+              <w:jc w:val="center"/>
+            </w:pPr>
+            <w:r>
+              <w:rPr>
+                <w:rFonts w:ascii="Times New Roman" w:hAnsi="Times New Roman"/>
+                <w:sz w:val="26"/>
+              </w:rPr>
+              <w:t>3</w:t>
+            </w:r>
+          </w:p>
+        </w:tc>
+        <w:tc>
+          <w:tcPr>
+            <w:tcW w:type="dxa" w:w="3175"/>
+            <w:tcMar>
+              <w:top w:w="80" w:type="dxa"/>
+              <w:bottom w:w="80" w:type="dxa"/>
+              <w:left w:w="100" w:type="dxa"/>
+              <w:right w:w="100" w:type="dxa"/>
+            </w:tcMar>
+          </w:tcPr>
+          <w:p>
+            <w:pPr>
+              <w:spacing w:before="40" w:after="40" w:line="276" w:lineRule="auto"/>
+              <w:jc w:val="left"/>
+            </w:pPr>
+            <w:r>
+              <w:rPr>
+                <w:rFonts w:ascii="Times New Roman" w:hAnsi="Times New Roman"/>
+                <w:sz w:val="26"/>
+              </w:rPr>
+              <w:t>Bài 2: Gõ bàn phím đúng cách (Tiết 1)</w:t>
+            </w:r>
+          </w:p>
+        </w:tc>
+        <w:tc>
+          <w:tcPr>
+            <w:tcW w:type="dxa" w:w="907"/>
+            <w:tcMar>
+              <w:top w:w="80" w:type="dxa"/>
+              <w:bottom w:w="80" w:type="dxa"/>
+              <w:left w:w="100" w:type="dxa"/>
+              <w:right w:w="100" w:type="dxa"/>
+            </w:tcMar>
+          </w:tcPr>
+          <w:p>
+            <w:pPr>
+              <w:spacing w:before="40" w:after="40" w:line="276" w:lineRule="auto"/>
+              <w:jc w:val="center"/>
+            </w:pPr>
+            <w:r>
+              <w:rPr>
+                <w:rFonts w:ascii="Times New Roman" w:hAnsi="Times New Roman"/>
+                <w:sz w:val="26"/>
               </w:rPr>
               <w:t>1</w:t>
             </w:r>
@@ -1871,102 +1803,100 @@
         </w:tc>
         <w:tc>
           <w:tcPr>
-            <w:tcW w:type="dxa" w:w="794"/>
-            <w:vAlign w:val="center"/>
-            <w:tcW w:w="793" w:type="dxa"/>
-          </w:tcPr>
-          <w:p>
-            <w:pPr>
-              <w:jc w:val="center"/>
-            </w:pPr>
-            <w:r>
-              <w:rPr>
-                <w:rFonts w:ascii="Times New Roman" w:hAnsi="Times New Roman"/>
-                <w:sz w:val="26"/>
-              </w:rPr>
-              <w:t>4</w:t>
-            </w:r>
-          </w:p>
-        </w:tc>
-        <w:tc>
-          <w:tcPr>
-            <w:tcW w:type="dxa" w:w="5272"/>
-            <w:vAlign w:val="center"/>
-            <w:tcW w:w="5273" w:type="dxa"/>
-          </w:tcPr>
-          <w:p>
-            <w:pPr>
-              <w:spacing w:before="40" w:after="40" w:line="276" w:lineRule="auto"/>
-              <w:jc w:val="both"/>
-            </w:pPr>
-            <w:r>
-              <w:rPr>
-                <w:rFonts w:ascii="Times New Roman" w:hAnsi="Times New Roman"/>
-                <w:sz w:val="26"/>
-                <w:rFonts w:ascii="Times New Roman" w:hAnsi="Times New Roman" w:cs="Times New Roman"/>
-              </w:rPr>
-              <w:t>- Xác định chủ đề (từ khóa) của thông tin cần tìm.  - Sử dụng máy tìm kiếm để tìm thông tin theo từ khóa.</w:t>
+            <w:tcW w:type="dxa" w:w="4649"/>
+            <w:tcMar>
+              <w:top w:w="80" w:type="dxa"/>
+              <w:bottom w:w="80" w:type="dxa"/>
+              <w:left w:w="100" w:type="dxa"/>
+              <w:right w:w="100" w:type="dxa"/>
+            </w:tcMar>
+          </w:tcPr>
+          <w:p>
+            <w:pPr>
+              <w:spacing w:before="40" w:after="40" w:line="276" w:lineRule="auto"/>
+              <w:jc w:val="left"/>
+            </w:pPr>
+            <w:r>
+              <w:rPr>
+                <w:rFonts w:ascii="Times New Roman" w:hAnsi="Times New Roman"/>
+                <w:sz w:val="26"/>
+              </w:rPr>
+              <w:t>Giải thích được lợi ích của việc gõ bàn phím đúng cách (10 ngón); nắm vững quy tắc phân công ngón tay phụ trách các hàng phím.</w:t>
             </w:r>
           </w:p>
         </w:tc>
       </w:tr>
       <w:tr>
-        <w:tc>
-          <w:tcPr>
-            <w:tcW w:type="dxa" w:w="510"/>
-            <w:vAlign w:val="center"/>
-            <w:tcW w:w="510" w:type="dxa"/>
-          </w:tcPr>
-          <w:p>
-            <w:pPr>
-              <w:jc w:val="center"/>
-            </w:pPr>
-            <w:r>
-              <w:rPr>
-                <w:rFonts w:ascii="Times New Roman" w:hAnsi="Times New Roman"/>
-                <w:sz w:val="26"/>
-              </w:rPr>
-              <w:t>5</w:t>
-            </w:r>
-          </w:p>
-        </w:tc>
-        <w:tc>
-          <w:tcPr>
-            <w:tcW w:type="dxa" w:w="2154"/>
-            <w:vAlign w:val="center"/>
-            <w:tcW w:w="2154" w:type="dxa"/>
-          </w:tcPr>
-          <w:p>
-            <w:pPr>
-              <w:spacing w:before="40" w:after="40" w:line="276" w:lineRule="auto"/>
-              <w:jc w:val="both"/>
-            </w:pPr>
-            <w:r>
-              <w:rPr>
-                <w:rFonts w:ascii="Times New Roman" w:hAnsi="Times New Roman"/>
-                <w:sz w:val="26"/>
-                <w:rFonts w:ascii="Times New Roman" w:hAnsi="Times New Roman" w:cs="Times New Roman"/>
-              </w:rPr>
-              <w:t>Ôn tập Đánh giá định kỳ 1</w:t>
-            </w:r>
-          </w:p>
-        </w:tc>
+        <w:trPr>
+          <w:cantSplit/>
+        </w:trPr>
         <w:tc>
           <w:tcPr>
             <w:tcW w:type="dxa" w:w="624"/>
-            <w:vAlign w:val="center"/>
-            <w:tcW w:w="623" w:type="dxa"/>
-          </w:tcPr>
-          <w:p>
-            <w:pPr>
-              <w:spacing w:before="40" w:after="40" w:line="276" w:lineRule="auto"/>
-              <w:jc w:val="center"/>
-            </w:pPr>
-            <w:r>
-              <w:rPr>
-                <w:rFonts w:ascii="Times New Roman" w:hAnsi="Times New Roman"/>
-                <w:sz w:val="26"/>
-                <w:rFonts w:ascii="Times New Roman" w:hAnsi="Times New Roman" w:cs="Times New Roman"/>
+            <w:tcMar>
+              <w:top w:w="80" w:type="dxa"/>
+              <w:bottom w:w="80" w:type="dxa"/>
+              <w:left w:w="100" w:type="dxa"/>
+              <w:right w:w="100" w:type="dxa"/>
+            </w:tcMar>
+          </w:tcPr>
+          <w:p>
+            <w:pPr>
+              <w:spacing w:before="40" w:after="40" w:line="276" w:lineRule="auto"/>
+              <w:jc w:val="center"/>
+            </w:pPr>
+            <w:r>
+              <w:rPr>
+                <w:rFonts w:ascii="Times New Roman" w:hAnsi="Times New Roman"/>
+                <w:sz w:val="26"/>
+              </w:rPr>
+              <w:t>4</w:t>
+            </w:r>
+          </w:p>
+        </w:tc>
+        <w:tc>
+          <w:tcPr>
+            <w:tcW w:type="dxa" w:w="3175"/>
+            <w:tcMar>
+              <w:top w:w="80" w:type="dxa"/>
+              <w:bottom w:w="80" w:type="dxa"/>
+              <w:left w:w="100" w:type="dxa"/>
+              <w:right w:w="100" w:type="dxa"/>
+            </w:tcMar>
+          </w:tcPr>
+          <w:p>
+            <w:pPr>
+              <w:spacing w:before="40" w:after="40" w:line="276" w:lineRule="auto"/>
+              <w:jc w:val="left"/>
+            </w:pPr>
+            <w:r>
+              <w:rPr>
+                <w:rFonts w:ascii="Times New Roman" w:hAnsi="Times New Roman"/>
+                <w:sz w:val="26"/>
+              </w:rPr>
+              <w:t>Bài 2: Gõ bàn phím đúng cách (Tiết 2)</w:t>
+            </w:r>
+          </w:p>
+        </w:tc>
+        <w:tc>
+          <w:tcPr>
+            <w:tcW w:type="dxa" w:w="907"/>
+            <w:tcMar>
+              <w:top w:w="80" w:type="dxa"/>
+              <w:bottom w:w="80" w:type="dxa"/>
+              <w:left w:w="100" w:type="dxa"/>
+              <w:right w:w="100" w:type="dxa"/>
+            </w:tcMar>
+          </w:tcPr>
+          <w:p>
+            <w:pPr>
+              <w:spacing w:before="40" w:after="40" w:line="276" w:lineRule="auto"/>
+              <w:jc w:val="center"/>
+            </w:pPr>
+            <w:r>
+              <w:rPr>
+                <w:rFonts w:ascii="Times New Roman" w:hAnsi="Times New Roman"/>
+                <w:sz w:val="26"/>
               </w:rPr>
               <w:t>1</w:t>
             </w:r>
@@ -1974,205 +1904,132 @@
         </w:tc>
         <w:tc>
           <w:tcPr>
-            <w:tcW w:type="dxa" w:w="794"/>
-            <w:vAlign w:val="center"/>
-            <w:tcW w:w="793" w:type="dxa"/>
-          </w:tcPr>
-          <w:p>
-            <w:pPr>
-              <w:jc w:val="center"/>
-            </w:pPr>
-            <w:r>
-              <w:rPr>
-                <w:rFonts w:ascii="Times New Roman" w:hAnsi="Times New Roman"/>
-                <w:sz w:val="26"/>
-              </w:rPr>
-              <w:t>5</w:t>
-            </w:r>
-          </w:p>
-        </w:tc>
-        <w:tc>
-          <w:tcPr>
-            <w:tcW w:type="dxa" w:w="5272"/>
-            <w:vAlign w:val="center"/>
-            <w:tcW w:w="5273" w:type="dxa"/>
-          </w:tcPr>
-          <w:p>
-            <w:pPr>
-              <w:spacing w:before="40" w:after="40" w:line="276" w:lineRule="auto"/>
-              <w:jc w:val="both"/>
-            </w:pPr>
-            <w:r>
-              <w:rPr>
-                <w:rFonts w:ascii="Times New Roman" w:hAnsi="Times New Roman"/>
-                <w:sz w:val="26"/>
-                <w:rFonts w:ascii="Times New Roman" w:hAnsi="Times New Roman" w:cs="Times New Roman"/>
-              </w:rPr>
-              <w:t>Hệ thống hóa kiến thức chuẩn bị Đánh giá định kỳ 1.</w:t>
+            <w:tcW w:type="dxa" w:w="4649"/>
+            <w:tcMar>
+              <w:top w:w="80" w:type="dxa"/>
+              <w:bottom w:w="80" w:type="dxa"/>
+              <w:left w:w="100" w:type="dxa"/>
+              <w:right w:w="100" w:type="dxa"/>
+            </w:tcMar>
+          </w:tcPr>
+          <w:p>
+            <w:pPr>
+              <w:spacing w:before="40" w:after="40" w:line="276" w:lineRule="auto"/>
+              <w:jc w:val="left"/>
+            </w:pPr>
+            <w:r>
+              <w:rPr>
+                <w:rFonts w:ascii="Times New Roman" w:hAnsi="Times New Roman"/>
+                <w:sz w:val="26"/>
+              </w:rPr>
+              <w:t>Thực hành luyện gõ phím đúng ngón trên phần mềm luyện gõ bàn phím; rèn luyện tính kiên trì, nâng cao tốc độ và độ chính xác.</w:t>
             </w:r>
           </w:p>
         </w:tc>
       </w:tr>
       <w:tr>
-        <w:tc>
-          <w:tcPr>
-            <w:tcW w:type="dxa" w:w="510"/>
-            <w:vAlign w:val="center"/>
-            <w:tcW w:w="510" w:type="dxa"/>
-          </w:tcPr>
-          <w:p>
-            <w:pPr>
-              <w:jc w:val="center"/>
-            </w:pPr>
-            <w:r>
-              <w:rPr>
-                <w:rFonts w:ascii="Times New Roman" w:hAnsi="Times New Roman"/>
-                <w:sz w:val="26"/>
-              </w:rPr>
-              <w:t>6</w:t>
-            </w:r>
-          </w:p>
-        </w:tc>
-        <w:tc>
-          <w:tcPr>
-            <w:tcW w:type="dxa" w:w="2154"/>
-            <w:vAlign w:val="center"/>
-            <w:tcW w:w="2154" w:type="dxa"/>
-          </w:tcPr>
-          <w:p>
-            <w:pPr>
-              <w:spacing w:before="40" w:after="40" w:line="276" w:lineRule="auto"/>
-              <w:jc w:val="both"/>
-            </w:pPr>
-            <w:r>
-              <w:rPr>
-                <w:rFonts w:ascii="Times New Roman" w:hAnsi="Times New Roman"/>
-                <w:sz w:val="26"/>
-                <w:rFonts w:ascii="Times New Roman" w:hAnsi="Times New Roman" w:cs="Times New Roman"/>
-              </w:rPr>
-              <w:t>Đánh giá định kỳ 1</w:t>
-            </w:r>
-          </w:p>
-        </w:tc>
-        <w:tc>
-          <w:tcPr>
-            <w:tcW w:type="dxa" w:w="624"/>
-            <w:vAlign w:val="center"/>
-            <w:tcW w:w="623" w:type="dxa"/>
-          </w:tcPr>
-          <w:p>
-            <w:pPr>
-              <w:spacing w:before="40" w:after="40" w:line="276" w:lineRule="auto"/>
-              <w:jc w:val="center"/>
-            </w:pPr>
-            <w:r>
-              <w:rPr>
-                <w:rFonts w:ascii="Times New Roman" w:hAnsi="Times New Roman"/>
-                <w:sz w:val="26"/>
-                <w:rFonts w:ascii="Times New Roman" w:hAnsi="Times New Roman" w:cs="Times New Roman"/>
-              </w:rPr>
-              <w:t>1</w:t>
-            </w:r>
-          </w:p>
-        </w:tc>
-        <w:tc>
-          <w:tcPr>
-            <w:tcW w:type="dxa" w:w="794"/>
-            <w:vAlign w:val="center"/>
-            <w:tcW w:w="793" w:type="dxa"/>
-          </w:tcPr>
-          <w:p>
-            <w:pPr>
-              <w:jc w:val="center"/>
-            </w:pPr>
-            <w:r>
-              <w:rPr>
-                <w:rFonts w:ascii="Times New Roman" w:hAnsi="Times New Roman"/>
-                <w:sz w:val="26"/>
-              </w:rPr>
-              <w:t>6</w:t>
-            </w:r>
-          </w:p>
-        </w:tc>
-        <w:tc>
-          <w:tcPr>
-            <w:tcW w:type="dxa" w:w="5272"/>
-            <w:vAlign w:val="center"/>
-            <w:tcW w:w="5273" w:type="dxa"/>
-          </w:tcPr>
-          <w:p>
-            <w:pPr>
-              <w:spacing w:before="40" w:after="40" w:line="276" w:lineRule="auto"/>
-              <w:jc w:val="both"/>
-            </w:pPr>
-            <w:r>
-              <w:rPr>
-                <w:rFonts w:ascii="Times New Roman" w:hAnsi="Times New Roman"/>
-                <w:sz w:val="26"/>
-                <w:rFonts w:ascii="Times New Roman" w:hAnsi="Times New Roman" w:cs="Times New Roman"/>
-              </w:rPr>
-              <w:t>Kiểm tra đánh giá kết quả học tập.</w:t>
+        <w:trPr>
+          <w:cantSplit/>
+        </w:trPr>
+        <w:tc>
+          <w:tcPr>
+            <w:tcW w:type="dxa" w:w="9308"/>
+            <w:gridSpan w:val="4"/>
+            <w:tcMar>
+              <w:top w:w="100" w:type="dxa"/>
+              <w:bottom w:w="100" w:type="dxa"/>
+              <w:left w:w="120" w:type="dxa"/>
+              <w:right w:w="120" w:type="dxa"/>
+            </w:tcMar>
+            <w:shd w:fill="F2F2F2"/>
+          </w:tcPr>
+          <w:p>
+            <w:pPr>
+              <w:spacing w:before="60" w:after="60" w:line="276" w:lineRule="auto"/>
+              <w:jc w:val="left"/>
+            </w:pPr>
+            <w:r>
+              <w:rPr>
+                <w:rFonts w:ascii="Times New Roman" w:hAnsi="Times New Roman"/>
+                <w:b/>
+                <w:sz w:val="26"/>
+              </w:rPr>
+              <w:t>Chủ đề 2: Mạng máy tính và Internet</w:t>
             </w:r>
           </w:p>
         </w:tc>
       </w:tr>
       <w:tr>
-        <w:tc>
-          <w:tcPr>
-            <w:tcW w:type="dxa" w:w="510"/>
-            <w:vAlign w:val="center"/>
-            <w:tcW w:w="510" w:type="dxa"/>
-          </w:tcPr>
-          <w:p>
-            <w:pPr>
-              <w:jc w:val="center"/>
-            </w:pPr>
-            <w:r>
-              <w:rPr>
-                <w:rFonts w:ascii="Times New Roman" w:hAnsi="Times New Roman"/>
-                <w:sz w:val="26"/>
-              </w:rPr>
-              <w:t>7</w:t>
-            </w:r>
-          </w:p>
-        </w:tc>
-        <w:tc>
-          <w:tcPr>
-            <w:tcW w:type="dxa" w:w="2154"/>
-            <w:vAlign w:val="center"/>
-            <w:tcW w:w="2154" w:type="dxa"/>
-          </w:tcPr>
-          <w:p>
-            <w:pPr>
-              <w:spacing w:before="40" w:after="40" w:line="276" w:lineRule="auto"/>
-              <w:jc w:val="both"/>
-            </w:pPr>
-            <w:r>
-              <w:rPr>
-                <w:rFonts w:ascii="Times New Roman" w:hAnsi="Times New Roman"/>
-                <w:sz w:val="26"/>
-                <w:rFonts w:ascii="Times New Roman" w:hAnsi="Times New Roman" w:cs="Times New Roman"/>
-              </w:rPr>
-              <w:t>Bài 5: Cây thư mục</w:t>
-            </w:r>
-          </w:p>
-        </w:tc>
+        <w:trPr>
+          <w:cantSplit/>
+        </w:trPr>
         <w:tc>
           <w:tcPr>
             <w:tcW w:type="dxa" w:w="624"/>
-            <w:vAlign w:val="center"/>
-            <w:tcW w:w="623" w:type="dxa"/>
-          </w:tcPr>
-          <w:p>
-            <w:pPr>
-              <w:spacing w:before="40" w:after="40" w:line="276" w:lineRule="auto"/>
-              <w:jc w:val="center"/>
-            </w:pPr>
-            <w:r>
-              <w:rPr>
-                <w:rFonts w:ascii="Times New Roman" w:hAnsi="Times New Roman"/>
-                <w:sz w:val="26"/>
-                <w:rFonts w:ascii="Times New Roman" w:hAnsi="Times New Roman" w:cs="Times New Roman"/>
+            <w:tcMar>
+              <w:top w:w="80" w:type="dxa"/>
+              <w:bottom w:w="80" w:type="dxa"/>
+              <w:left w:w="100" w:type="dxa"/>
+              <w:right w:w="100" w:type="dxa"/>
+            </w:tcMar>
+          </w:tcPr>
+          <w:p>
+            <w:pPr>
+              <w:spacing w:before="40" w:after="40" w:line="276" w:lineRule="auto"/>
+              <w:jc w:val="center"/>
+            </w:pPr>
+            <w:r>
+              <w:rPr>
+                <w:rFonts w:ascii="Times New Roman" w:hAnsi="Times New Roman"/>
+                <w:sz w:val="26"/>
+              </w:rPr>
+              <w:t>5</w:t>
+            </w:r>
+          </w:p>
+        </w:tc>
+        <w:tc>
+          <w:tcPr>
+            <w:tcW w:type="dxa" w:w="3175"/>
+            <w:tcMar>
+              <w:top w:w="80" w:type="dxa"/>
+              <w:bottom w:w="80" w:type="dxa"/>
+              <w:left w:w="100" w:type="dxa"/>
+              <w:right w:w="100" w:type="dxa"/>
+            </w:tcMar>
+          </w:tcPr>
+          <w:p>
+            <w:pPr>
+              <w:spacing w:before="40" w:after="40" w:line="276" w:lineRule="auto"/>
+              <w:jc w:val="left"/>
+            </w:pPr>
+            <w:r>
+              <w:rPr>
+                <w:rFonts w:ascii="Times New Roman" w:hAnsi="Times New Roman"/>
+                <w:sz w:val="26"/>
+              </w:rPr>
+              <w:t>Bài 3: Thông tin trên trang Web (Tiết 1)</w:t>
+            </w:r>
+          </w:p>
+        </w:tc>
+        <w:tc>
+          <w:tcPr>
+            <w:tcW w:type="dxa" w:w="907"/>
+            <w:tcMar>
+              <w:top w:w="80" w:type="dxa"/>
+              <w:bottom w:w="80" w:type="dxa"/>
+              <w:left w:w="100" w:type="dxa"/>
+              <w:right w:w="100" w:type="dxa"/>
+            </w:tcMar>
+          </w:tcPr>
+          <w:p>
+            <w:pPr>
+              <w:spacing w:before="40" w:after="40" w:line="276" w:lineRule="auto"/>
+              <w:jc w:val="center"/>
+            </w:pPr>
+            <w:r>
+              <w:rPr>
+                <w:rFonts w:ascii="Times New Roman" w:hAnsi="Times New Roman"/>
+                <w:sz w:val="26"/>
               </w:rPr>
               <w:t>1</w:t>
             </w:r>
@@ -2180,102 +2037,100 @@
         </w:tc>
         <w:tc>
           <w:tcPr>
-            <w:tcW w:type="dxa" w:w="794"/>
-            <w:vAlign w:val="center"/>
-            <w:tcW w:w="793" w:type="dxa"/>
-          </w:tcPr>
-          <w:p>
-            <w:pPr>
-              <w:jc w:val="center"/>
-            </w:pPr>
-            <w:r>
-              <w:rPr>
-                <w:rFonts w:ascii="Times New Roman" w:hAnsi="Times New Roman"/>
-                <w:sz w:val="26"/>
-              </w:rPr>
-              <w:t>7</w:t>
-            </w:r>
-          </w:p>
-        </w:tc>
-        <w:tc>
-          <w:tcPr>
-            <w:tcW w:type="dxa" w:w="5272"/>
-            <w:vAlign w:val="center"/>
-            <w:tcW w:w="5273" w:type="dxa"/>
-          </w:tcPr>
-          <w:p>
-            <w:pPr>
-              <w:spacing w:before="40" w:after="40" w:line="276" w:lineRule="auto"/>
-              <w:jc w:val="both"/>
-            </w:pPr>
-            <w:r>
-              <w:rPr>
-                <w:rFonts w:ascii="Times New Roman" w:hAnsi="Times New Roman"/>
-                <w:sz w:val="26"/>
-                <w:rFonts w:ascii="Times New Roman" w:hAnsi="Times New Roman" w:cs="Times New Roman"/>
-              </w:rPr>
-              <w:t>- Thực hiện thao tác cơ bản với thư mục/tệp: tạo, xóa, di chuyển, sao chép, đổi tên.  - Nêu tác hại khi thao tác nhầm với tệp và thư mục.</w:t>
+            <w:tcW w:type="dxa" w:w="4649"/>
+            <w:tcMar>
+              <w:top w:w="80" w:type="dxa"/>
+              <w:bottom w:w="80" w:type="dxa"/>
+              <w:left w:w="100" w:type="dxa"/>
+              <w:right w:w="100" w:type="dxa"/>
+            </w:tcMar>
+          </w:tcPr>
+          <w:p>
+            <w:pPr>
+              <w:spacing w:before="40" w:after="40" w:line="276" w:lineRule="auto"/>
+              <w:jc w:val="left"/>
+            </w:pPr>
+            <w:r>
+              <w:rPr>
+                <w:rFonts w:ascii="Times New Roman" w:hAnsi="Times New Roman"/>
+                <w:sz w:val="26"/>
+              </w:rPr>
+              <w:t>Phân biệt các dạng thông tin chính trên trang web (văn bản, hình ảnh, âm thanh, video); nhận biết siêu văn bản và liên kết.</w:t>
             </w:r>
           </w:p>
         </w:tc>
       </w:tr>
       <w:tr>
-        <w:tc>
-          <w:tcPr>
-            <w:tcW w:type="dxa" w:w="510"/>
-            <w:vAlign w:val="center"/>
-            <w:tcW w:w="510" w:type="dxa"/>
-          </w:tcPr>
-          <w:p>
-            <w:pPr>
-              <w:jc w:val="center"/>
-            </w:pPr>
-            <w:r>
-              <w:rPr>
-                <w:rFonts w:ascii="Times New Roman" w:hAnsi="Times New Roman"/>
-                <w:sz w:val="26"/>
-              </w:rPr>
-              <w:t>8</w:t>
-            </w:r>
-          </w:p>
-        </w:tc>
-        <w:tc>
-          <w:tcPr>
-            <w:tcW w:type="dxa" w:w="2154"/>
-            <w:vAlign w:val="center"/>
-            <w:tcW w:w="2154" w:type="dxa"/>
-          </w:tcPr>
-          <w:p>
-            <w:pPr>
-              <w:spacing w:before="40" w:after="40" w:line="276" w:lineRule="auto"/>
-              <w:jc w:val="both"/>
-            </w:pPr>
-            <w:r>
-              <w:rPr>
-                <w:rFonts w:ascii="Times New Roman" w:hAnsi="Times New Roman"/>
-                <w:sz w:val="26"/>
-                <w:rFonts w:ascii="Times New Roman" w:hAnsi="Times New Roman" w:cs="Times New Roman"/>
-              </w:rPr>
-              <w:t>Bài 6: Sử dụng phần mềm khi được phép</w:t>
-            </w:r>
-          </w:p>
-        </w:tc>
+        <w:trPr>
+          <w:cantSplit/>
+        </w:trPr>
         <w:tc>
           <w:tcPr>
             <w:tcW w:type="dxa" w:w="624"/>
-            <w:vAlign w:val="center"/>
-            <w:tcW w:w="623" w:type="dxa"/>
-          </w:tcPr>
-          <w:p>
-            <w:pPr>
-              <w:spacing w:before="40" w:after="40" w:line="276" w:lineRule="auto"/>
-              <w:jc w:val="center"/>
-            </w:pPr>
-            <w:r>
-              <w:rPr>
-                <w:rFonts w:ascii="Times New Roman" w:hAnsi="Times New Roman"/>
-                <w:sz w:val="26"/>
-                <w:rFonts w:ascii="Times New Roman" w:hAnsi="Times New Roman" w:cs="Times New Roman"/>
+            <w:tcMar>
+              <w:top w:w="80" w:type="dxa"/>
+              <w:bottom w:w="80" w:type="dxa"/>
+              <w:left w:w="100" w:type="dxa"/>
+              <w:right w:w="100" w:type="dxa"/>
+            </w:tcMar>
+          </w:tcPr>
+          <w:p>
+            <w:pPr>
+              <w:spacing w:before="40" w:after="40" w:line="276" w:lineRule="auto"/>
+              <w:jc w:val="center"/>
+            </w:pPr>
+            <w:r>
+              <w:rPr>
+                <w:rFonts w:ascii="Times New Roman" w:hAnsi="Times New Roman"/>
+                <w:sz w:val="26"/>
+              </w:rPr>
+              <w:t>6</w:t>
+            </w:r>
+          </w:p>
+        </w:tc>
+        <w:tc>
+          <w:tcPr>
+            <w:tcW w:type="dxa" w:w="3175"/>
+            <w:tcMar>
+              <w:top w:w="80" w:type="dxa"/>
+              <w:bottom w:w="80" w:type="dxa"/>
+              <w:left w:w="100" w:type="dxa"/>
+              <w:right w:w="100" w:type="dxa"/>
+            </w:tcMar>
+          </w:tcPr>
+          <w:p>
+            <w:pPr>
+              <w:spacing w:before="40" w:after="40" w:line="276" w:lineRule="auto"/>
+              <w:jc w:val="left"/>
+            </w:pPr>
+            <w:r>
+              <w:rPr>
+                <w:rFonts w:ascii="Times New Roman" w:hAnsi="Times New Roman"/>
+                <w:sz w:val="26"/>
+              </w:rPr>
+              <w:t>Bài 3: Thông tin trên trang Web (Tiết 2)</w:t>
+            </w:r>
+          </w:p>
+        </w:tc>
+        <w:tc>
+          <w:tcPr>
+            <w:tcW w:type="dxa" w:w="907"/>
+            <w:tcMar>
+              <w:top w:w="80" w:type="dxa"/>
+              <w:bottom w:w="80" w:type="dxa"/>
+              <w:left w:w="100" w:type="dxa"/>
+              <w:right w:w="100" w:type="dxa"/>
+            </w:tcMar>
+          </w:tcPr>
+          <w:p>
+            <w:pPr>
+              <w:spacing w:before="40" w:after="40" w:line="276" w:lineRule="auto"/>
+              <w:jc w:val="center"/>
+            </w:pPr>
+            <w:r>
+              <w:rPr>
+                <w:rFonts w:ascii="Times New Roman" w:hAnsi="Times New Roman"/>
+                <w:sz w:val="26"/>
               </w:rPr>
               <w:t>1</w:t>
             </w:r>
@@ -2283,205 +2138,132 @@
         </w:tc>
         <w:tc>
           <w:tcPr>
-            <w:tcW w:type="dxa" w:w="794"/>
-            <w:vAlign w:val="center"/>
-            <w:tcW w:w="793" w:type="dxa"/>
-          </w:tcPr>
-          <w:p>
-            <w:pPr>
-              <w:jc w:val="center"/>
-            </w:pPr>
-            <w:r>
-              <w:rPr>
-                <w:rFonts w:ascii="Times New Roman" w:hAnsi="Times New Roman"/>
-                <w:sz w:val="26"/>
-              </w:rPr>
-              <w:t>8</w:t>
-            </w:r>
-          </w:p>
-        </w:tc>
-        <w:tc>
-          <w:tcPr>
-            <w:tcW w:type="dxa" w:w="5272"/>
-            <w:vAlign w:val="center"/>
-            <w:tcW w:w="5273" w:type="dxa"/>
-          </w:tcPr>
-          <w:p>
-            <w:pPr>
-              <w:spacing w:before="40" w:after="40" w:line="276" w:lineRule="auto"/>
-              <w:jc w:val="both"/>
-            </w:pPr>
-            <w:r>
-              <w:rPr>
-                <w:rFonts w:ascii="Times New Roman" w:hAnsi="Times New Roman"/>
-                <w:sz w:val="26"/>
-                <w:rFonts w:ascii="Times New Roman" w:hAnsi="Times New Roman" w:cs="Times New Roman"/>
-              </w:rPr>
-              <w:t>- Nêu ví dụ về phần mềm miễn phí và không miễn phí.  - Hiểu ý nghĩa và tôn trọng bản quyền phần mềm.</w:t>
+            <w:tcW w:type="dxa" w:w="4649"/>
+            <w:tcMar>
+              <w:top w:w="80" w:type="dxa"/>
+              <w:bottom w:w="80" w:type="dxa"/>
+              <w:left w:w="100" w:type="dxa"/>
+              <w:right w:w="100" w:type="dxa"/>
+            </w:tcMar>
+          </w:tcPr>
+          <w:p>
+            <w:pPr>
+              <w:spacing w:before="40" w:after="40" w:line="276" w:lineRule="auto"/>
+              <w:jc w:val="left"/>
+            </w:pPr>
+            <w:r>
+              <w:rPr>
+                <w:rFonts w:ascii="Times New Roman" w:hAnsi="Times New Roman"/>
+                <w:sz w:val="26"/>
+              </w:rPr>
+              <w:t>Thực hành nhấp chuột vào siêu liên kết để di chuyển giữa các trang web; nhận biết tác hại khi truy cập vào các đường link không an toàn.</w:t>
             </w:r>
           </w:p>
         </w:tc>
       </w:tr>
       <w:tr>
-        <w:tc>
-          <w:tcPr>
-            <w:tcW w:type="dxa" w:w="510"/>
-            <w:vAlign w:val="center"/>
-            <w:tcW w:w="510" w:type="dxa"/>
-          </w:tcPr>
-          <w:p>
-            <w:pPr>
-              <w:jc w:val="center"/>
-            </w:pPr>
-            <w:r>
-              <w:rPr>
-                <w:rFonts w:ascii="Times New Roman" w:hAnsi="Times New Roman"/>
-                <w:sz w:val="26"/>
-              </w:rPr>
-              <w:t>9</w:t>
-            </w:r>
-          </w:p>
-        </w:tc>
-        <w:tc>
-          <w:tcPr>
-            <w:tcW w:type="dxa" w:w="2154"/>
-            <w:vAlign w:val="center"/>
-            <w:tcW w:w="2154" w:type="dxa"/>
-          </w:tcPr>
-          <w:p>
-            <w:pPr>
-              <w:spacing w:before="40" w:after="40" w:line="276" w:lineRule="auto"/>
-              <w:jc w:val="both"/>
-            </w:pPr>
-            <w:r>
-              <w:rPr>
-                <w:rFonts w:ascii="Times New Roman" w:hAnsi="Times New Roman"/>
-                <w:sz w:val="26"/>
-                <w:rFonts w:ascii="Times New Roman" w:hAnsi="Times New Roman" w:cs="Times New Roman"/>
-              </w:rPr>
-              <w:t>Bài 7: Tạo bài trình chiếu</w:t>
-            </w:r>
-          </w:p>
-        </w:tc>
-        <w:tc>
-          <w:tcPr>
-            <w:tcW w:type="dxa" w:w="624"/>
-            <w:vAlign w:val="center"/>
-            <w:tcW w:w="623" w:type="dxa"/>
-          </w:tcPr>
-          <w:p>
-            <w:pPr>
-              <w:spacing w:before="40" w:after="40" w:line="276" w:lineRule="auto"/>
-              <w:jc w:val="center"/>
-            </w:pPr>
-            <w:r>
-              <w:rPr>
-                <w:rFonts w:ascii="Times New Roman" w:hAnsi="Times New Roman"/>
-                <w:sz w:val="26"/>
-                <w:rFonts w:ascii="Times New Roman" w:hAnsi="Times New Roman" w:cs="Times New Roman"/>
-              </w:rPr>
-              <w:t>1</w:t>
-            </w:r>
-          </w:p>
-        </w:tc>
-        <w:tc>
-          <w:tcPr>
-            <w:tcW w:type="dxa" w:w="794"/>
-            <w:vAlign w:val="center"/>
-            <w:tcW w:w="793" w:type="dxa"/>
-          </w:tcPr>
-          <w:p>
-            <w:pPr>
-              <w:jc w:val="center"/>
-            </w:pPr>
-            <w:r>
-              <w:rPr>
-                <w:rFonts w:ascii="Times New Roman" w:hAnsi="Times New Roman"/>
-                <w:sz w:val="26"/>
-              </w:rPr>
-              <w:t>9</w:t>
-            </w:r>
-          </w:p>
-        </w:tc>
-        <w:tc>
-          <w:tcPr>
-            <w:tcW w:type="dxa" w:w="5272"/>
-            <w:vAlign w:val="center"/>
-            <w:tcW w:w="5273" w:type="dxa"/>
-          </w:tcPr>
-          <w:p>
-            <w:pPr>
-              <w:spacing w:before="40" w:after="40" w:line="276" w:lineRule="auto"/>
-              <w:jc w:val="both"/>
-            </w:pPr>
-            <w:r>
-              <w:rPr>
-                <w:rFonts w:ascii="Times New Roman" w:hAnsi="Times New Roman"/>
-                <w:sz w:val="26"/>
-                <w:rFonts w:ascii="Times New Roman" w:hAnsi="Times New Roman" w:cs="Times New Roman"/>
-              </w:rPr>
-              <w:t>- Khởi động/thoát phần mềm trình chiếu.  - Tạo tệp trình chiếu đơn giản bằng tiếng Việt (Telex/VNI) có hoa/thường và ảnh.  - Lưu tệp vào đúng thư mục. (Có bài học STEM).</w:t>
+        <w:trPr>
+          <w:cantSplit/>
+        </w:trPr>
+        <w:tc>
+          <w:tcPr>
+            <w:tcW w:type="dxa" w:w="9308"/>
+            <w:gridSpan w:val="4"/>
+            <w:tcMar>
+              <w:top w:w="100" w:type="dxa"/>
+              <w:bottom w:w="100" w:type="dxa"/>
+              <w:left w:w="120" w:type="dxa"/>
+              <w:right w:w="120" w:type="dxa"/>
+            </w:tcMar>
+            <w:shd w:fill="F2F2F2"/>
+          </w:tcPr>
+          <w:p>
+            <w:pPr>
+              <w:spacing w:before="60" w:after="60" w:line="276" w:lineRule="auto"/>
+              <w:jc w:val="left"/>
+            </w:pPr>
+            <w:r>
+              <w:rPr>
+                <w:rFonts w:ascii="Times New Roman" w:hAnsi="Times New Roman"/>
+                <w:b/>
+                <w:sz w:val="26"/>
+              </w:rPr>
+              <w:t>Chủ đề 3: Tổ chức lưu trữ, tìm kiếm và trao đổi thông tin</w:t>
             </w:r>
           </w:p>
         </w:tc>
       </w:tr>
       <w:tr>
-        <w:tc>
-          <w:tcPr>
-            <w:tcW w:type="dxa" w:w="510"/>
-            <w:vAlign w:val="center"/>
-            <w:tcW w:w="510" w:type="dxa"/>
-          </w:tcPr>
-          <w:p>
-            <w:pPr>
-              <w:jc w:val="center"/>
-            </w:pPr>
-            <w:r>
-              <w:rPr>
-                <w:rFonts w:ascii="Times New Roman" w:hAnsi="Times New Roman"/>
-                <w:sz w:val="26"/>
-              </w:rPr>
-              <w:t>10</w:t>
-            </w:r>
-          </w:p>
-        </w:tc>
-        <w:tc>
-          <w:tcPr>
-            <w:tcW w:type="dxa" w:w="2154"/>
-            <w:vAlign w:val="center"/>
-            <w:tcW w:w="2154" w:type="dxa"/>
-          </w:tcPr>
-          <w:p>
-            <w:pPr>
-              <w:spacing w:before="40" w:after="40" w:line="276" w:lineRule="auto"/>
-              <w:jc w:val="both"/>
-            </w:pPr>
-            <w:r>
-              <w:rPr>
-                <w:rFonts w:ascii="Times New Roman" w:hAnsi="Times New Roman"/>
-                <w:sz w:val="26"/>
-                <w:rFonts w:ascii="Times New Roman" w:hAnsi="Times New Roman" w:cs="Times New Roman"/>
-              </w:rPr>
-              <w:t>Bài 8: Định dạng văn bản trên trang chiếu</w:t>
-            </w:r>
-          </w:p>
-        </w:tc>
+        <w:trPr>
+          <w:cantSplit/>
+        </w:trPr>
         <w:tc>
           <w:tcPr>
             <w:tcW w:type="dxa" w:w="624"/>
-            <w:vAlign w:val="center"/>
-            <w:tcW w:w="623" w:type="dxa"/>
-          </w:tcPr>
-          <w:p>
-            <w:pPr>
-              <w:spacing w:before="40" w:after="40" w:line="276" w:lineRule="auto"/>
-              <w:jc w:val="center"/>
-            </w:pPr>
-            <w:r>
-              <w:rPr>
-                <w:rFonts w:ascii="Times New Roman" w:hAnsi="Times New Roman"/>
-                <w:sz w:val="26"/>
-                <w:rFonts w:ascii="Times New Roman" w:hAnsi="Times New Roman" w:cs="Times New Roman"/>
+            <w:tcMar>
+              <w:top w:w="80" w:type="dxa"/>
+              <w:bottom w:w="80" w:type="dxa"/>
+              <w:left w:w="100" w:type="dxa"/>
+              <w:right w:w="100" w:type="dxa"/>
+            </w:tcMar>
+          </w:tcPr>
+          <w:p>
+            <w:pPr>
+              <w:spacing w:before="40" w:after="40" w:line="276" w:lineRule="auto"/>
+              <w:jc w:val="center"/>
+            </w:pPr>
+            <w:r>
+              <w:rPr>
+                <w:rFonts w:ascii="Times New Roman" w:hAnsi="Times New Roman"/>
+                <w:sz w:val="26"/>
+              </w:rPr>
+              <w:t>7</w:t>
+            </w:r>
+          </w:p>
+        </w:tc>
+        <w:tc>
+          <w:tcPr>
+            <w:tcW w:type="dxa" w:w="3175"/>
+            <w:tcMar>
+              <w:top w:w="80" w:type="dxa"/>
+              <w:bottom w:w="80" w:type="dxa"/>
+              <w:left w:w="100" w:type="dxa"/>
+              <w:right w:w="100" w:type="dxa"/>
+            </w:tcMar>
+          </w:tcPr>
+          <w:p>
+            <w:pPr>
+              <w:spacing w:before="40" w:after="40" w:line="276" w:lineRule="auto"/>
+              <w:jc w:val="left"/>
+            </w:pPr>
+            <w:r>
+              <w:rPr>
+                <w:rFonts w:ascii="Times New Roman" w:hAnsi="Times New Roman"/>
+                <w:sz w:val="26"/>
+              </w:rPr>
+              <w:t>Bài 4: Tìm kiếm thông tin trên Internet (Tiết 1)</w:t>
+            </w:r>
+          </w:p>
+        </w:tc>
+        <w:tc>
+          <w:tcPr>
+            <w:tcW w:type="dxa" w:w="907"/>
+            <w:tcMar>
+              <w:top w:w="80" w:type="dxa"/>
+              <w:bottom w:w="80" w:type="dxa"/>
+              <w:left w:w="100" w:type="dxa"/>
+              <w:right w:w="100" w:type="dxa"/>
+            </w:tcMar>
+          </w:tcPr>
+          <w:p>
+            <w:pPr>
+              <w:spacing w:before="40" w:after="40" w:line="276" w:lineRule="auto"/>
+              <w:jc w:val="center"/>
+            </w:pPr>
+            <w:r>
+              <w:rPr>
+                <w:rFonts w:ascii="Times New Roman" w:hAnsi="Times New Roman"/>
+                <w:sz w:val="26"/>
               </w:rPr>
               <w:t>1</w:t>
             </w:r>
@@ -2489,102 +2271,101 @@
         </w:tc>
         <w:tc>
           <w:tcPr>
-            <w:tcW w:type="dxa" w:w="794"/>
-            <w:vAlign w:val="center"/>
-            <w:tcW w:w="793" w:type="dxa"/>
-          </w:tcPr>
-          <w:p>
-            <w:pPr>
-              <w:jc w:val="center"/>
-            </w:pPr>
-            <w:r>
-              <w:rPr>
-                <w:rFonts w:ascii="Times New Roman" w:hAnsi="Times New Roman"/>
-                <w:sz w:val="26"/>
-              </w:rPr>
-              <w:t>10</w:t>
-            </w:r>
-          </w:p>
-        </w:tc>
-        <w:tc>
-          <w:tcPr>
-            <w:tcW w:type="dxa" w:w="5272"/>
-            <w:vAlign w:val="center"/>
-            <w:tcW w:w="5273" w:type="dxa"/>
-          </w:tcPr>
-          <w:p>
-            <w:pPr>
-              <w:spacing w:before="40" w:after="40" w:line="276" w:lineRule="auto"/>
-              <w:jc w:val="both"/>
-            </w:pPr>
-            <w:r>
-              <w:rPr>
-                <w:rFonts w:ascii="Times New Roman" w:hAnsi="Times New Roman"/>
-                <w:sz w:val="26"/>
-                <w:rFonts w:ascii="Times New Roman" w:hAnsi="Times New Roman" w:cs="Times New Roman"/>
-              </w:rPr>
-              <w:t>- Định dạng phông chữ, kiểu chữ, cỡ chữ, màu chữ cho văn bản trên trang chiếu.  - Sử dụng công cụ gạch đầu dòng (Bullets).</w:t>
+            <w:tcW w:type="dxa" w:w="4649"/>
+            <w:tcMar>
+              <w:top w:w="80" w:type="dxa"/>
+              <w:bottom w:w="80" w:type="dxa"/>
+              <w:left w:w="100" w:type="dxa"/>
+              <w:right w:w="100" w:type="dxa"/>
+            </w:tcMar>
+          </w:tcPr>
+          <w:p>
+            <w:pPr>
+              <w:spacing w:before="40" w:after="40" w:line="276" w:lineRule="auto"/>
+              <w:jc w:val="left"/>
+            </w:pPr>
+            <w:r>
+              <w:rPr>
+                <w:rFonts w:ascii="Times New Roman" w:hAnsi="Times New Roman"/>
+                <w:sz w:val="26"/>
+              </w:rPr>
+              <w:t>Xác định được chủ đề và từ khóa cần tìm kiếm thông tin trên Internet; biết sử dụng máy tìm kiếm (Google) để tra cứu thông tin học tập.</w:t>
             </w:r>
           </w:p>
         </w:tc>
       </w:tr>
       <w:tr>
-        <w:tc>
-          <w:tcPr>
-            <w:tcW w:type="dxa" w:w="510"/>
-            <w:vAlign w:val="center"/>
-            <w:tcW w:w="510" w:type="dxa"/>
-          </w:tcPr>
-          <w:p>
-            <w:pPr>
-              <w:jc w:val="center"/>
-            </w:pPr>
-            <w:r>
-              <w:rPr>
-                <w:rFonts w:ascii="Times New Roman" w:hAnsi="Times New Roman"/>
-                <w:sz w:val="26"/>
-              </w:rPr>
-              <w:t>11</w:t>
-            </w:r>
-          </w:p>
-        </w:tc>
-        <w:tc>
-          <w:tcPr>
-            <w:tcW w:type="dxa" w:w="2154"/>
-            <w:vAlign w:val="center"/>
-            <w:tcW w:w="2154" w:type="dxa"/>
-          </w:tcPr>
-          <w:p>
-            <w:pPr>
-              <w:spacing w:before="40" w:after="40" w:line="276" w:lineRule="auto"/>
-              <w:jc w:val="both"/>
-            </w:pPr>
-            <w:r>
-              <w:rPr>
-                <w:rFonts w:ascii="Times New Roman" w:hAnsi="Times New Roman"/>
-                <w:sz w:val="26"/>
-                <w:rFonts w:ascii="Times New Roman" w:hAnsi="Times New Roman" w:cs="Times New Roman"/>
-              </w:rPr>
-              <w:t>Bài 9: Hiệu ứng chuyển trang</w:t>
-            </w:r>
-          </w:p>
-        </w:tc>
+        <w:trPr>
+          <w:cantSplit/>
+        </w:trPr>
         <w:tc>
           <w:tcPr>
             <w:tcW w:type="dxa" w:w="624"/>
-            <w:vAlign w:val="center"/>
-            <w:tcW w:w="623" w:type="dxa"/>
-          </w:tcPr>
-          <w:p>
-            <w:pPr>
-              <w:spacing w:before="40" w:after="40" w:line="276" w:lineRule="auto"/>
-              <w:jc w:val="center"/>
-            </w:pPr>
-            <w:r>
-              <w:rPr>
-                <w:rFonts w:ascii="Times New Roman" w:hAnsi="Times New Roman"/>
-                <w:sz w:val="26"/>
-                <w:rFonts w:ascii="Times New Roman" w:hAnsi="Times New Roman" w:cs="Times New Roman"/>
+            <w:tcMar>
+              <w:top w:w="80" w:type="dxa"/>
+              <w:bottom w:w="80" w:type="dxa"/>
+              <w:left w:w="100" w:type="dxa"/>
+              <w:right w:w="100" w:type="dxa"/>
+            </w:tcMar>
+          </w:tcPr>
+          <w:p>
+            <w:pPr>
+              <w:spacing w:before="40" w:after="40" w:line="276" w:lineRule="auto"/>
+              <w:jc w:val="center"/>
+            </w:pPr>
+            <w:r>
+              <w:rPr>
+                <w:rFonts w:ascii="Times New Roman" w:hAnsi="Times New Roman"/>
+                <w:sz w:val="26"/>
+              </w:rPr>
+              <w:t>8</w:t>
+            </w:r>
+          </w:p>
+        </w:tc>
+        <w:tc>
+          <w:tcPr>
+            <w:tcW w:type="dxa" w:w="3175"/>
+            <w:tcMar>
+              <w:top w:w="80" w:type="dxa"/>
+              <w:bottom w:w="80" w:type="dxa"/>
+              <w:left w:w="100" w:type="dxa"/>
+              <w:right w:w="100" w:type="dxa"/>
+            </w:tcMar>
+          </w:tcPr>
+          <w:p>
+            <w:pPr>
+              <w:spacing w:before="40" w:after="40" w:line="276" w:lineRule="auto"/>
+              <w:jc w:val="left"/>
+            </w:pPr>
+            <w:r>
+              <w:rPr>
+                <w:rFonts w:ascii="Times New Roman" w:hAnsi="Times New Roman"/>
+                <w:b/>
+                <w:sz w:val="26"/>
+              </w:rPr>
+              <w:t>Ôn tập Đánh giá định kỳ 1</w:t>
+            </w:r>
+          </w:p>
+        </w:tc>
+        <w:tc>
+          <w:tcPr>
+            <w:tcW w:type="dxa" w:w="907"/>
+            <w:tcMar>
+              <w:top w:w="80" w:type="dxa"/>
+              <w:bottom w:w="80" w:type="dxa"/>
+              <w:left w:w="100" w:type="dxa"/>
+              <w:right w:w="100" w:type="dxa"/>
+            </w:tcMar>
+          </w:tcPr>
+          <w:p>
+            <w:pPr>
+              <w:spacing w:before="40" w:after="40" w:line="276" w:lineRule="auto"/>
+              <w:jc w:val="center"/>
+            </w:pPr>
+            <w:r>
+              <w:rPr>
+                <w:rFonts w:ascii="Times New Roman" w:hAnsi="Times New Roman"/>
+                <w:sz w:val="26"/>
               </w:rPr>
               <w:t>1</w:t>
             </w:r>
@@ -2592,102 +2373,101 @@
         </w:tc>
         <w:tc>
           <w:tcPr>
-            <w:tcW w:type="dxa" w:w="794"/>
-            <w:vAlign w:val="center"/>
-            <w:tcW w:w="793" w:type="dxa"/>
-          </w:tcPr>
-          <w:p>
-            <w:pPr>
-              <w:jc w:val="center"/>
-            </w:pPr>
-            <w:r>
-              <w:rPr>
-                <w:rFonts w:ascii="Times New Roman" w:hAnsi="Times New Roman"/>
-                <w:sz w:val="26"/>
-              </w:rPr>
-              <w:t>11</w:t>
-            </w:r>
-          </w:p>
-        </w:tc>
-        <w:tc>
-          <w:tcPr>
-            <w:tcW w:type="dxa" w:w="5272"/>
-            <w:vAlign w:val="center"/>
-            <w:tcW w:w="5273" w:type="dxa"/>
-          </w:tcPr>
-          <w:p>
-            <w:pPr>
-              <w:spacing w:before="40" w:after="40" w:line="276" w:lineRule="auto"/>
-              <w:jc w:val="both"/>
-            </w:pPr>
-            <w:r>
-              <w:rPr>
-                <w:rFonts w:ascii="Times New Roman" w:hAnsi="Times New Roman"/>
-                <w:sz w:val="26"/>
-                <w:rFonts w:ascii="Times New Roman" w:hAnsi="Times New Roman" w:cs="Times New Roman"/>
-              </w:rPr>
-              <w:t>- Tạo và sử dụng được một vài hiệu ứng chuyển trang đơn giản (Transitions).</w:t>
+            <w:tcW w:type="dxa" w:w="4649"/>
+            <w:tcMar>
+              <w:top w:w="80" w:type="dxa"/>
+              <w:bottom w:w="80" w:type="dxa"/>
+              <w:left w:w="100" w:type="dxa"/>
+              <w:right w:w="100" w:type="dxa"/>
+            </w:tcMar>
+          </w:tcPr>
+          <w:p>
+            <w:pPr>
+              <w:spacing w:before="40" w:after="40" w:line="276" w:lineRule="auto"/>
+              <w:jc w:val="left"/>
+            </w:pPr>
+            <w:r>
+              <w:rPr>
+                <w:rFonts w:ascii="Times New Roman" w:hAnsi="Times New Roman"/>
+                <w:sz w:val="26"/>
+              </w:rPr>
+              <w:t>Hệ thống hóa kiến thức về phần cứng, phần mềm, quy tắc gõ bàn phím 10 ngón và kỹ năng duyệt web, tìm kiếm thông tin an toàn.</w:t>
             </w:r>
           </w:p>
         </w:tc>
       </w:tr>
       <w:tr>
-        <w:tc>
-          <w:tcPr>
-            <w:tcW w:type="dxa" w:w="510"/>
-            <w:vAlign w:val="center"/>
-            <w:tcW w:w="510" w:type="dxa"/>
-          </w:tcPr>
-          <w:p>
-            <w:pPr>
-              <w:jc w:val="center"/>
-            </w:pPr>
-            <w:r>
-              <w:rPr>
-                <w:rFonts w:ascii="Times New Roman" w:hAnsi="Times New Roman"/>
-                <w:sz w:val="26"/>
-              </w:rPr>
-              <w:t>12</w:t>
-            </w:r>
-          </w:p>
-        </w:tc>
-        <w:tc>
-          <w:tcPr>
-            <w:tcW w:type="dxa" w:w="2154"/>
-            <w:vAlign w:val="center"/>
-            <w:tcW w:w="2154" w:type="dxa"/>
-          </w:tcPr>
-          <w:p>
-            <w:pPr>
-              <w:spacing w:before="40" w:after="40" w:line="276" w:lineRule="auto"/>
-              <w:jc w:val="both"/>
-            </w:pPr>
-            <w:r>
-              <w:rPr>
-                <w:rFonts w:ascii="Times New Roman" w:hAnsi="Times New Roman"/>
-                <w:sz w:val="26"/>
-                <w:rFonts w:ascii="Times New Roman" w:hAnsi="Times New Roman" w:cs="Times New Roman"/>
-              </w:rPr>
-              <w:t>Ôn tập Đánh giá định kỳ 2</w:t>
-            </w:r>
-          </w:p>
-        </w:tc>
+        <w:trPr>
+          <w:cantSplit/>
+        </w:trPr>
         <w:tc>
           <w:tcPr>
             <w:tcW w:type="dxa" w:w="624"/>
-            <w:vAlign w:val="center"/>
-            <w:tcW w:w="623" w:type="dxa"/>
-          </w:tcPr>
-          <w:p>
-            <w:pPr>
-              <w:spacing w:before="40" w:after="40" w:line="276" w:lineRule="auto"/>
-              <w:jc w:val="center"/>
-            </w:pPr>
-            <w:r>
-              <w:rPr>
-                <w:rFonts w:ascii="Times New Roman" w:hAnsi="Times New Roman"/>
-                <w:sz w:val="26"/>
-                <w:rFonts w:ascii="Times New Roman" w:hAnsi="Times New Roman" w:cs="Times New Roman"/>
+            <w:tcMar>
+              <w:top w:w="80" w:type="dxa"/>
+              <w:bottom w:w="80" w:type="dxa"/>
+              <w:left w:w="100" w:type="dxa"/>
+              <w:right w:w="100" w:type="dxa"/>
+            </w:tcMar>
+          </w:tcPr>
+          <w:p>
+            <w:pPr>
+              <w:spacing w:before="40" w:after="40" w:line="276" w:lineRule="auto"/>
+              <w:jc w:val="center"/>
+            </w:pPr>
+            <w:r>
+              <w:rPr>
+                <w:rFonts w:ascii="Times New Roman" w:hAnsi="Times New Roman"/>
+                <w:sz w:val="26"/>
+              </w:rPr>
+              <w:t>9</w:t>
+            </w:r>
+          </w:p>
+        </w:tc>
+        <w:tc>
+          <w:tcPr>
+            <w:tcW w:type="dxa" w:w="3175"/>
+            <w:tcMar>
+              <w:top w:w="80" w:type="dxa"/>
+              <w:bottom w:w="80" w:type="dxa"/>
+              <w:left w:w="100" w:type="dxa"/>
+              <w:right w:w="100" w:type="dxa"/>
+            </w:tcMar>
+          </w:tcPr>
+          <w:p>
+            <w:pPr>
+              <w:spacing w:before="40" w:after="40" w:line="276" w:lineRule="auto"/>
+              <w:jc w:val="left"/>
+            </w:pPr>
+            <w:r>
+              <w:rPr>
+                <w:rFonts w:ascii="Times New Roman" w:hAnsi="Times New Roman"/>
+                <w:b/>
+                <w:sz w:val="26"/>
+              </w:rPr>
+              <w:t>Đánh giá định kỳ 1</w:t>
+            </w:r>
+          </w:p>
+        </w:tc>
+        <w:tc>
+          <w:tcPr>
+            <w:tcW w:type="dxa" w:w="907"/>
+            <w:tcMar>
+              <w:top w:w="80" w:type="dxa"/>
+              <w:bottom w:w="80" w:type="dxa"/>
+              <w:left w:w="100" w:type="dxa"/>
+              <w:right w:w="100" w:type="dxa"/>
+            </w:tcMar>
+          </w:tcPr>
+          <w:p>
+            <w:pPr>
+              <w:spacing w:before="40" w:after="40" w:line="276" w:lineRule="auto"/>
+              <w:jc w:val="center"/>
+            </w:pPr>
+            <w:r>
+              <w:rPr>
+                <w:rFonts w:ascii="Times New Roman" w:hAnsi="Times New Roman"/>
+                <w:sz w:val="26"/>
               </w:rPr>
               <w:t>1</w:t>
             </w:r>
@@ -2695,102 +2475,100 @@
         </w:tc>
         <w:tc>
           <w:tcPr>
-            <w:tcW w:type="dxa" w:w="794"/>
-            <w:vAlign w:val="center"/>
-            <w:tcW w:w="793" w:type="dxa"/>
-          </w:tcPr>
-          <w:p>
-            <w:pPr>
-              <w:jc w:val="center"/>
-            </w:pPr>
-            <w:r>
-              <w:rPr>
-                <w:rFonts w:ascii="Times New Roman" w:hAnsi="Times New Roman"/>
-                <w:sz w:val="26"/>
-              </w:rPr>
-              <w:t>12</w:t>
-            </w:r>
-          </w:p>
-        </w:tc>
-        <w:tc>
-          <w:tcPr>
-            <w:tcW w:type="dxa" w:w="5272"/>
-            <w:vAlign w:val="center"/>
-            <w:tcW w:w="5273" w:type="dxa"/>
-          </w:tcPr>
-          <w:p>
-            <w:pPr>
-              <w:spacing w:before="40" w:after="40" w:line="276" w:lineRule="auto"/>
-              <w:jc w:val="both"/>
-            </w:pPr>
-            <w:r>
-              <w:rPr>
-                <w:rFonts w:ascii="Times New Roman" w:hAnsi="Times New Roman"/>
-                <w:sz w:val="26"/>
-                <w:rFonts w:ascii="Times New Roman" w:hAnsi="Times New Roman" w:cs="Times New Roman"/>
-              </w:rPr>
-              <w:t>Hệ thống hóa kiến thức chuẩn bị Đánh giá định kỳ 2.</w:t>
+            <w:tcW w:type="dxa" w:w="4649"/>
+            <w:tcMar>
+              <w:top w:w="80" w:type="dxa"/>
+              <w:bottom w:w="80" w:type="dxa"/>
+              <w:left w:w="100" w:type="dxa"/>
+              <w:right w:w="100" w:type="dxa"/>
+            </w:tcMar>
+          </w:tcPr>
+          <w:p>
+            <w:pPr>
+              <w:spacing w:before="40" w:after="40" w:line="276" w:lineRule="auto"/>
+              <w:jc w:val="left"/>
+            </w:pPr>
+            <w:r>
+              <w:rPr>
+                <w:rFonts w:ascii="Times New Roman" w:hAnsi="Times New Roman"/>
+                <w:sz w:val="26"/>
+              </w:rPr>
+              <w:t>Kiểm tra, đánh giá kiến thức lý thuyết và kỹ năng thực hành tìm kiếm thông tin, phân biệt thiết bị phần cứng phần mềm.</w:t>
             </w:r>
           </w:p>
         </w:tc>
       </w:tr>
       <w:tr>
-        <w:tc>
-          <w:tcPr>
-            <w:tcW w:type="dxa" w:w="510"/>
-            <w:vAlign w:val="center"/>
-            <w:tcW w:w="510" w:type="dxa"/>
-          </w:tcPr>
-          <w:p>
-            <w:pPr>
-              <w:jc w:val="center"/>
-            </w:pPr>
-            <w:r>
-              <w:rPr>
-                <w:rFonts w:ascii="Times New Roman" w:hAnsi="Times New Roman"/>
-                <w:sz w:val="26"/>
-              </w:rPr>
-              <w:t>13</w:t>
-            </w:r>
-          </w:p>
-        </w:tc>
-        <w:tc>
-          <w:tcPr>
-            <w:tcW w:type="dxa" w:w="2154"/>
-            <w:vAlign w:val="center"/>
-            <w:tcW w:w="2154" w:type="dxa"/>
-          </w:tcPr>
-          <w:p>
-            <w:pPr>
-              <w:spacing w:before="40" w:after="40" w:line="276" w:lineRule="auto"/>
-              <w:jc w:val="both"/>
-            </w:pPr>
-            <w:r>
-              <w:rPr>
-                <w:rFonts w:ascii="Times New Roman" w:hAnsi="Times New Roman"/>
-                <w:sz w:val="26"/>
-                <w:rFonts w:ascii="Times New Roman" w:hAnsi="Times New Roman" w:cs="Times New Roman"/>
-              </w:rPr>
-              <w:t>Đánh giá định kỳ 2</w:t>
-            </w:r>
-          </w:p>
-        </w:tc>
+        <w:trPr>
+          <w:cantSplit/>
+        </w:trPr>
         <w:tc>
           <w:tcPr>
             <w:tcW w:type="dxa" w:w="624"/>
-            <w:vAlign w:val="center"/>
-            <w:tcW w:w="623" w:type="dxa"/>
-          </w:tcPr>
-          <w:p>
-            <w:pPr>
-              <w:spacing w:before="40" w:after="40" w:line="276" w:lineRule="auto"/>
-              <w:jc w:val="center"/>
-            </w:pPr>
-            <w:r>
-              <w:rPr>
-                <w:rFonts w:ascii="Times New Roman" w:hAnsi="Times New Roman"/>
-                <w:sz w:val="26"/>
-                <w:rFonts w:ascii="Times New Roman" w:hAnsi="Times New Roman" w:cs="Times New Roman"/>
+            <w:tcMar>
+              <w:top w:w="80" w:type="dxa"/>
+              <w:bottom w:w="80" w:type="dxa"/>
+              <w:left w:w="100" w:type="dxa"/>
+              <w:right w:w="100" w:type="dxa"/>
+            </w:tcMar>
+          </w:tcPr>
+          <w:p>
+            <w:pPr>
+              <w:spacing w:before="40" w:after="40" w:line="276" w:lineRule="auto"/>
+              <w:jc w:val="center"/>
+            </w:pPr>
+            <w:r>
+              <w:rPr>
+                <w:rFonts w:ascii="Times New Roman" w:hAnsi="Times New Roman"/>
+                <w:sz w:val="26"/>
+              </w:rPr>
+              <w:t>10</w:t>
+            </w:r>
+          </w:p>
+        </w:tc>
+        <w:tc>
+          <w:tcPr>
+            <w:tcW w:type="dxa" w:w="3175"/>
+            <w:tcMar>
+              <w:top w:w="80" w:type="dxa"/>
+              <w:bottom w:w="80" w:type="dxa"/>
+              <w:left w:w="100" w:type="dxa"/>
+              <w:right w:w="100" w:type="dxa"/>
+            </w:tcMar>
+          </w:tcPr>
+          <w:p>
+            <w:pPr>
+              <w:spacing w:before="40" w:after="40" w:line="276" w:lineRule="auto"/>
+              <w:jc w:val="left"/>
+            </w:pPr>
+            <w:r>
+              <w:rPr>
+                <w:rFonts w:ascii="Times New Roman" w:hAnsi="Times New Roman"/>
+                <w:sz w:val="26"/>
+              </w:rPr>
+              <w:t>Bài 4: Tìm kiếm thông tin trên Internet (Tiết 2)</w:t>
+            </w:r>
+          </w:p>
+        </w:tc>
+        <w:tc>
+          <w:tcPr>
+            <w:tcW w:type="dxa" w:w="907"/>
+            <w:tcMar>
+              <w:top w:w="80" w:type="dxa"/>
+              <w:bottom w:w="80" w:type="dxa"/>
+              <w:left w:w="100" w:type="dxa"/>
+              <w:right w:w="100" w:type="dxa"/>
+            </w:tcMar>
+          </w:tcPr>
+          <w:p>
+            <w:pPr>
+              <w:spacing w:before="40" w:after="40" w:line="276" w:lineRule="auto"/>
+              <w:jc w:val="center"/>
+            </w:pPr>
+            <w:r>
+              <w:rPr>
+                <w:rFonts w:ascii="Times New Roman" w:hAnsi="Times New Roman"/>
+                <w:sz w:val="26"/>
               </w:rPr>
               <w:t>1</w:t>
             </w:r>
@@ -2798,102 +2576,100 @@
         </w:tc>
         <w:tc>
           <w:tcPr>
-            <w:tcW w:type="dxa" w:w="794"/>
-            <w:vAlign w:val="center"/>
-            <w:tcW w:w="793" w:type="dxa"/>
-          </w:tcPr>
-          <w:p>
-            <w:pPr>
-              <w:jc w:val="center"/>
-            </w:pPr>
-            <w:r>
-              <w:rPr>
-                <w:rFonts w:ascii="Times New Roman" w:hAnsi="Times New Roman"/>
-                <w:sz w:val="26"/>
-              </w:rPr>
-              <w:t>13</w:t>
-            </w:r>
-          </w:p>
-        </w:tc>
-        <w:tc>
-          <w:tcPr>
-            <w:tcW w:type="dxa" w:w="5272"/>
-            <w:vAlign w:val="center"/>
-            <w:tcW w:w="5273" w:type="dxa"/>
-          </w:tcPr>
-          <w:p>
-            <w:pPr>
-              <w:spacing w:before="40" w:after="40" w:line="276" w:lineRule="auto"/>
-              <w:jc w:val="both"/>
-            </w:pPr>
-            <w:r>
-              <w:rPr>
-                <w:rFonts w:ascii="Times New Roman" w:hAnsi="Times New Roman"/>
-                <w:sz w:val="26"/>
-                <w:rFonts w:ascii="Times New Roman" w:hAnsi="Times New Roman" w:cs="Times New Roman"/>
-              </w:rPr>
-              <w:t>Kiểm tra đánh giá kết quả học tập.</w:t>
+            <w:tcW w:type="dxa" w:w="4649"/>
+            <w:tcMar>
+              <w:top w:w="80" w:type="dxa"/>
+              <w:bottom w:w="80" w:type="dxa"/>
+              <w:left w:w="100" w:type="dxa"/>
+              <w:right w:w="100" w:type="dxa"/>
+            </w:tcMar>
+          </w:tcPr>
+          <w:p>
+            <w:pPr>
+              <w:spacing w:before="40" w:after="40" w:line="276" w:lineRule="auto"/>
+              <w:jc w:val="left"/>
+            </w:pPr>
+            <w:r>
+              <w:rPr>
+                <w:rFonts w:ascii="Times New Roman" w:hAnsi="Times New Roman"/>
+                <w:sz w:val="26"/>
+              </w:rPr>
+              <w:t>Thực hành tìm kiếm thông tin và hình ảnh phục vụ một bài học cụ thể; biết chọn lọc kết quả từ các nguồn trang web đáng tin cậy.</w:t>
             </w:r>
           </w:p>
         </w:tc>
       </w:tr>
       <w:tr>
-        <w:tc>
-          <w:tcPr>
-            <w:tcW w:type="dxa" w:w="510"/>
-            <w:vAlign w:val="center"/>
-            <w:tcW w:w="510" w:type="dxa"/>
-          </w:tcPr>
-          <w:p>
-            <w:pPr>
-              <w:jc w:val="center"/>
-            </w:pPr>
-            <w:r>
-              <w:rPr>
-                <w:rFonts w:ascii="Times New Roman" w:hAnsi="Times New Roman"/>
-                <w:sz w:val="26"/>
-              </w:rPr>
-              <w:t>14</w:t>
-            </w:r>
-          </w:p>
-        </w:tc>
-        <w:tc>
-          <w:tcPr>
-            <w:tcW w:type="dxa" w:w="2154"/>
-            <w:vAlign w:val="center"/>
-            <w:tcW w:w="2154" w:type="dxa"/>
-          </w:tcPr>
-          <w:p>
-            <w:pPr>
-              <w:spacing w:before="40" w:after="40" w:line="276" w:lineRule="auto"/>
-              <w:jc w:val="both"/>
-            </w:pPr>
-            <w:r>
-              <w:rPr>
-                <w:rFonts w:ascii="Times New Roman" w:hAnsi="Times New Roman"/>
-                <w:sz w:val="26"/>
-                <w:rFonts w:ascii="Times New Roman" w:hAnsi="Times New Roman" w:cs="Times New Roman"/>
-              </w:rPr>
-              <w:t>Bài 12: Phần mềm soạn thảo văn bản</w:t>
-            </w:r>
-          </w:p>
-        </w:tc>
+        <w:trPr>
+          <w:cantSplit/>
+        </w:trPr>
         <w:tc>
           <w:tcPr>
             <w:tcW w:type="dxa" w:w="624"/>
-            <w:vAlign w:val="center"/>
-            <w:tcW w:w="623" w:type="dxa"/>
-          </w:tcPr>
-          <w:p>
-            <w:pPr>
-              <w:spacing w:before="40" w:after="40" w:line="276" w:lineRule="auto"/>
-              <w:jc w:val="center"/>
-            </w:pPr>
-            <w:r>
-              <w:rPr>
-                <w:rFonts w:ascii="Times New Roman" w:hAnsi="Times New Roman"/>
-                <w:sz w:val="26"/>
-                <w:rFonts w:ascii="Times New Roman" w:hAnsi="Times New Roman" w:cs="Times New Roman"/>
+            <w:tcMar>
+              <w:top w:w="80" w:type="dxa"/>
+              <w:bottom w:w="80" w:type="dxa"/>
+              <w:left w:w="100" w:type="dxa"/>
+              <w:right w:w="100" w:type="dxa"/>
+            </w:tcMar>
+          </w:tcPr>
+          <w:p>
+            <w:pPr>
+              <w:spacing w:before="40" w:after="40" w:line="276" w:lineRule="auto"/>
+              <w:jc w:val="center"/>
+            </w:pPr>
+            <w:r>
+              <w:rPr>
+                <w:rFonts w:ascii="Times New Roman" w:hAnsi="Times New Roman"/>
+                <w:sz w:val="26"/>
+              </w:rPr>
+              <w:t>11</w:t>
+            </w:r>
+          </w:p>
+        </w:tc>
+        <w:tc>
+          <w:tcPr>
+            <w:tcW w:type="dxa" w:w="3175"/>
+            <w:tcMar>
+              <w:top w:w="80" w:type="dxa"/>
+              <w:bottom w:w="80" w:type="dxa"/>
+              <w:left w:w="100" w:type="dxa"/>
+              <w:right w:w="100" w:type="dxa"/>
+            </w:tcMar>
+          </w:tcPr>
+          <w:p>
+            <w:pPr>
+              <w:spacing w:before="40" w:after="40" w:line="276" w:lineRule="auto"/>
+              <w:jc w:val="left"/>
+            </w:pPr>
+            <w:r>
+              <w:rPr>
+                <w:rFonts w:ascii="Times New Roman" w:hAnsi="Times New Roman"/>
+                <w:sz w:val="26"/>
+              </w:rPr>
+              <w:t>Bài 5: Thao tác với tệp và thư mục (Tiết 1)</w:t>
+            </w:r>
+          </w:p>
+        </w:tc>
+        <w:tc>
+          <w:tcPr>
+            <w:tcW w:type="dxa" w:w="907"/>
+            <w:tcMar>
+              <w:top w:w="80" w:type="dxa"/>
+              <w:bottom w:w="80" w:type="dxa"/>
+              <w:left w:w="100" w:type="dxa"/>
+              <w:right w:w="100" w:type="dxa"/>
+            </w:tcMar>
+          </w:tcPr>
+          <w:p>
+            <w:pPr>
+              <w:spacing w:before="40" w:after="40" w:line="276" w:lineRule="auto"/>
+              <w:jc w:val="center"/>
+            </w:pPr>
+            <w:r>
+              <w:rPr>
+                <w:rFonts w:ascii="Times New Roman" w:hAnsi="Times New Roman"/>
+                <w:sz w:val="26"/>
               </w:rPr>
               <w:t>1</w:t>
             </w:r>
@@ -2901,102 +2677,100 @@
         </w:tc>
         <w:tc>
           <w:tcPr>
-            <w:tcW w:type="dxa" w:w="794"/>
-            <w:vAlign w:val="center"/>
-            <w:tcW w:w="793" w:type="dxa"/>
-          </w:tcPr>
-          <w:p>
-            <w:pPr>
-              <w:jc w:val="center"/>
-            </w:pPr>
-            <w:r>
-              <w:rPr>
-                <w:rFonts w:ascii="Times New Roman" w:hAnsi="Times New Roman"/>
-                <w:sz w:val="26"/>
-              </w:rPr>
-              <w:t>14</w:t>
-            </w:r>
-          </w:p>
-        </w:tc>
-        <w:tc>
-          <w:tcPr>
-            <w:tcW w:type="dxa" w:w="5272"/>
-            <w:vAlign w:val="center"/>
-            <w:tcW w:w="5273" w:type="dxa"/>
-          </w:tcPr>
-          <w:p>
-            <w:pPr>
-              <w:spacing w:before="40" w:after="40" w:line="276" w:lineRule="auto"/>
-              <w:jc w:val="both"/>
-            </w:pPr>
-            <w:r>
-              <w:rPr>
-                <w:rFonts w:ascii="Times New Roman" w:hAnsi="Times New Roman"/>
-                <w:sz w:val="26"/>
-                <w:rFonts w:ascii="Times New Roman" w:hAnsi="Times New Roman" w:cs="Times New Roman"/>
-              </w:rPr>
-              <w:t>- Nhận biết biểu tượng, khởi động phần mềm Word.  - Soạn thảo văn bản tiếng Việt có dấu, thực hiện thao tác chọn, xóa, lưu bài.</w:t>
+            <w:tcW w:type="dxa" w:w="4649"/>
+            <w:tcMar>
+              <w:top w:w="80" w:type="dxa"/>
+              <w:bottom w:w="80" w:type="dxa"/>
+              <w:left w:w="100" w:type="dxa"/>
+              <w:right w:w="100" w:type="dxa"/>
+            </w:tcMar>
+          </w:tcPr>
+          <w:p>
+            <w:pPr>
+              <w:spacing w:before="40" w:after="40" w:line="276" w:lineRule="auto"/>
+              <w:jc w:val="left"/>
+            </w:pPr>
+            <w:r>
+              <w:rPr>
+                <w:rFonts w:ascii="Times New Roman" w:hAnsi="Times New Roman"/>
+                <w:sz w:val="26"/>
+              </w:rPr>
+              <w:t>Hiểu mục đích của việc tổ chức cây thư mục; nhận biết các thao tác cơ bản: tạo mới, đổi tên, sao chép, di chuyển và xóa thư mục/tệp.</w:t>
             </w:r>
           </w:p>
         </w:tc>
       </w:tr>
       <w:tr>
-        <w:tc>
-          <w:tcPr>
-            <w:tcW w:type="dxa" w:w="510"/>
-            <w:vAlign w:val="center"/>
-            <w:tcW w:w="510" w:type="dxa"/>
-          </w:tcPr>
-          <w:p>
-            <w:pPr>
-              <w:jc w:val="center"/>
-            </w:pPr>
-            <w:r>
-              <w:rPr>
-                <w:rFonts w:ascii="Times New Roman" w:hAnsi="Times New Roman"/>
-                <w:sz w:val="26"/>
-              </w:rPr>
-              <w:t>15</w:t>
-            </w:r>
-          </w:p>
-        </w:tc>
-        <w:tc>
-          <w:tcPr>
-            <w:tcW w:type="dxa" w:w="2154"/>
-            <w:vAlign w:val="center"/>
-            <w:tcW w:w="2154" w:type="dxa"/>
-          </w:tcPr>
-          <w:p>
-            <w:pPr>
-              <w:spacing w:before="40" w:after="40" w:line="276" w:lineRule="auto"/>
-              <w:jc w:val="both"/>
-            </w:pPr>
-            <w:r>
-              <w:rPr>
-                <w:rFonts w:ascii="Times New Roman" w:hAnsi="Times New Roman"/>
-                <w:sz w:val="26"/>
-                <w:rFonts w:ascii="Times New Roman" w:hAnsi="Times New Roman" w:cs="Times New Roman"/>
-              </w:rPr>
-              <w:t>Bài 13: Chỉnh sửa văn bản</w:t>
-            </w:r>
-          </w:p>
-        </w:tc>
+        <w:trPr>
+          <w:cantSplit/>
+        </w:trPr>
         <w:tc>
           <w:tcPr>
             <w:tcW w:type="dxa" w:w="624"/>
-            <w:vAlign w:val="center"/>
-            <w:tcW w:w="623" w:type="dxa"/>
-          </w:tcPr>
-          <w:p>
-            <w:pPr>
-              <w:spacing w:before="40" w:after="40" w:line="276" w:lineRule="auto"/>
-              <w:jc w:val="center"/>
-            </w:pPr>
-            <w:r>
-              <w:rPr>
-                <w:rFonts w:ascii="Times New Roman" w:hAnsi="Times New Roman"/>
-                <w:sz w:val="26"/>
-                <w:rFonts w:ascii="Times New Roman" w:hAnsi="Times New Roman" w:cs="Times New Roman"/>
+            <w:tcMar>
+              <w:top w:w="80" w:type="dxa"/>
+              <w:bottom w:w="80" w:type="dxa"/>
+              <w:left w:w="100" w:type="dxa"/>
+              <w:right w:w="100" w:type="dxa"/>
+            </w:tcMar>
+          </w:tcPr>
+          <w:p>
+            <w:pPr>
+              <w:spacing w:before="40" w:after="40" w:line="276" w:lineRule="auto"/>
+              <w:jc w:val="center"/>
+            </w:pPr>
+            <w:r>
+              <w:rPr>
+                <w:rFonts w:ascii="Times New Roman" w:hAnsi="Times New Roman"/>
+                <w:sz w:val="26"/>
+              </w:rPr>
+              <w:t>12</w:t>
+            </w:r>
+          </w:p>
+        </w:tc>
+        <w:tc>
+          <w:tcPr>
+            <w:tcW w:type="dxa" w:w="3175"/>
+            <w:tcMar>
+              <w:top w:w="80" w:type="dxa"/>
+              <w:bottom w:w="80" w:type="dxa"/>
+              <w:left w:w="100" w:type="dxa"/>
+              <w:right w:w="100" w:type="dxa"/>
+            </w:tcMar>
+          </w:tcPr>
+          <w:p>
+            <w:pPr>
+              <w:spacing w:before="40" w:after="40" w:line="276" w:lineRule="auto"/>
+              <w:jc w:val="left"/>
+            </w:pPr>
+            <w:r>
+              <w:rPr>
+                <w:rFonts w:ascii="Times New Roman" w:hAnsi="Times New Roman"/>
+                <w:sz w:val="26"/>
+              </w:rPr>
+              <w:t>Bài 5: Thao tác với tệp và thư mục (Tiết 2)</w:t>
+            </w:r>
+          </w:p>
+        </w:tc>
+        <w:tc>
+          <w:tcPr>
+            <w:tcW w:type="dxa" w:w="907"/>
+            <w:tcMar>
+              <w:top w:w="80" w:type="dxa"/>
+              <w:bottom w:w="80" w:type="dxa"/>
+              <w:left w:w="100" w:type="dxa"/>
+              <w:right w:w="100" w:type="dxa"/>
+            </w:tcMar>
+          </w:tcPr>
+          <w:p>
+            <w:pPr>
+              <w:spacing w:before="40" w:after="40" w:line="276" w:lineRule="auto"/>
+              <w:jc w:val="center"/>
+            </w:pPr>
+            <w:r>
+              <w:rPr>
+                <w:rFonts w:ascii="Times New Roman" w:hAnsi="Times New Roman"/>
+                <w:sz w:val="26"/>
               </w:rPr>
               <w:t>1</w:t>
             </w:r>
@@ -3004,205 +2778,132 @@
         </w:tc>
         <w:tc>
           <w:tcPr>
-            <w:tcW w:type="dxa" w:w="794"/>
-            <w:vAlign w:val="center"/>
-            <w:tcW w:w="793" w:type="dxa"/>
-          </w:tcPr>
-          <w:p>
-            <w:pPr>
-              <w:jc w:val="center"/>
-            </w:pPr>
-            <w:r>
-              <w:rPr>
-                <w:rFonts w:ascii="Times New Roman" w:hAnsi="Times New Roman"/>
-                <w:sz w:val="26"/>
-              </w:rPr>
-              <w:t>15</w:t>
-            </w:r>
-          </w:p>
-        </w:tc>
-        <w:tc>
-          <w:tcPr>
-            <w:tcW w:type="dxa" w:w="5272"/>
-            <w:vAlign w:val="center"/>
-            <w:tcW w:w="5273" w:type="dxa"/>
-          </w:tcPr>
-          <w:p>
-            <w:pPr>
-              <w:spacing w:before="40" w:after="40" w:line="276" w:lineRule="auto"/>
-              <w:jc w:val="both"/>
-            </w:pPr>
-            <w:r>
-              <w:rPr>
-                <w:rFonts w:ascii="Times New Roman" w:hAnsi="Times New Roman"/>
-                <w:sz w:val="26"/>
-                <w:rFonts w:ascii="Times New Roman" w:hAnsi="Times New Roman" w:cs="Times New Roman"/>
-              </w:rPr>
-              <w:t>- Mở tệp có sẵn, lưu tệp với tên khác.  - Chỉnh sửa văn bản bằng thao tác sao chép, di chuyển đoạn văn bản; chèn hình ảnh.</w:t>
+            <w:tcW w:type="dxa" w:w="4649"/>
+            <w:tcMar>
+              <w:top w:w="80" w:type="dxa"/>
+              <w:bottom w:w="80" w:type="dxa"/>
+              <w:left w:w="100" w:type="dxa"/>
+              <w:right w:w="100" w:type="dxa"/>
+            </w:tcMar>
+          </w:tcPr>
+          <w:p>
+            <w:pPr>
+              <w:spacing w:before="40" w:after="40" w:line="276" w:lineRule="auto"/>
+              <w:jc w:val="left"/>
+            </w:pPr>
+            <w:r>
+              <w:rPr>
+                <w:rFonts w:ascii="Times New Roman" w:hAnsi="Times New Roman"/>
+                <w:sz w:val="26"/>
+              </w:rPr>
+              <w:t>Thực hành tạo cây thư mục học tập khoa học, sao chép và sắp xếp các tệp tài liệu môn học vào đúng thư mục lưu trữ.</w:t>
             </w:r>
           </w:p>
         </w:tc>
       </w:tr>
       <w:tr>
-        <w:tc>
-          <w:tcPr>
-            <w:tcW w:type="dxa" w:w="510"/>
-            <w:vAlign w:val="center"/>
-            <w:tcW w:w="510" w:type="dxa"/>
-          </w:tcPr>
-          <w:p>
-            <w:pPr>
-              <w:jc w:val="center"/>
-            </w:pPr>
-            <w:r>
-              <w:rPr>
-                <w:rFonts w:ascii="Times New Roman" w:hAnsi="Times New Roman"/>
-                <w:sz w:val="26"/>
-              </w:rPr>
-              <w:t>16</w:t>
-            </w:r>
-          </w:p>
-        </w:tc>
-        <w:tc>
-          <w:tcPr>
-            <w:tcW w:type="dxa" w:w="2154"/>
-            <w:vAlign w:val="center"/>
-            <w:tcW w:w="2154" w:type="dxa"/>
-          </w:tcPr>
-          <w:p>
-            <w:pPr>
-              <w:spacing w:before="40" w:after="40" w:line="276" w:lineRule="auto"/>
-              <w:jc w:val="both"/>
-            </w:pPr>
-            <w:r>
-              <w:rPr>
-                <w:rFonts w:ascii="Times New Roman" w:hAnsi="Times New Roman"/>
-                <w:sz w:val="26"/>
-                <w:rFonts w:ascii="Times New Roman" w:hAnsi="Times New Roman" w:cs="Times New Roman"/>
-              </w:rPr>
-              <w:t>Bài 14: Luyện tập gõ bàn phím / Đa phương tiện</w:t>
-            </w:r>
-          </w:p>
-        </w:tc>
-        <w:tc>
-          <w:tcPr>
-            <w:tcW w:type="dxa" w:w="624"/>
-            <w:vAlign w:val="center"/>
-            <w:tcW w:w="623" w:type="dxa"/>
-          </w:tcPr>
-          <w:p>
-            <w:pPr>
-              <w:spacing w:before="40" w:after="40" w:line="276" w:lineRule="auto"/>
-              <w:jc w:val="center"/>
-            </w:pPr>
-            <w:r>
-              <w:rPr>
-                <w:rFonts w:ascii="Times New Roman" w:hAnsi="Times New Roman"/>
-                <w:sz w:val="26"/>
-                <w:rFonts w:ascii="Times New Roman" w:hAnsi="Times New Roman" w:cs="Times New Roman"/>
-              </w:rPr>
-              <w:t>1</w:t>
-            </w:r>
-          </w:p>
-        </w:tc>
-        <w:tc>
-          <w:tcPr>
-            <w:tcW w:type="dxa" w:w="794"/>
-            <w:vAlign w:val="center"/>
-            <w:tcW w:w="793" w:type="dxa"/>
-          </w:tcPr>
-          <w:p>
-            <w:pPr>
-              <w:jc w:val="center"/>
-            </w:pPr>
-            <w:r>
-              <w:rPr>
-                <w:rFonts w:ascii="Times New Roman" w:hAnsi="Times New Roman"/>
-                <w:sz w:val="26"/>
-              </w:rPr>
-              <w:t>16</w:t>
-            </w:r>
-          </w:p>
-        </w:tc>
-        <w:tc>
-          <w:tcPr>
-            <w:tcW w:type="dxa" w:w="5272"/>
-            <w:vAlign w:val="center"/>
-            <w:tcW w:w="5273" w:type="dxa"/>
-          </w:tcPr>
-          <w:p>
-            <w:pPr>
-              <w:spacing w:before="40" w:after="40" w:line="276" w:lineRule="auto"/>
-              <w:jc w:val="both"/>
-            </w:pPr>
-            <w:r>
-              <w:rPr>
-                <w:rFonts w:ascii="Times New Roman" w:hAnsi="Times New Roman"/>
-                <w:sz w:val="26"/>
-                <w:rFonts w:ascii="Times New Roman" w:hAnsi="Times New Roman" w:cs="Times New Roman"/>
-              </w:rPr>
-              <w:t>- Bài 14A: Thực hành đa phương tiện (xem video lịch sử, văn hóa).  - Bài 14B: Sử dụng phần mềm luyện gõ bàn phím nâng cao.</w:t>
+        <w:trPr>
+          <w:cantSplit/>
+        </w:trPr>
+        <w:tc>
+          <w:tcPr>
+            <w:tcW w:type="dxa" w:w="9308"/>
+            <w:gridSpan w:val="4"/>
+            <w:tcMar>
+              <w:top w:w="100" w:type="dxa"/>
+              <w:bottom w:w="100" w:type="dxa"/>
+              <w:left w:w="120" w:type="dxa"/>
+              <w:right w:w="120" w:type="dxa"/>
+            </w:tcMar>
+            <w:shd w:fill="F2F2F2"/>
+          </w:tcPr>
+          <w:p>
+            <w:pPr>
+              <w:spacing w:before="60" w:after="60" w:line="276" w:lineRule="auto"/>
+              <w:jc w:val="left"/>
+            </w:pPr>
+            <w:r>
+              <w:rPr>
+                <w:rFonts w:ascii="Times New Roman" w:hAnsi="Times New Roman"/>
+                <w:b/>
+                <w:sz w:val="26"/>
+              </w:rPr>
+              <w:t>Chủ đề 4: Đạo đức, pháp luật và văn hoá trong môi trường số</w:t>
             </w:r>
           </w:p>
         </w:tc>
       </w:tr>
       <w:tr>
-        <w:tc>
-          <w:tcPr>
-            <w:tcW w:type="dxa" w:w="510"/>
-            <w:vAlign w:val="center"/>
-            <w:tcW w:w="510" w:type="dxa"/>
-          </w:tcPr>
-          <w:p>
-            <w:pPr>
-              <w:jc w:val="center"/>
-            </w:pPr>
-            <w:r>
-              <w:rPr>
-                <w:rFonts w:ascii="Times New Roman" w:hAnsi="Times New Roman"/>
-                <w:sz w:val="26"/>
-              </w:rPr>
-              <w:t>17</w:t>
-            </w:r>
-          </w:p>
-        </w:tc>
-        <w:tc>
-          <w:tcPr>
-            <w:tcW w:type="dxa" w:w="2154"/>
-            <w:vAlign w:val="center"/>
-            <w:tcW w:w="2154" w:type="dxa"/>
-          </w:tcPr>
-          <w:p>
-            <w:pPr>
-              <w:spacing w:before="40" w:after="40" w:line="276" w:lineRule="auto"/>
-              <w:jc w:val="both"/>
-            </w:pPr>
-            <w:r>
-              <w:rPr>
-                <w:rFonts w:ascii="Times New Roman" w:hAnsi="Times New Roman"/>
-                <w:sz w:val="26"/>
-                <w:rFonts w:ascii="Times New Roman" w:hAnsi="Times New Roman" w:cs="Times New Roman"/>
-              </w:rPr>
-              <w:t>Bài 15: Chơi với máy tính</w:t>
-            </w:r>
-          </w:p>
-        </w:tc>
+        <w:trPr>
+          <w:cantSplit/>
+        </w:trPr>
         <w:tc>
           <w:tcPr>
             <w:tcW w:type="dxa" w:w="624"/>
-            <w:vAlign w:val="center"/>
-            <w:tcW w:w="623" w:type="dxa"/>
-          </w:tcPr>
-          <w:p>
-            <w:pPr>
-              <w:spacing w:before="40" w:after="40" w:line="276" w:lineRule="auto"/>
-              <w:jc w:val="center"/>
-            </w:pPr>
-            <w:r>
-              <w:rPr>
-                <w:rFonts w:ascii="Times New Roman" w:hAnsi="Times New Roman"/>
-                <w:sz w:val="26"/>
-                <w:rFonts w:ascii="Times New Roman" w:hAnsi="Times New Roman" w:cs="Times New Roman"/>
+            <w:tcMar>
+              <w:top w:w="80" w:type="dxa"/>
+              <w:bottom w:w="80" w:type="dxa"/>
+              <w:left w:w="100" w:type="dxa"/>
+              <w:right w:w="100" w:type="dxa"/>
+            </w:tcMar>
+          </w:tcPr>
+          <w:p>
+            <w:pPr>
+              <w:spacing w:before="40" w:after="40" w:line="276" w:lineRule="auto"/>
+              <w:jc w:val="center"/>
+            </w:pPr>
+            <w:r>
+              <w:rPr>
+                <w:rFonts w:ascii="Times New Roman" w:hAnsi="Times New Roman"/>
+                <w:sz w:val="26"/>
+              </w:rPr>
+              <w:t>13</w:t>
+            </w:r>
+          </w:p>
+        </w:tc>
+        <w:tc>
+          <w:tcPr>
+            <w:tcW w:type="dxa" w:w="3175"/>
+            <w:tcMar>
+              <w:top w:w="80" w:type="dxa"/>
+              <w:bottom w:w="80" w:type="dxa"/>
+              <w:left w:w="100" w:type="dxa"/>
+              <w:right w:w="100" w:type="dxa"/>
+            </w:tcMar>
+          </w:tcPr>
+          <w:p>
+            <w:pPr>
+              <w:spacing w:before="40" w:after="40" w:line="276" w:lineRule="auto"/>
+              <w:jc w:val="left"/>
+            </w:pPr>
+            <w:r>
+              <w:rPr>
+                <w:rFonts w:ascii="Times New Roman" w:hAnsi="Times New Roman"/>
+                <w:sz w:val="26"/>
+              </w:rPr>
+              <w:t>Bài 6: Sử dụng phần mềm khi được phép</w:t>
+            </w:r>
+          </w:p>
+        </w:tc>
+        <w:tc>
+          <w:tcPr>
+            <w:tcW w:type="dxa" w:w="907"/>
+            <w:tcMar>
+              <w:top w:w="80" w:type="dxa"/>
+              <w:bottom w:w="80" w:type="dxa"/>
+              <w:left w:w="100" w:type="dxa"/>
+              <w:right w:w="100" w:type="dxa"/>
+            </w:tcMar>
+          </w:tcPr>
+          <w:p>
+            <w:pPr>
+              <w:spacing w:before="40" w:after="40" w:line="276" w:lineRule="auto"/>
+              <w:jc w:val="center"/>
+            </w:pPr>
+            <w:r>
+              <w:rPr>
+                <w:rFonts w:ascii="Times New Roman" w:hAnsi="Times New Roman"/>
+                <w:sz w:val="26"/>
               </w:rPr>
               <w:t>1</w:t>
             </w:r>
@@ -3210,205 +2911,132 @@
         </w:tc>
         <w:tc>
           <w:tcPr>
-            <w:tcW w:type="dxa" w:w="794"/>
-            <w:vAlign w:val="center"/>
-            <w:tcW w:w="793" w:type="dxa"/>
-          </w:tcPr>
-          <w:p>
-            <w:pPr>
-              <w:jc w:val="center"/>
-            </w:pPr>
-            <w:r>
-              <w:rPr>
-                <w:rFonts w:ascii="Times New Roman" w:hAnsi="Times New Roman"/>
-                <w:sz w:val="26"/>
-              </w:rPr>
-              <w:t>17</w:t>
-            </w:r>
-          </w:p>
-        </w:tc>
-        <w:tc>
-          <w:tcPr>
-            <w:tcW w:type="dxa" w:w="5272"/>
-            <w:vAlign w:val="center"/>
-            <w:tcW w:w="5273" w:type="dxa"/>
-          </w:tcPr>
-          <w:p>
-            <w:pPr>
-              <w:spacing w:before="40" w:after="40" w:line="276" w:lineRule="auto"/>
-              <w:jc w:val="both"/>
-            </w:pPr>
-            <w:r>
-              <w:rPr>
-                <w:rFonts w:ascii="Times New Roman" w:hAnsi="Times New Roman"/>
-                <w:sz w:val="26"/>
-                <w:rFonts w:ascii="Times New Roman" w:hAnsi="Times New Roman" w:cs="Times New Roman"/>
-              </w:rPr>
-              <w:t>- Nhận ra chương trình máy tính qua các trò chơi.  - Nhận biết các vùng cơ bản trong cửa sổ lập trình trực quan (Scratch).  - Thao tác mở, chạy chương trình và đóng phần mềm.</w:t>
+            <w:tcW w:type="dxa" w:w="4649"/>
+            <w:tcMar>
+              <w:top w:w="80" w:type="dxa"/>
+              <w:bottom w:w="80" w:type="dxa"/>
+              <w:left w:w="100" w:type="dxa"/>
+              <w:right w:w="100" w:type="dxa"/>
+            </w:tcMar>
+          </w:tcPr>
+          <w:p>
+            <w:pPr>
+              <w:spacing w:before="40" w:after="40" w:line="276" w:lineRule="auto"/>
+              <w:jc w:val="left"/>
+            </w:pPr>
+            <w:r>
+              <w:rPr>
+                <w:rFonts w:ascii="Times New Roman" w:hAnsi="Times New Roman"/>
+                <w:sz w:val="26"/>
+              </w:rPr>
+              <w:t>Nhận biết bản quyền phần mềm và dữ liệu số; nêu được ví dụ về hành vi sử dụng phần mềm khi được phép và tôn trọng bản quyền.</w:t>
             </w:r>
           </w:p>
         </w:tc>
       </w:tr>
       <w:tr>
-        <w:tc>
-          <w:tcPr>
-            <w:tcW w:type="dxa" w:w="510"/>
-            <w:vAlign w:val="center"/>
-            <w:tcW w:w="510" w:type="dxa"/>
-          </w:tcPr>
-          <w:p>
-            <w:pPr>
-              <w:jc w:val="center"/>
-            </w:pPr>
-            <w:r>
-              <w:rPr>
-                <w:rFonts w:ascii="Times New Roman" w:hAnsi="Times New Roman"/>
-                <w:sz w:val="26"/>
-              </w:rPr>
-              <w:t>18</w:t>
-            </w:r>
-          </w:p>
-        </w:tc>
-        <w:tc>
-          <w:tcPr>
-            <w:tcW w:type="dxa" w:w="2154"/>
-            <w:vAlign w:val="center"/>
-            <w:tcW w:w="2154" w:type="dxa"/>
-          </w:tcPr>
-          <w:p>
-            <w:pPr>
-              <w:spacing w:before="40" w:after="40" w:line="276" w:lineRule="auto"/>
-              <w:jc w:val="both"/>
-            </w:pPr>
-            <w:r>
-              <w:rPr>
-                <w:rFonts w:ascii="Times New Roman" w:hAnsi="Times New Roman"/>
-                <w:sz w:val="26"/>
-                <w:rFonts w:ascii="Times New Roman" w:hAnsi="Times New Roman" w:cs="Times New Roman"/>
-              </w:rPr>
-              <w:t>Ôn tập Đánh giá định kỳ 3</w:t>
-            </w:r>
-          </w:p>
-        </w:tc>
-        <w:tc>
-          <w:tcPr>
-            <w:tcW w:type="dxa" w:w="624"/>
-            <w:vAlign w:val="center"/>
-            <w:tcW w:w="623" w:type="dxa"/>
-          </w:tcPr>
-          <w:p>
-            <w:pPr>
-              <w:spacing w:before="40" w:after="40" w:line="276" w:lineRule="auto"/>
-              <w:jc w:val="center"/>
-            </w:pPr>
-            <w:r>
-              <w:rPr>
-                <w:rFonts w:ascii="Times New Roman" w:hAnsi="Times New Roman"/>
-                <w:sz w:val="26"/>
-                <w:rFonts w:ascii="Times New Roman" w:hAnsi="Times New Roman" w:cs="Times New Roman"/>
-              </w:rPr>
-              <w:t>1</w:t>
-            </w:r>
-          </w:p>
-        </w:tc>
-        <w:tc>
-          <w:tcPr>
-            <w:tcW w:type="dxa" w:w="794"/>
-            <w:vAlign w:val="center"/>
-            <w:tcW w:w="793" w:type="dxa"/>
-          </w:tcPr>
-          <w:p>
-            <w:pPr>
-              <w:jc w:val="center"/>
-            </w:pPr>
-            <w:r>
-              <w:rPr>
-                <w:rFonts w:ascii="Times New Roman" w:hAnsi="Times New Roman"/>
-                <w:sz w:val="26"/>
-              </w:rPr>
-              <w:t>18</w:t>
-            </w:r>
-          </w:p>
-        </w:tc>
-        <w:tc>
-          <w:tcPr>
-            <w:tcW w:type="dxa" w:w="5272"/>
-            <w:vAlign w:val="center"/>
-            <w:tcW w:w="5273" w:type="dxa"/>
-          </w:tcPr>
-          <w:p>
-            <w:pPr>
-              <w:spacing w:before="40" w:after="40" w:line="276" w:lineRule="auto"/>
-              <w:jc w:val="both"/>
-            </w:pPr>
-            <w:r>
-              <w:rPr>
-                <w:rFonts w:ascii="Times New Roman" w:hAnsi="Times New Roman"/>
-                <w:sz w:val="26"/>
-                <w:rFonts w:ascii="Times New Roman" w:hAnsi="Times New Roman" w:cs="Times New Roman"/>
-              </w:rPr>
-              <w:t>Hệ thống hóa kiến thức chuẩn bị Đánh giá định kỳ 3.</w:t>
+        <w:trPr>
+          <w:cantSplit/>
+        </w:trPr>
+        <w:tc>
+          <w:tcPr>
+            <w:tcW w:type="dxa" w:w="9308"/>
+            <w:gridSpan w:val="4"/>
+            <w:tcMar>
+              <w:top w:w="100" w:type="dxa"/>
+              <w:bottom w:w="100" w:type="dxa"/>
+              <w:left w:w="120" w:type="dxa"/>
+              <w:right w:w="120" w:type="dxa"/>
+            </w:tcMar>
+            <w:shd w:fill="F2F2F2"/>
+          </w:tcPr>
+          <w:p>
+            <w:pPr>
+              <w:spacing w:before="60" w:after="60" w:line="276" w:lineRule="auto"/>
+              <w:jc w:val="left"/>
+            </w:pPr>
+            <w:r>
+              <w:rPr>
+                <w:rFonts w:ascii="Times New Roman" w:hAnsi="Times New Roman"/>
+                <w:b/>
+                <w:sz w:val="26"/>
+              </w:rPr>
+              <w:t>Chủ đề 5: Ứng dụng tin học</w:t>
             </w:r>
           </w:p>
         </w:tc>
       </w:tr>
       <w:tr>
-        <w:tc>
-          <w:tcPr>
-            <w:tcW w:type="dxa" w:w="510"/>
-            <w:vAlign w:val="center"/>
-            <w:tcW w:w="510" w:type="dxa"/>
-          </w:tcPr>
-          <w:p>
-            <w:pPr>
-              <w:jc w:val="center"/>
-            </w:pPr>
-            <w:r>
-              <w:rPr>
-                <w:rFonts w:ascii="Times New Roman" w:hAnsi="Times New Roman"/>
-                <w:sz w:val="26"/>
-              </w:rPr>
-              <w:t>19</w:t>
-            </w:r>
-          </w:p>
-        </w:tc>
-        <w:tc>
-          <w:tcPr>
-            <w:tcW w:type="dxa" w:w="2154"/>
-            <w:vAlign w:val="center"/>
-            <w:tcW w:w="2154" w:type="dxa"/>
-          </w:tcPr>
-          <w:p>
-            <w:pPr>
-              <w:spacing w:before="40" w:after="40" w:line="276" w:lineRule="auto"/>
-              <w:jc w:val="both"/>
-            </w:pPr>
-            <w:r>
-              <w:rPr>
-                <w:rFonts w:ascii="Times New Roman" w:hAnsi="Times New Roman"/>
-                <w:sz w:val="26"/>
-                <w:rFonts w:ascii="Times New Roman" w:hAnsi="Times New Roman" w:cs="Times New Roman"/>
-              </w:rPr>
-              <w:t>Đánh giá định kỳ 3</w:t>
-            </w:r>
-          </w:p>
-        </w:tc>
+        <w:trPr>
+          <w:cantSplit/>
+        </w:trPr>
         <w:tc>
           <w:tcPr>
             <w:tcW w:type="dxa" w:w="624"/>
-            <w:vAlign w:val="center"/>
-            <w:tcW w:w="623" w:type="dxa"/>
-          </w:tcPr>
-          <w:p>
-            <w:pPr>
-              <w:spacing w:before="40" w:after="40" w:line="276" w:lineRule="auto"/>
-              <w:jc w:val="center"/>
-            </w:pPr>
-            <w:r>
-              <w:rPr>
-                <w:rFonts w:ascii="Times New Roman" w:hAnsi="Times New Roman"/>
-                <w:sz w:val="26"/>
-                <w:rFonts w:ascii="Times New Roman" w:hAnsi="Times New Roman" w:cs="Times New Roman"/>
+            <w:tcMar>
+              <w:top w:w="80" w:type="dxa"/>
+              <w:bottom w:w="80" w:type="dxa"/>
+              <w:left w:w="100" w:type="dxa"/>
+              <w:right w:w="100" w:type="dxa"/>
+            </w:tcMar>
+          </w:tcPr>
+          <w:p>
+            <w:pPr>
+              <w:spacing w:before="40" w:after="40" w:line="276" w:lineRule="auto"/>
+              <w:jc w:val="center"/>
+            </w:pPr>
+            <w:r>
+              <w:rPr>
+                <w:rFonts w:ascii="Times New Roman" w:hAnsi="Times New Roman"/>
+                <w:sz w:val="26"/>
+              </w:rPr>
+              <w:t>14</w:t>
+            </w:r>
+          </w:p>
+        </w:tc>
+        <w:tc>
+          <w:tcPr>
+            <w:tcW w:type="dxa" w:w="3175"/>
+            <w:tcMar>
+              <w:top w:w="80" w:type="dxa"/>
+              <w:bottom w:w="80" w:type="dxa"/>
+              <w:left w:w="100" w:type="dxa"/>
+              <w:right w:w="100" w:type="dxa"/>
+            </w:tcMar>
+          </w:tcPr>
+          <w:p>
+            <w:pPr>
+              <w:spacing w:before="40" w:after="40" w:line="276" w:lineRule="auto"/>
+              <w:jc w:val="left"/>
+            </w:pPr>
+            <w:r>
+              <w:rPr>
+                <w:rFonts w:ascii="Times New Roman" w:hAnsi="Times New Roman"/>
+                <w:sz w:val="26"/>
+              </w:rPr>
+              <w:t>Bài 7: Tạo bài trình chiếu (Tiết 1)</w:t>
+            </w:r>
+          </w:p>
+        </w:tc>
+        <w:tc>
+          <w:tcPr>
+            <w:tcW w:type="dxa" w:w="907"/>
+            <w:tcMar>
+              <w:top w:w="80" w:type="dxa"/>
+              <w:bottom w:w="80" w:type="dxa"/>
+              <w:left w:w="100" w:type="dxa"/>
+              <w:right w:w="100" w:type="dxa"/>
+            </w:tcMar>
+          </w:tcPr>
+          <w:p>
+            <w:pPr>
+              <w:spacing w:before="40" w:after="40" w:line="276" w:lineRule="auto"/>
+              <w:jc w:val="center"/>
+            </w:pPr>
+            <w:r>
+              <w:rPr>
+                <w:rFonts w:ascii="Times New Roman" w:hAnsi="Times New Roman"/>
+                <w:sz w:val="26"/>
               </w:rPr>
               <w:t>1</w:t>
             </w:r>
@@ -3416,102 +3044,100 @@
         </w:tc>
         <w:tc>
           <w:tcPr>
-            <w:tcW w:type="dxa" w:w="794"/>
-            <w:vAlign w:val="center"/>
-            <w:tcW w:w="793" w:type="dxa"/>
-          </w:tcPr>
-          <w:p>
-            <w:pPr>
-              <w:jc w:val="center"/>
-            </w:pPr>
-            <w:r>
-              <w:rPr>
-                <w:rFonts w:ascii="Times New Roman" w:hAnsi="Times New Roman"/>
-                <w:sz w:val="26"/>
-              </w:rPr>
-              <w:t>19</w:t>
-            </w:r>
-          </w:p>
-        </w:tc>
-        <w:tc>
-          <w:tcPr>
-            <w:tcW w:type="dxa" w:w="5272"/>
-            <w:vAlign w:val="center"/>
-            <w:tcW w:w="5273" w:type="dxa"/>
-          </w:tcPr>
-          <w:p>
-            <w:pPr>
-              <w:spacing w:before="40" w:after="40" w:line="276" w:lineRule="auto"/>
-              <w:jc w:val="both"/>
-            </w:pPr>
-            <w:r>
-              <w:rPr>
-                <w:rFonts w:ascii="Times New Roman" w:hAnsi="Times New Roman"/>
-                <w:sz w:val="26"/>
-                <w:rFonts w:ascii="Times New Roman" w:hAnsi="Times New Roman" w:cs="Times New Roman"/>
-              </w:rPr>
-              <w:t>Kiểm tra đánh giá kết quả học tập.</w:t>
+            <w:tcW w:type="dxa" w:w="4649"/>
+            <w:tcMar>
+              <w:top w:w="80" w:type="dxa"/>
+              <w:bottom w:w="80" w:type="dxa"/>
+              <w:left w:w="100" w:type="dxa"/>
+              <w:right w:w="100" w:type="dxa"/>
+            </w:tcMar>
+          </w:tcPr>
+          <w:p>
+            <w:pPr>
+              <w:spacing w:before="40" w:after="40" w:line="276" w:lineRule="auto"/>
+              <w:jc w:val="left"/>
+            </w:pPr>
+            <w:r>
+              <w:rPr>
+                <w:rFonts w:ascii="Times New Roman" w:hAnsi="Times New Roman"/>
+                <w:sz w:val="26"/>
+              </w:rPr>
+              <w:t>Biết cách khởi động phần mềm PowerPoint, tạo bài trình chiếu mới; phân biệt trang tiêu đề và các trang nội dung bài thuyết trình.</w:t>
             </w:r>
           </w:p>
         </w:tc>
       </w:tr>
       <w:tr>
-        <w:tc>
-          <w:tcPr>
-            <w:tcW w:type="dxa" w:w="510"/>
-            <w:vAlign w:val="center"/>
-            <w:tcW w:w="510" w:type="dxa"/>
-          </w:tcPr>
-          <w:p>
-            <w:pPr>
-              <w:jc w:val="center"/>
-            </w:pPr>
-            <w:r>
-              <w:rPr>
-                <w:rFonts w:ascii="Times New Roman" w:hAnsi="Times New Roman"/>
-                <w:sz w:val="26"/>
-              </w:rPr>
-              <w:t>20</w:t>
-            </w:r>
-          </w:p>
-        </w:tc>
-        <w:tc>
-          <w:tcPr>
-            <w:tcW w:type="dxa" w:w="2154"/>
-            <w:vAlign w:val="center"/>
-            <w:tcW w:w="2154" w:type="dxa"/>
-          </w:tcPr>
-          <w:p>
-            <w:pPr>
-              <w:spacing w:before="40" w:after="40" w:line="276" w:lineRule="auto"/>
-              <w:jc w:val="both"/>
-            </w:pPr>
-            <w:r>
-              <w:rPr>
-                <w:rFonts w:ascii="Times New Roman" w:hAnsi="Times New Roman"/>
-                <w:sz w:val="26"/>
-                <w:rFonts w:ascii="Times New Roman" w:hAnsi="Times New Roman" w:cs="Times New Roman"/>
-              </w:rPr>
-              <w:t>Bài 16: Khám phá môi trường lập trình trực quan</w:t>
-            </w:r>
-          </w:p>
-        </w:tc>
+        <w:trPr>
+          <w:cantSplit/>
+        </w:trPr>
         <w:tc>
           <w:tcPr>
             <w:tcW w:type="dxa" w:w="624"/>
-            <w:vAlign w:val="center"/>
-            <w:tcW w:w="623" w:type="dxa"/>
-          </w:tcPr>
-          <w:p>
-            <w:pPr>
-              <w:spacing w:before="40" w:after="40" w:line="276" w:lineRule="auto"/>
-              <w:jc w:val="center"/>
-            </w:pPr>
-            <w:r>
-              <w:rPr>
-                <w:rFonts w:ascii="Times New Roman" w:hAnsi="Times New Roman"/>
-                <w:sz w:val="26"/>
-                <w:rFonts w:ascii="Times New Roman" w:hAnsi="Times New Roman" w:cs="Times New Roman"/>
+            <w:tcMar>
+              <w:top w:w="80" w:type="dxa"/>
+              <w:bottom w:w="80" w:type="dxa"/>
+              <w:left w:w="100" w:type="dxa"/>
+              <w:right w:w="100" w:type="dxa"/>
+            </w:tcMar>
+          </w:tcPr>
+          <w:p>
+            <w:pPr>
+              <w:spacing w:before="40" w:after="40" w:line="276" w:lineRule="auto"/>
+              <w:jc w:val="center"/>
+            </w:pPr>
+            <w:r>
+              <w:rPr>
+                <w:rFonts w:ascii="Times New Roman" w:hAnsi="Times New Roman"/>
+                <w:sz w:val="26"/>
+              </w:rPr>
+              <w:t>15</w:t>
+            </w:r>
+          </w:p>
+        </w:tc>
+        <w:tc>
+          <w:tcPr>
+            <w:tcW w:type="dxa" w:w="3175"/>
+            <w:tcMar>
+              <w:top w:w="80" w:type="dxa"/>
+              <w:bottom w:w="80" w:type="dxa"/>
+              <w:left w:w="100" w:type="dxa"/>
+              <w:right w:w="100" w:type="dxa"/>
+            </w:tcMar>
+          </w:tcPr>
+          <w:p>
+            <w:pPr>
+              <w:spacing w:before="40" w:after="40" w:line="276" w:lineRule="auto"/>
+              <w:jc w:val="left"/>
+            </w:pPr>
+            <w:r>
+              <w:rPr>
+                <w:rFonts w:ascii="Times New Roman" w:hAnsi="Times New Roman"/>
+                <w:sz w:val="26"/>
+              </w:rPr>
+              <w:t>Bài 7: Tạo bài trình chiếu (Tiết 2)</w:t>
+            </w:r>
+          </w:p>
+        </w:tc>
+        <w:tc>
+          <w:tcPr>
+            <w:tcW w:type="dxa" w:w="907"/>
+            <w:tcMar>
+              <w:top w:w="80" w:type="dxa"/>
+              <w:bottom w:w="80" w:type="dxa"/>
+              <w:left w:w="100" w:type="dxa"/>
+              <w:right w:w="100" w:type="dxa"/>
+            </w:tcMar>
+          </w:tcPr>
+          <w:p>
+            <w:pPr>
+              <w:spacing w:before="40" w:after="40" w:line="276" w:lineRule="auto"/>
+              <w:jc w:val="center"/>
+            </w:pPr>
+            <w:r>
+              <w:rPr>
+                <w:rFonts w:ascii="Times New Roman" w:hAnsi="Times New Roman"/>
+                <w:sz w:val="26"/>
               </w:rPr>
               <w:t>1</w:t>
             </w:r>
@@ -3519,102 +3145,100 @@
         </w:tc>
         <w:tc>
           <w:tcPr>
-            <w:tcW w:type="dxa" w:w="794"/>
-            <w:vAlign w:val="center"/>
-            <w:tcW w:w="793" w:type="dxa"/>
-          </w:tcPr>
-          <w:p>
-            <w:pPr>
-              <w:jc w:val="center"/>
-            </w:pPr>
-            <w:r>
-              <w:rPr>
-                <w:rFonts w:ascii="Times New Roman" w:hAnsi="Times New Roman"/>
-                <w:sz w:val="26"/>
-              </w:rPr>
-              <w:t>20</w:t>
-            </w:r>
-          </w:p>
-        </w:tc>
-        <w:tc>
-          <w:tcPr>
-            <w:tcW w:type="dxa" w:w="5272"/>
-            <w:vAlign w:val="center"/>
-            <w:tcW w:w="5273" w:type="dxa"/>
-          </w:tcPr>
-          <w:p>
-            <w:pPr>
-              <w:spacing w:before="40" w:after="40" w:line="276" w:lineRule="auto"/>
-              <w:jc w:val="both"/>
-            </w:pPr>
-            <w:r>
-              <w:rPr>
-                <w:rFonts w:ascii="Times New Roman" w:hAnsi="Times New Roman"/>
-                <w:sz w:val="26"/>
-                <w:rFonts w:ascii="Times New Roman" w:hAnsi="Times New Roman" w:cs="Times New Roman"/>
-              </w:rPr>
-              <w:t>- Nhận biết nhóm lệnh và các lệnh thuộc nhóm.  - Thao tác kéo thả lệnh, xóa lệnh, ghép các lệnh thành khối lệnh.</w:t>
+            <w:tcW w:type="dxa" w:w="4649"/>
+            <w:tcMar>
+              <w:top w:w="80" w:type="dxa"/>
+              <w:bottom w:w="80" w:type="dxa"/>
+              <w:left w:w="100" w:type="dxa"/>
+              <w:right w:w="100" w:type="dxa"/>
+            </w:tcMar>
+          </w:tcPr>
+          <w:p>
+            <w:pPr>
+              <w:spacing w:before="40" w:after="40" w:line="276" w:lineRule="auto"/>
+              <w:jc w:val="left"/>
+            </w:pPr>
+            <w:r>
+              <w:rPr>
+                <w:rFonts w:ascii="Times New Roman" w:hAnsi="Times New Roman"/>
+                <w:sz w:val="26"/>
+              </w:rPr>
+              <w:t>Thực hành tạo bài trình chiếu gồm 3-4 trang về chủ đề tự giới thiệu bản thân hoặc trường lớp; lưu bài đúng thư mục quy định.</w:t>
             </w:r>
           </w:p>
         </w:tc>
       </w:tr>
       <w:tr>
-        <w:tc>
-          <w:tcPr>
-            <w:tcW w:type="dxa" w:w="510"/>
-            <w:vAlign w:val="center"/>
-            <w:tcW w:w="510" w:type="dxa"/>
-          </w:tcPr>
-          <w:p>
-            <w:pPr>
-              <w:jc w:val="center"/>
-            </w:pPr>
-            <w:r>
-              <w:rPr>
-                <w:rFonts w:ascii="Times New Roman" w:hAnsi="Times New Roman"/>
-                <w:sz w:val="26"/>
-              </w:rPr>
-              <w:t>21</w:t>
-            </w:r>
-          </w:p>
-        </w:tc>
-        <w:tc>
-          <w:tcPr>
-            <w:tcW w:type="dxa" w:w="2154"/>
-            <w:vAlign w:val="center"/>
-            <w:tcW w:w="2154" w:type="dxa"/>
-          </w:tcPr>
-          <w:p>
-            <w:pPr>
-              <w:spacing w:before="40" w:after="40" w:line="276" w:lineRule="auto"/>
-              <w:jc w:val="both"/>
-            </w:pPr>
-            <w:r>
-              <w:rPr>
-                <w:rFonts w:ascii="Times New Roman" w:hAnsi="Times New Roman"/>
-                <w:sz w:val="26"/>
-                <w:rFonts w:ascii="Times New Roman" w:hAnsi="Times New Roman" w:cs="Times New Roman"/>
-              </w:rPr>
-              <w:t>Ôn tập và luyện tập</w:t>
-            </w:r>
-          </w:p>
-        </w:tc>
+        <w:trPr>
+          <w:cantSplit/>
+        </w:trPr>
         <w:tc>
           <w:tcPr>
             <w:tcW w:type="dxa" w:w="624"/>
-            <w:vAlign w:val="center"/>
-            <w:tcW w:w="623" w:type="dxa"/>
-          </w:tcPr>
-          <w:p>
-            <w:pPr>
-              <w:spacing w:before="40" w:after="40" w:line="276" w:lineRule="auto"/>
-              <w:jc w:val="center"/>
-            </w:pPr>
-            <w:r>
-              <w:rPr>
-                <w:rFonts w:ascii="Times New Roman" w:hAnsi="Times New Roman"/>
-                <w:sz w:val="26"/>
-                <w:rFonts w:ascii="Times New Roman" w:hAnsi="Times New Roman" w:cs="Times New Roman"/>
+            <w:tcMar>
+              <w:top w:w="80" w:type="dxa"/>
+              <w:bottom w:w="80" w:type="dxa"/>
+              <w:left w:w="100" w:type="dxa"/>
+              <w:right w:w="100" w:type="dxa"/>
+            </w:tcMar>
+          </w:tcPr>
+          <w:p>
+            <w:pPr>
+              <w:spacing w:before="40" w:after="40" w:line="276" w:lineRule="auto"/>
+              <w:jc w:val="center"/>
+            </w:pPr>
+            <w:r>
+              <w:rPr>
+                <w:rFonts w:ascii="Times New Roman" w:hAnsi="Times New Roman"/>
+                <w:sz w:val="26"/>
+              </w:rPr>
+              <w:t>16</w:t>
+            </w:r>
+          </w:p>
+        </w:tc>
+        <w:tc>
+          <w:tcPr>
+            <w:tcW w:type="dxa" w:w="3175"/>
+            <w:tcMar>
+              <w:top w:w="80" w:type="dxa"/>
+              <w:bottom w:w="80" w:type="dxa"/>
+              <w:left w:w="100" w:type="dxa"/>
+              <w:right w:w="100" w:type="dxa"/>
+            </w:tcMar>
+          </w:tcPr>
+          <w:p>
+            <w:pPr>
+              <w:spacing w:before="40" w:after="40" w:line="276" w:lineRule="auto"/>
+              <w:jc w:val="left"/>
+            </w:pPr>
+            <w:r>
+              <w:rPr>
+                <w:rFonts w:ascii="Times New Roman" w:hAnsi="Times New Roman"/>
+                <w:sz w:val="26"/>
+              </w:rPr>
+              <w:t>Bài 8: Định dạng văn bản trên trang chiếu (Tiết 1)</w:t>
+            </w:r>
+          </w:p>
+        </w:tc>
+        <w:tc>
+          <w:tcPr>
+            <w:tcW w:type="dxa" w:w="907"/>
+            <w:tcMar>
+              <w:top w:w="80" w:type="dxa"/>
+              <w:bottom w:w="80" w:type="dxa"/>
+              <w:left w:w="100" w:type="dxa"/>
+              <w:right w:w="100" w:type="dxa"/>
+            </w:tcMar>
+          </w:tcPr>
+          <w:p>
+            <w:pPr>
+              <w:spacing w:before="40" w:after="40" w:line="276" w:lineRule="auto"/>
+              <w:jc w:val="center"/>
+            </w:pPr>
+            <w:r>
+              <w:rPr>
+                <w:rFonts w:ascii="Times New Roman" w:hAnsi="Times New Roman"/>
+                <w:sz w:val="26"/>
               </w:rPr>
               <w:t>1</w:t>
             </w:r>
@@ -3622,102 +3246,101 @@
         </w:tc>
         <w:tc>
           <w:tcPr>
-            <w:tcW w:type="dxa" w:w="794"/>
-            <w:vAlign w:val="center"/>
-            <w:tcW w:w="793" w:type="dxa"/>
-          </w:tcPr>
-          <w:p>
-            <w:pPr>
-              <w:jc w:val="center"/>
-            </w:pPr>
-            <w:r>
-              <w:rPr>
-                <w:rFonts w:ascii="Times New Roman" w:hAnsi="Times New Roman"/>
-                <w:sz w:val="26"/>
-              </w:rPr>
-              <w:t>21</w:t>
-            </w:r>
-          </w:p>
-        </w:tc>
-        <w:tc>
-          <w:tcPr>
-            <w:tcW w:type="dxa" w:w="5272"/>
-            <w:vAlign w:val="center"/>
-            <w:tcW w:w="5273" w:type="dxa"/>
-          </w:tcPr>
-          <w:p>
-            <w:pPr>
-              <w:spacing w:before="40" w:after="40" w:line="276" w:lineRule="auto"/>
-              <w:jc w:val="both"/>
-            </w:pPr>
-            <w:r>
-              <w:rPr>
-                <w:rFonts w:ascii="Times New Roman" w:hAnsi="Times New Roman"/>
-                <w:sz w:val="26"/>
-                <w:rFonts w:ascii="Times New Roman" w:hAnsi="Times New Roman" w:cs="Times New Roman"/>
-              </w:rPr>
-              <w:t>Ôn tập, luyện tập bổ sung kiến thức và kỹ năng.</w:t>
+            <w:tcW w:type="dxa" w:w="4649"/>
+            <w:tcMar>
+              <w:top w:w="80" w:type="dxa"/>
+              <w:bottom w:w="80" w:type="dxa"/>
+              <w:left w:w="100" w:type="dxa"/>
+              <w:right w:w="100" w:type="dxa"/>
+            </w:tcMar>
+          </w:tcPr>
+          <w:p>
+            <w:pPr>
+              <w:spacing w:before="40" w:after="40" w:line="276" w:lineRule="auto"/>
+              <w:jc w:val="left"/>
+            </w:pPr>
+            <w:r>
+              <w:rPr>
+                <w:rFonts w:ascii="Times New Roman" w:hAnsi="Times New Roman"/>
+                <w:sz w:val="26"/>
+              </w:rPr>
+              <w:t>Nhận biết các công cụ định dạng văn bản trên trang chiếu: chọn phông chữ, cỡ chữ, màu sắc, kiểu chữ và căn chỉnh lề văn bản.</w:t>
             </w:r>
           </w:p>
         </w:tc>
       </w:tr>
       <w:tr>
-        <w:tc>
-          <w:tcPr>
-            <w:tcW w:type="dxa" w:w="510"/>
-            <w:vAlign w:val="center"/>
-            <w:tcW w:w="510" w:type="dxa"/>
-          </w:tcPr>
-          <w:p>
-            <w:pPr>
-              <w:jc w:val="center"/>
-            </w:pPr>
-            <w:r>
-              <w:rPr>
-                <w:rFonts w:ascii="Times New Roman" w:hAnsi="Times New Roman"/>
-                <w:sz w:val="26"/>
-              </w:rPr>
-              <w:t>22</w:t>
-            </w:r>
-          </w:p>
-        </w:tc>
-        <w:tc>
-          <w:tcPr>
-            <w:tcW w:type="dxa" w:w="2154"/>
-            <w:vAlign w:val="center"/>
-            <w:tcW w:w="2154" w:type="dxa"/>
-          </w:tcPr>
-          <w:p>
-            <w:pPr>
-              <w:spacing w:before="40" w:after="40" w:line="276" w:lineRule="auto"/>
-              <w:jc w:val="both"/>
-            </w:pPr>
-            <w:r>
-              <w:rPr>
-                <w:rFonts w:ascii="Times New Roman" w:hAnsi="Times New Roman"/>
-                <w:sz w:val="26"/>
-                <w:rFonts w:ascii="Times New Roman" w:hAnsi="Times New Roman" w:cs="Times New Roman"/>
-              </w:rPr>
-              <w:t>Ôn tập Đánh giá định kỳ 4</w:t>
-            </w:r>
-          </w:p>
-        </w:tc>
+        <w:trPr>
+          <w:cantSplit/>
+        </w:trPr>
         <w:tc>
           <w:tcPr>
             <w:tcW w:type="dxa" w:w="624"/>
-            <w:vAlign w:val="center"/>
-            <w:tcW w:w="623" w:type="dxa"/>
-          </w:tcPr>
-          <w:p>
-            <w:pPr>
-              <w:spacing w:before="40" w:after="40" w:line="276" w:lineRule="auto"/>
-              <w:jc w:val="center"/>
-            </w:pPr>
-            <w:r>
-              <w:rPr>
-                <w:rFonts w:ascii="Times New Roman" w:hAnsi="Times New Roman"/>
-                <w:sz w:val="26"/>
-                <w:rFonts w:ascii="Times New Roman" w:hAnsi="Times New Roman" w:cs="Times New Roman"/>
+            <w:tcMar>
+              <w:top w:w="80" w:type="dxa"/>
+              <w:bottom w:w="80" w:type="dxa"/>
+              <w:left w:w="100" w:type="dxa"/>
+              <w:right w:w="100" w:type="dxa"/>
+            </w:tcMar>
+          </w:tcPr>
+          <w:p>
+            <w:pPr>
+              <w:spacing w:before="40" w:after="40" w:line="276" w:lineRule="auto"/>
+              <w:jc w:val="center"/>
+            </w:pPr>
+            <w:r>
+              <w:rPr>
+                <w:rFonts w:ascii="Times New Roman" w:hAnsi="Times New Roman"/>
+                <w:sz w:val="26"/>
+              </w:rPr>
+              <w:t>17</w:t>
+            </w:r>
+          </w:p>
+        </w:tc>
+        <w:tc>
+          <w:tcPr>
+            <w:tcW w:type="dxa" w:w="3175"/>
+            <w:tcMar>
+              <w:top w:w="80" w:type="dxa"/>
+              <w:bottom w:w="80" w:type="dxa"/>
+              <w:left w:w="100" w:type="dxa"/>
+              <w:right w:w="100" w:type="dxa"/>
+            </w:tcMar>
+          </w:tcPr>
+          <w:p>
+            <w:pPr>
+              <w:spacing w:before="40" w:after="40" w:line="276" w:lineRule="auto"/>
+              <w:jc w:val="left"/>
+            </w:pPr>
+            <w:r>
+              <w:rPr>
+                <w:rFonts w:ascii="Times New Roman" w:hAnsi="Times New Roman"/>
+                <w:b/>
+                <w:sz w:val="26"/>
+              </w:rPr>
+              <w:t>Ôn tập Đánh giá định kỳ 2</w:t>
+            </w:r>
+          </w:p>
+        </w:tc>
+        <w:tc>
+          <w:tcPr>
+            <w:tcW w:type="dxa" w:w="907"/>
+            <w:tcMar>
+              <w:top w:w="80" w:type="dxa"/>
+              <w:bottom w:w="80" w:type="dxa"/>
+              <w:left w:w="100" w:type="dxa"/>
+              <w:right w:w="100" w:type="dxa"/>
+            </w:tcMar>
+          </w:tcPr>
+          <w:p>
+            <w:pPr>
+              <w:spacing w:before="40" w:after="40" w:line="276" w:lineRule="auto"/>
+              <w:jc w:val="center"/>
+            </w:pPr>
+            <w:r>
+              <w:rPr>
+                <w:rFonts w:ascii="Times New Roman" w:hAnsi="Times New Roman"/>
+                <w:sz w:val="26"/>
               </w:rPr>
               <w:t>1</w:t>
             </w:r>
@@ -3725,102 +3348,101 @@
         </w:tc>
         <w:tc>
           <w:tcPr>
-            <w:tcW w:type="dxa" w:w="794"/>
-            <w:vAlign w:val="center"/>
-            <w:tcW w:w="793" w:type="dxa"/>
-          </w:tcPr>
-          <w:p>
-            <w:pPr>
-              <w:jc w:val="center"/>
-            </w:pPr>
-            <w:r>
-              <w:rPr>
-                <w:rFonts w:ascii="Times New Roman" w:hAnsi="Times New Roman"/>
-                <w:sz w:val="26"/>
-              </w:rPr>
-              <w:t>22</w:t>
-            </w:r>
-          </w:p>
-        </w:tc>
-        <w:tc>
-          <w:tcPr>
-            <w:tcW w:type="dxa" w:w="5272"/>
-            <w:vAlign w:val="center"/>
-            <w:tcW w:w="5273" w:type="dxa"/>
-          </w:tcPr>
-          <w:p>
-            <w:pPr>
-              <w:spacing w:before="40" w:after="40" w:line="276" w:lineRule="auto"/>
-              <w:jc w:val="both"/>
-            </w:pPr>
-            <w:r>
-              <w:rPr>
-                <w:rFonts w:ascii="Times New Roman" w:hAnsi="Times New Roman"/>
-                <w:sz w:val="26"/>
-                <w:rFonts w:ascii="Times New Roman" w:hAnsi="Times New Roman" w:cs="Times New Roman"/>
-              </w:rPr>
-              <w:t>Hệ thống hóa kiến thức chuẩn bị Đánh giá định kỳ 4.</w:t>
+            <w:tcW w:type="dxa" w:w="4649"/>
+            <w:tcMar>
+              <w:top w:w="80" w:type="dxa"/>
+              <w:bottom w:w="80" w:type="dxa"/>
+              <w:left w:w="100" w:type="dxa"/>
+              <w:right w:w="100" w:type="dxa"/>
+            </w:tcMar>
+          </w:tcPr>
+          <w:p>
+            <w:pPr>
+              <w:spacing w:before="40" w:after="40" w:line="276" w:lineRule="auto"/>
+              <w:jc w:val="left"/>
+            </w:pPr>
+            <w:r>
+              <w:rPr>
+                <w:rFonts w:ascii="Times New Roman" w:hAnsi="Times New Roman"/>
+                <w:sz w:val="26"/>
+              </w:rPr>
+              <w:t>Hệ thống hóa kiến thức về quản lý tệp, thư mục, bản quyền phần mềm và kỹ năng tạo, định dạng bài trình chiếu cơ bản.</w:t>
             </w:r>
           </w:p>
         </w:tc>
       </w:tr>
       <w:tr>
-        <w:tc>
-          <w:tcPr>
-            <w:tcW w:type="dxa" w:w="510"/>
-            <w:vAlign w:val="center"/>
-            <w:tcW w:w="510" w:type="dxa"/>
-          </w:tcPr>
-          <w:p>
-            <w:pPr>
-              <w:jc w:val="center"/>
-            </w:pPr>
-            <w:r>
-              <w:rPr>
-                <w:rFonts w:ascii="Times New Roman" w:hAnsi="Times New Roman"/>
-                <w:sz w:val="26"/>
-              </w:rPr>
-              <w:t>23</w:t>
-            </w:r>
-          </w:p>
-        </w:tc>
-        <w:tc>
-          <w:tcPr>
-            <w:tcW w:type="dxa" w:w="2154"/>
-            <w:vAlign w:val="center"/>
-            <w:tcW w:w="2154" w:type="dxa"/>
-          </w:tcPr>
-          <w:p>
-            <w:pPr>
-              <w:spacing w:before="40" w:after="40" w:line="276" w:lineRule="auto"/>
-              <w:jc w:val="both"/>
-            </w:pPr>
-            <w:r>
-              <w:rPr>
-                <w:rFonts w:ascii="Times New Roman" w:hAnsi="Times New Roman"/>
-                <w:sz w:val="26"/>
-                <w:rFonts w:ascii="Times New Roman" w:hAnsi="Times New Roman" w:cs="Times New Roman"/>
-              </w:rPr>
-              <w:t>Đánh giá định kỳ 4</w:t>
-            </w:r>
-          </w:p>
-        </w:tc>
+        <w:trPr>
+          <w:cantSplit/>
+        </w:trPr>
         <w:tc>
           <w:tcPr>
             <w:tcW w:type="dxa" w:w="624"/>
-            <w:vAlign w:val="center"/>
-            <w:tcW w:w="623" w:type="dxa"/>
-          </w:tcPr>
-          <w:p>
-            <w:pPr>
-              <w:spacing w:before="40" w:after="40" w:line="276" w:lineRule="auto"/>
-              <w:jc w:val="center"/>
-            </w:pPr>
-            <w:r>
-              <w:rPr>
-                <w:rFonts w:ascii="Times New Roman" w:hAnsi="Times New Roman"/>
-                <w:sz w:val="26"/>
-                <w:rFonts w:ascii="Times New Roman" w:hAnsi="Times New Roman" w:cs="Times New Roman"/>
+            <w:tcMar>
+              <w:top w:w="80" w:type="dxa"/>
+              <w:bottom w:w="80" w:type="dxa"/>
+              <w:left w:w="100" w:type="dxa"/>
+              <w:right w:w="100" w:type="dxa"/>
+            </w:tcMar>
+          </w:tcPr>
+          <w:p>
+            <w:pPr>
+              <w:spacing w:before="40" w:after="40" w:line="276" w:lineRule="auto"/>
+              <w:jc w:val="center"/>
+            </w:pPr>
+            <w:r>
+              <w:rPr>
+                <w:rFonts w:ascii="Times New Roman" w:hAnsi="Times New Roman"/>
+                <w:sz w:val="26"/>
+              </w:rPr>
+              <w:t>18</w:t>
+            </w:r>
+          </w:p>
+        </w:tc>
+        <w:tc>
+          <w:tcPr>
+            <w:tcW w:type="dxa" w:w="3175"/>
+            <w:tcMar>
+              <w:top w:w="80" w:type="dxa"/>
+              <w:bottom w:w="80" w:type="dxa"/>
+              <w:left w:w="100" w:type="dxa"/>
+              <w:right w:w="100" w:type="dxa"/>
+            </w:tcMar>
+          </w:tcPr>
+          <w:p>
+            <w:pPr>
+              <w:spacing w:before="40" w:after="40" w:line="276" w:lineRule="auto"/>
+              <w:jc w:val="left"/>
+            </w:pPr>
+            <w:r>
+              <w:rPr>
+                <w:rFonts w:ascii="Times New Roman" w:hAnsi="Times New Roman"/>
+                <w:b/>
+                <w:sz w:val="26"/>
+              </w:rPr>
+              <w:t>Đánh giá định kỳ 2</w:t>
+            </w:r>
+          </w:p>
+        </w:tc>
+        <w:tc>
+          <w:tcPr>
+            <w:tcW w:type="dxa" w:w="907"/>
+            <w:tcMar>
+              <w:top w:w="80" w:type="dxa"/>
+              <w:bottom w:w="80" w:type="dxa"/>
+              <w:left w:w="100" w:type="dxa"/>
+              <w:right w:w="100" w:type="dxa"/>
+            </w:tcMar>
+          </w:tcPr>
+          <w:p>
+            <w:pPr>
+              <w:spacing w:before="40" w:after="40" w:line="276" w:lineRule="auto"/>
+              <w:jc w:val="center"/>
+            </w:pPr>
+            <w:r>
+              <w:rPr>
+                <w:rFonts w:ascii="Times New Roman" w:hAnsi="Times New Roman"/>
+                <w:sz w:val="26"/>
               </w:rPr>
               <w:t>1</w:t>
             </w:r>
@@ -3828,54 +3450,551 @@
         </w:tc>
         <w:tc>
           <w:tcPr>
-            <w:tcW w:type="dxa" w:w="794"/>
-            <w:vAlign w:val="center"/>
-            <w:tcW w:w="793" w:type="dxa"/>
-          </w:tcPr>
-          <w:p>
-            <w:pPr>
-              <w:jc w:val="center"/>
-            </w:pPr>
-            <w:r>
-              <w:rPr>
-                <w:rFonts w:ascii="Times New Roman" w:hAnsi="Times New Roman"/>
-                <w:sz w:val="26"/>
-              </w:rPr>
-              <w:t>23</w:t>
-            </w:r>
-          </w:p>
-        </w:tc>
-        <w:tc>
-          <w:tcPr>
-            <w:tcW w:type="dxa" w:w="5272"/>
-            <w:vAlign w:val="center"/>
-            <w:tcW w:w="5273" w:type="dxa"/>
-          </w:tcPr>
-          <w:p>
-            <w:pPr>
-              <w:spacing w:before="40" w:after="40" w:line="276" w:lineRule="auto"/>
-              <w:jc w:val="both"/>
-            </w:pPr>
-            <w:r>
-              <w:rPr>
-                <w:rFonts w:ascii="Times New Roman" w:hAnsi="Times New Roman"/>
-                <w:sz w:val="26"/>
-                <w:rFonts w:ascii="Times New Roman" w:hAnsi="Times New Roman" w:cs="Times New Roman"/>
-              </w:rPr>
-              <w:t>Kiểm tra đánh giá kết quả học tập.</w:t>
+            <w:tcW w:type="dxa" w:w="4649"/>
+            <w:tcMar>
+              <w:top w:w="80" w:type="dxa"/>
+              <w:bottom w:w="80" w:type="dxa"/>
+              <w:left w:w="100" w:type="dxa"/>
+              <w:right w:w="100" w:type="dxa"/>
+            </w:tcMar>
+          </w:tcPr>
+          <w:p>
+            <w:pPr>
+              <w:spacing w:before="40" w:after="40" w:line="276" w:lineRule="auto"/>
+              <w:jc w:val="left"/>
+            </w:pPr>
+            <w:r>
+              <w:rPr>
+                <w:rFonts w:ascii="Times New Roman" w:hAnsi="Times New Roman"/>
+                <w:sz w:val="26"/>
+              </w:rPr>
+              <w:t>Kiểm tra, đánh giá kỹ năng thực hành quản trị cây thư mục và thiết kế bài trình chiếu giới thiệu sản phẩm học tập.</w:t>
             </w:r>
           </w:p>
         </w:tc>
       </w:tr>
       <w:tr>
-        <w:tc>
-          <w:tcPr>
-            <w:tcW w:type="dxa" w:w="510"/>
-            <w:vAlign w:val="center"/>
-            <w:tcW w:w="510" w:type="dxa"/>
-          </w:tcPr>
-          <w:p>
-            <w:pPr>
+        <w:trPr>
+          <w:cantSplit/>
+        </w:trPr>
+        <w:tc>
+          <w:tcPr>
+            <w:tcW w:type="dxa" w:w="624"/>
+            <w:tcMar>
+              <w:top w:w="80" w:type="dxa"/>
+              <w:bottom w:w="80" w:type="dxa"/>
+              <w:left w:w="100" w:type="dxa"/>
+              <w:right w:w="100" w:type="dxa"/>
+            </w:tcMar>
+          </w:tcPr>
+          <w:p>
+            <w:pPr>
+              <w:spacing w:before="40" w:after="40" w:line="276" w:lineRule="auto"/>
+              <w:jc w:val="center"/>
+            </w:pPr>
+            <w:r>
+              <w:rPr>
+                <w:rFonts w:ascii="Times New Roman" w:hAnsi="Times New Roman"/>
+                <w:sz w:val="26"/>
+              </w:rPr>
+              <w:t>19</w:t>
+            </w:r>
+          </w:p>
+        </w:tc>
+        <w:tc>
+          <w:tcPr>
+            <w:tcW w:type="dxa" w:w="3175"/>
+            <w:tcMar>
+              <w:top w:w="80" w:type="dxa"/>
+              <w:bottom w:w="80" w:type="dxa"/>
+              <w:left w:w="100" w:type="dxa"/>
+              <w:right w:w="100" w:type="dxa"/>
+            </w:tcMar>
+          </w:tcPr>
+          <w:p>
+            <w:pPr>
+              <w:spacing w:before="40" w:after="40" w:line="276" w:lineRule="auto"/>
+              <w:jc w:val="left"/>
+            </w:pPr>
+            <w:r>
+              <w:rPr>
+                <w:rFonts w:ascii="Times New Roman" w:hAnsi="Times New Roman"/>
+                <w:sz w:val="26"/>
+              </w:rPr>
+              <w:t>Bài 8: Định dạng văn bản trên trang chiếu (Tiết 2)</w:t>
+            </w:r>
+          </w:p>
+        </w:tc>
+        <w:tc>
+          <w:tcPr>
+            <w:tcW w:type="dxa" w:w="907"/>
+            <w:tcMar>
+              <w:top w:w="80" w:type="dxa"/>
+              <w:bottom w:w="80" w:type="dxa"/>
+              <w:left w:w="100" w:type="dxa"/>
+              <w:right w:w="100" w:type="dxa"/>
+            </w:tcMar>
+          </w:tcPr>
+          <w:p>
+            <w:pPr>
+              <w:spacing w:before="40" w:after="40" w:line="276" w:lineRule="auto"/>
+              <w:jc w:val="center"/>
+            </w:pPr>
+            <w:r>
+              <w:rPr>
+                <w:rFonts w:ascii="Times New Roman" w:hAnsi="Times New Roman"/>
+                <w:sz w:val="26"/>
+              </w:rPr>
+              <w:t>1</w:t>
+            </w:r>
+          </w:p>
+        </w:tc>
+        <w:tc>
+          <w:tcPr>
+            <w:tcW w:type="dxa" w:w="4649"/>
+            <w:tcMar>
+              <w:top w:w="80" w:type="dxa"/>
+              <w:bottom w:w="80" w:type="dxa"/>
+              <w:left w:w="100" w:type="dxa"/>
+              <w:right w:w="100" w:type="dxa"/>
+            </w:tcMar>
+          </w:tcPr>
+          <w:p>
+            <w:pPr>
+              <w:spacing w:before="40" w:after="40" w:line="276" w:lineRule="auto"/>
+              <w:jc w:val="left"/>
+            </w:pPr>
+            <w:r>
+              <w:rPr>
+                <w:rFonts w:ascii="Times New Roman" w:hAnsi="Times New Roman"/>
+                <w:sz w:val="26"/>
+              </w:rPr>
+              <w:t>Thực hành định dạng bài trình chiếu đẹp mắt, hài hòa về màu sắc, làm nổi bật thông tin trọng tâm; rèn tư duy thẩm mỹ khi thiết kế slide.</w:t>
+            </w:r>
+          </w:p>
+        </w:tc>
+      </w:tr>
+      <w:tr>
+        <w:trPr>
+          <w:cantSplit/>
+        </w:trPr>
+        <w:tc>
+          <w:tcPr>
+            <w:tcW w:type="dxa" w:w="624"/>
+            <w:tcMar>
+              <w:top w:w="80" w:type="dxa"/>
+              <w:bottom w:w="80" w:type="dxa"/>
+              <w:left w:w="100" w:type="dxa"/>
+              <w:right w:w="100" w:type="dxa"/>
+            </w:tcMar>
+          </w:tcPr>
+          <w:p>
+            <w:pPr>
+              <w:spacing w:before="40" w:after="40" w:line="276" w:lineRule="auto"/>
+              <w:jc w:val="center"/>
+            </w:pPr>
+            <w:r>
+              <w:rPr>
+                <w:rFonts w:ascii="Times New Roman" w:hAnsi="Times New Roman"/>
+                <w:sz w:val="26"/>
+              </w:rPr>
+              <w:t>20</w:t>
+            </w:r>
+          </w:p>
+        </w:tc>
+        <w:tc>
+          <w:tcPr>
+            <w:tcW w:type="dxa" w:w="3175"/>
+            <w:tcMar>
+              <w:top w:w="80" w:type="dxa"/>
+              <w:bottom w:w="80" w:type="dxa"/>
+              <w:left w:w="100" w:type="dxa"/>
+              <w:right w:w="100" w:type="dxa"/>
+            </w:tcMar>
+          </w:tcPr>
+          <w:p>
+            <w:pPr>
+              <w:spacing w:before="40" w:after="40" w:line="276" w:lineRule="auto"/>
+              <w:jc w:val="left"/>
+            </w:pPr>
+            <w:r>
+              <w:rPr>
+                <w:rFonts w:ascii="Times New Roman" w:hAnsi="Times New Roman"/>
+                <w:sz w:val="26"/>
+              </w:rPr>
+              <w:t>Bài 9: Hiệu ứng chuyển trang (Tiết 1)</w:t>
+            </w:r>
+          </w:p>
+        </w:tc>
+        <w:tc>
+          <w:tcPr>
+            <w:tcW w:type="dxa" w:w="907"/>
+            <w:tcMar>
+              <w:top w:w="80" w:type="dxa"/>
+              <w:bottom w:w="80" w:type="dxa"/>
+              <w:left w:w="100" w:type="dxa"/>
+              <w:right w:w="100" w:type="dxa"/>
+            </w:tcMar>
+          </w:tcPr>
+          <w:p>
+            <w:pPr>
+              <w:spacing w:before="40" w:after="40" w:line="276" w:lineRule="auto"/>
+              <w:jc w:val="center"/>
+            </w:pPr>
+            <w:r>
+              <w:rPr>
+                <w:rFonts w:ascii="Times New Roman" w:hAnsi="Times New Roman"/>
+                <w:sz w:val="26"/>
+              </w:rPr>
+              <w:t>1</w:t>
+            </w:r>
+          </w:p>
+        </w:tc>
+        <w:tc>
+          <w:tcPr>
+            <w:tcW w:type="dxa" w:w="4649"/>
+            <w:tcMar>
+              <w:top w:w="80" w:type="dxa"/>
+              <w:bottom w:w="80" w:type="dxa"/>
+              <w:left w:w="100" w:type="dxa"/>
+              <w:right w:w="100" w:type="dxa"/>
+            </w:tcMar>
+          </w:tcPr>
+          <w:p>
+            <w:pPr>
+              <w:spacing w:before="40" w:after="40" w:line="276" w:lineRule="auto"/>
+              <w:jc w:val="left"/>
+            </w:pPr>
+            <w:r>
+              <w:rPr>
+                <w:rFonts w:ascii="Times New Roman" w:hAnsi="Times New Roman"/>
+                <w:sz w:val="26"/>
+              </w:rPr>
+              <w:t>Nhận biết tác dụng của hiệu ứng chuyển tiếp giữa các trang chiếu (Transition) trong việc thu hút sự chú ý của người xem.</w:t>
+            </w:r>
+          </w:p>
+        </w:tc>
+      </w:tr>
+      <w:tr>
+        <w:trPr>
+          <w:cantSplit/>
+        </w:trPr>
+        <w:tc>
+          <w:tcPr>
+            <w:tcW w:type="dxa" w:w="624"/>
+            <w:tcMar>
+              <w:top w:w="80" w:type="dxa"/>
+              <w:bottom w:w="80" w:type="dxa"/>
+              <w:left w:w="100" w:type="dxa"/>
+              <w:right w:w="100" w:type="dxa"/>
+            </w:tcMar>
+          </w:tcPr>
+          <w:p>
+            <w:pPr>
+              <w:spacing w:before="40" w:after="40" w:line="276" w:lineRule="auto"/>
+              <w:jc w:val="center"/>
+            </w:pPr>
+            <w:r>
+              <w:rPr>
+                <w:rFonts w:ascii="Times New Roman" w:hAnsi="Times New Roman"/>
+                <w:sz w:val="26"/>
+              </w:rPr>
+              <w:t>21</w:t>
+            </w:r>
+          </w:p>
+        </w:tc>
+        <w:tc>
+          <w:tcPr>
+            <w:tcW w:type="dxa" w:w="3175"/>
+            <w:tcMar>
+              <w:top w:w="80" w:type="dxa"/>
+              <w:bottom w:w="80" w:type="dxa"/>
+              <w:left w:w="100" w:type="dxa"/>
+              <w:right w:w="100" w:type="dxa"/>
+            </w:tcMar>
+          </w:tcPr>
+          <w:p>
+            <w:pPr>
+              <w:spacing w:before="40" w:after="40" w:line="276" w:lineRule="auto"/>
+              <w:jc w:val="left"/>
+            </w:pPr>
+            <w:r>
+              <w:rPr>
+                <w:rFonts w:ascii="Times New Roman" w:hAnsi="Times New Roman"/>
+                <w:sz w:val="26"/>
+              </w:rPr>
+              <w:t>Bài 9: Hiệu ứng chuyển trang (Tiết 2)</w:t>
+            </w:r>
+          </w:p>
+        </w:tc>
+        <w:tc>
+          <w:tcPr>
+            <w:tcW w:type="dxa" w:w="907"/>
+            <w:tcMar>
+              <w:top w:w="80" w:type="dxa"/>
+              <w:bottom w:w="80" w:type="dxa"/>
+              <w:left w:w="100" w:type="dxa"/>
+              <w:right w:w="100" w:type="dxa"/>
+            </w:tcMar>
+          </w:tcPr>
+          <w:p>
+            <w:pPr>
+              <w:spacing w:before="40" w:after="40" w:line="276" w:lineRule="auto"/>
+              <w:jc w:val="center"/>
+            </w:pPr>
+            <w:r>
+              <w:rPr>
+                <w:rFonts w:ascii="Times New Roman" w:hAnsi="Times New Roman"/>
+                <w:sz w:val="26"/>
+              </w:rPr>
+              <w:t>1</w:t>
+            </w:r>
+          </w:p>
+        </w:tc>
+        <w:tc>
+          <w:tcPr>
+            <w:tcW w:type="dxa" w:w="4649"/>
+            <w:tcMar>
+              <w:top w:w="80" w:type="dxa"/>
+              <w:bottom w:w="80" w:type="dxa"/>
+              <w:left w:w="100" w:type="dxa"/>
+              <w:right w:w="100" w:type="dxa"/>
+            </w:tcMar>
+          </w:tcPr>
+          <w:p>
+            <w:pPr>
+              <w:spacing w:before="40" w:after="40" w:line="276" w:lineRule="auto"/>
+              <w:jc w:val="left"/>
+            </w:pPr>
+            <w:r>
+              <w:rPr>
+                <w:rFonts w:ascii="Times New Roman" w:hAnsi="Times New Roman"/>
+                <w:sz w:val="26"/>
+              </w:rPr>
+              <w:t>Thực hành áp dụng hiệu ứng chuyển trang phù hợp cho từng slide; kiểm tra và thực hiện bài thuyết trình thử toàn màn hình.</w:t>
+            </w:r>
+          </w:p>
+        </w:tc>
+      </w:tr>
+      <w:tr>
+        <w:trPr>
+          <w:cantSplit/>
+        </w:trPr>
+        <w:tc>
+          <w:tcPr>
+            <w:tcW w:type="dxa" w:w="624"/>
+            <w:tcMar>
+              <w:top w:w="80" w:type="dxa"/>
+              <w:bottom w:w="80" w:type="dxa"/>
+              <w:left w:w="100" w:type="dxa"/>
+              <w:right w:w="100" w:type="dxa"/>
+            </w:tcMar>
+          </w:tcPr>
+          <w:p>
+            <w:pPr>
+              <w:spacing w:before="40" w:after="40" w:line="276" w:lineRule="auto"/>
+              <w:jc w:val="center"/>
+            </w:pPr>
+            <w:r>
+              <w:rPr>
+                <w:rFonts w:ascii="Times New Roman" w:hAnsi="Times New Roman"/>
+                <w:sz w:val="26"/>
+              </w:rPr>
+              <w:t>22</w:t>
+            </w:r>
+          </w:p>
+        </w:tc>
+        <w:tc>
+          <w:tcPr>
+            <w:tcW w:type="dxa" w:w="3175"/>
+            <w:tcMar>
+              <w:top w:w="80" w:type="dxa"/>
+              <w:bottom w:w="80" w:type="dxa"/>
+              <w:left w:w="100" w:type="dxa"/>
+              <w:right w:w="100" w:type="dxa"/>
+            </w:tcMar>
+          </w:tcPr>
+          <w:p>
+            <w:pPr>
+              <w:spacing w:before="40" w:after="40" w:line="276" w:lineRule="auto"/>
+              <w:jc w:val="left"/>
+            </w:pPr>
+            <w:r>
+              <w:rPr>
+                <w:rFonts w:ascii="Times New Roman" w:hAnsi="Times New Roman"/>
+                <w:sz w:val="26"/>
+              </w:rPr>
+              <w:t>Bài 10: Phần mềm soạn thảo văn bản (Tiết 1)</w:t>
+            </w:r>
+          </w:p>
+        </w:tc>
+        <w:tc>
+          <w:tcPr>
+            <w:tcW w:type="dxa" w:w="907"/>
+            <w:tcMar>
+              <w:top w:w="80" w:type="dxa"/>
+              <w:bottom w:w="80" w:type="dxa"/>
+              <w:left w:w="100" w:type="dxa"/>
+              <w:right w:w="100" w:type="dxa"/>
+            </w:tcMar>
+          </w:tcPr>
+          <w:p>
+            <w:pPr>
+              <w:spacing w:before="40" w:after="40" w:line="276" w:lineRule="auto"/>
+              <w:jc w:val="center"/>
+            </w:pPr>
+            <w:r>
+              <w:rPr>
+                <w:rFonts w:ascii="Times New Roman" w:hAnsi="Times New Roman"/>
+                <w:sz w:val="26"/>
+              </w:rPr>
+              <w:t>1</w:t>
+            </w:r>
+          </w:p>
+        </w:tc>
+        <w:tc>
+          <w:tcPr>
+            <w:tcW w:type="dxa" w:w="4649"/>
+            <w:tcMar>
+              <w:top w:w="80" w:type="dxa"/>
+              <w:bottom w:w="80" w:type="dxa"/>
+              <w:left w:w="100" w:type="dxa"/>
+              <w:right w:w="100" w:type="dxa"/>
+            </w:tcMar>
+          </w:tcPr>
+          <w:p>
+            <w:pPr>
+              <w:spacing w:before="40" w:after="40" w:line="276" w:lineRule="auto"/>
+              <w:jc w:val="left"/>
+            </w:pPr>
+            <w:r>
+              <w:rPr>
+                <w:rFonts w:ascii="Times New Roman" w:hAnsi="Times New Roman"/>
+                <w:sz w:val="26"/>
+              </w:rPr>
+              <w:t>Làm quen với giao diện phần mềm Word; nhận biết vùng soạn thảo, con trỏ soạn thảo và các thanh công cụ định dạng cơ bản.</w:t>
+            </w:r>
+          </w:p>
+        </w:tc>
+      </w:tr>
+      <w:tr>
+        <w:trPr>
+          <w:cantSplit/>
+        </w:trPr>
+        <w:tc>
+          <w:tcPr>
+            <w:tcW w:type="dxa" w:w="624"/>
+            <w:tcMar>
+              <w:top w:w="80" w:type="dxa"/>
+              <w:bottom w:w="80" w:type="dxa"/>
+              <w:left w:w="100" w:type="dxa"/>
+              <w:right w:w="100" w:type="dxa"/>
+            </w:tcMar>
+          </w:tcPr>
+          <w:p>
+            <w:pPr>
+              <w:spacing w:before="40" w:after="40" w:line="276" w:lineRule="auto"/>
+              <w:jc w:val="center"/>
+            </w:pPr>
+            <w:r>
+              <w:rPr>
+                <w:rFonts w:ascii="Times New Roman" w:hAnsi="Times New Roman"/>
+                <w:sz w:val="26"/>
+              </w:rPr>
+              <w:t>23</w:t>
+            </w:r>
+          </w:p>
+        </w:tc>
+        <w:tc>
+          <w:tcPr>
+            <w:tcW w:type="dxa" w:w="3175"/>
+            <w:tcMar>
+              <w:top w:w="80" w:type="dxa"/>
+              <w:bottom w:w="80" w:type="dxa"/>
+              <w:left w:w="100" w:type="dxa"/>
+              <w:right w:w="100" w:type="dxa"/>
+            </w:tcMar>
+          </w:tcPr>
+          <w:p>
+            <w:pPr>
+              <w:spacing w:before="40" w:after="40" w:line="276" w:lineRule="auto"/>
+              <w:jc w:val="left"/>
+            </w:pPr>
+            <w:r>
+              <w:rPr>
+                <w:rFonts w:ascii="Times New Roman" w:hAnsi="Times New Roman"/>
+                <w:sz w:val="26"/>
+              </w:rPr>
+              <w:t>Bài 10: Phần mềm soạn thảo văn bản (Tiết 2)</w:t>
+            </w:r>
+          </w:p>
+        </w:tc>
+        <w:tc>
+          <w:tcPr>
+            <w:tcW w:type="dxa" w:w="907"/>
+            <w:tcMar>
+              <w:top w:w="80" w:type="dxa"/>
+              <w:bottom w:w="80" w:type="dxa"/>
+              <w:left w:w="100" w:type="dxa"/>
+              <w:right w:w="100" w:type="dxa"/>
+            </w:tcMar>
+          </w:tcPr>
+          <w:p>
+            <w:pPr>
+              <w:spacing w:before="40" w:after="40" w:line="276" w:lineRule="auto"/>
+              <w:jc w:val="center"/>
+            </w:pPr>
+            <w:r>
+              <w:rPr>
+                <w:rFonts w:ascii="Times New Roman" w:hAnsi="Times New Roman"/>
+                <w:sz w:val="26"/>
+              </w:rPr>
+              <w:t>1</w:t>
+            </w:r>
+          </w:p>
+        </w:tc>
+        <w:tc>
+          <w:tcPr>
+            <w:tcW w:type="dxa" w:w="4649"/>
+            <w:tcMar>
+              <w:top w:w="80" w:type="dxa"/>
+              <w:bottom w:w="80" w:type="dxa"/>
+              <w:left w:w="100" w:type="dxa"/>
+              <w:right w:w="100" w:type="dxa"/>
+            </w:tcMar>
+          </w:tcPr>
+          <w:p>
+            <w:pPr>
+              <w:spacing w:before="40" w:after="40" w:line="276" w:lineRule="auto"/>
+              <w:jc w:val="left"/>
+            </w:pPr>
+            <w:r>
+              <w:rPr>
+                <w:rFonts w:ascii="Times New Roman" w:hAnsi="Times New Roman"/>
+                <w:sz w:val="26"/>
+              </w:rPr>
+              <w:t>Thực hành gõ đoạn văn bản tiếng Việt có dấu đúng quy tắc chính tả (kiểu gõ Telex); lưu tệp văn bản vào thư mục học tập.</w:t>
+            </w:r>
+          </w:p>
+        </w:tc>
+      </w:tr>
+      <w:tr>
+        <w:trPr>
+          <w:cantSplit/>
+        </w:trPr>
+        <w:tc>
+          <w:tcPr>
+            <w:tcW w:type="dxa" w:w="624"/>
+            <w:tcMar>
+              <w:top w:w="80" w:type="dxa"/>
+              <w:bottom w:w="80" w:type="dxa"/>
+              <w:left w:w="100" w:type="dxa"/>
+              <w:right w:w="100" w:type="dxa"/>
+            </w:tcMar>
+          </w:tcPr>
+          <w:p>
+            <w:pPr>
+              <w:spacing w:before="40" w:after="40" w:line="276" w:lineRule="auto"/>
               <w:jc w:val="center"/>
             </w:pPr>
             <w:r>
@@ -3889,20 +4008,1070 @@
         </w:tc>
         <w:tc>
           <w:tcPr>
-            <w:tcW w:type="dxa" w:w="2154"/>
-            <w:vAlign w:val="center"/>
-            <w:tcW w:w="2154" w:type="dxa"/>
-          </w:tcPr>
-          <w:p>
-            <w:pPr>
-              <w:spacing w:before="40" w:after="40" w:line="276" w:lineRule="auto"/>
-              <w:jc w:val="both"/>
-            </w:pPr>
-            <w:r>
-              <w:rPr>
-                <w:rFonts w:ascii="Times New Roman" w:hAnsi="Times New Roman"/>
-                <w:sz w:val="26"/>
-                <w:rFonts w:ascii="Times New Roman" w:hAnsi="Times New Roman" w:cs="Times New Roman"/>
+            <w:tcW w:type="dxa" w:w="3175"/>
+            <w:tcMar>
+              <w:top w:w="80" w:type="dxa"/>
+              <w:bottom w:w="80" w:type="dxa"/>
+              <w:left w:w="100" w:type="dxa"/>
+              <w:right w:w="100" w:type="dxa"/>
+            </w:tcMar>
+          </w:tcPr>
+          <w:p>
+            <w:pPr>
+              <w:spacing w:before="40" w:after="40" w:line="276" w:lineRule="auto"/>
+              <w:jc w:val="left"/>
+            </w:pPr>
+            <w:r>
+              <w:rPr>
+                <w:rFonts w:ascii="Times New Roman" w:hAnsi="Times New Roman"/>
+                <w:sz w:val="26"/>
+              </w:rPr>
+              <w:t>Bài 11: Chỉnh sửa văn bản (Tiết 1)</w:t>
+            </w:r>
+          </w:p>
+        </w:tc>
+        <w:tc>
+          <w:tcPr>
+            <w:tcW w:type="dxa" w:w="907"/>
+            <w:tcMar>
+              <w:top w:w="80" w:type="dxa"/>
+              <w:bottom w:w="80" w:type="dxa"/>
+              <w:left w:w="100" w:type="dxa"/>
+              <w:right w:w="100" w:type="dxa"/>
+            </w:tcMar>
+          </w:tcPr>
+          <w:p>
+            <w:pPr>
+              <w:spacing w:before="40" w:after="40" w:line="276" w:lineRule="auto"/>
+              <w:jc w:val="center"/>
+            </w:pPr>
+            <w:r>
+              <w:rPr>
+                <w:rFonts w:ascii="Times New Roman" w:hAnsi="Times New Roman"/>
+                <w:sz w:val="26"/>
+              </w:rPr>
+              <w:t>1</w:t>
+            </w:r>
+          </w:p>
+        </w:tc>
+        <w:tc>
+          <w:tcPr>
+            <w:tcW w:type="dxa" w:w="4649"/>
+            <w:tcMar>
+              <w:top w:w="80" w:type="dxa"/>
+              <w:bottom w:w="80" w:type="dxa"/>
+              <w:left w:w="100" w:type="dxa"/>
+              <w:right w:w="100" w:type="dxa"/>
+            </w:tcMar>
+          </w:tcPr>
+          <w:p>
+            <w:pPr>
+              <w:spacing w:before="40" w:after="40" w:line="276" w:lineRule="auto"/>
+              <w:jc w:val="left"/>
+            </w:pPr>
+            <w:r>
+              <w:rPr>
+                <w:rFonts w:ascii="Times New Roman" w:hAnsi="Times New Roman"/>
+                <w:sz w:val="26"/>
+              </w:rPr>
+              <w:t>Nắm vững các thao tác chỉnh sửa văn bản: chọn khối văn bản, sao chép (Copy), cắt (Cut), dán (Paste) và xóa (Delete) nội dung.</w:t>
+            </w:r>
+          </w:p>
+        </w:tc>
+      </w:tr>
+      <w:tr>
+        <w:trPr>
+          <w:cantSplit/>
+        </w:trPr>
+        <w:tc>
+          <w:tcPr>
+            <w:tcW w:type="dxa" w:w="624"/>
+            <w:tcMar>
+              <w:top w:w="80" w:type="dxa"/>
+              <w:bottom w:w="80" w:type="dxa"/>
+              <w:left w:w="100" w:type="dxa"/>
+              <w:right w:w="100" w:type="dxa"/>
+            </w:tcMar>
+          </w:tcPr>
+          <w:p>
+            <w:pPr>
+              <w:spacing w:before="40" w:after="40" w:line="276" w:lineRule="auto"/>
+              <w:jc w:val="center"/>
+            </w:pPr>
+            <w:r>
+              <w:rPr>
+                <w:rFonts w:ascii="Times New Roman" w:hAnsi="Times New Roman"/>
+                <w:sz w:val="26"/>
+              </w:rPr>
+              <w:t>25</w:t>
+            </w:r>
+          </w:p>
+        </w:tc>
+        <w:tc>
+          <w:tcPr>
+            <w:tcW w:type="dxa" w:w="3175"/>
+            <w:tcMar>
+              <w:top w:w="80" w:type="dxa"/>
+              <w:bottom w:w="80" w:type="dxa"/>
+              <w:left w:w="100" w:type="dxa"/>
+              <w:right w:w="100" w:type="dxa"/>
+            </w:tcMar>
+          </w:tcPr>
+          <w:p>
+            <w:pPr>
+              <w:spacing w:before="40" w:after="40" w:line="276" w:lineRule="auto"/>
+              <w:jc w:val="left"/>
+            </w:pPr>
+            <w:r>
+              <w:rPr>
+                <w:rFonts w:ascii="Times New Roman" w:hAnsi="Times New Roman"/>
+                <w:sz w:val="26"/>
+              </w:rPr>
+              <w:t>Bài 11: Chỉnh sửa văn bản (Tiết 2)</w:t>
+            </w:r>
+          </w:p>
+        </w:tc>
+        <w:tc>
+          <w:tcPr>
+            <w:tcW w:type="dxa" w:w="907"/>
+            <w:tcMar>
+              <w:top w:w="80" w:type="dxa"/>
+              <w:bottom w:w="80" w:type="dxa"/>
+              <w:left w:w="100" w:type="dxa"/>
+              <w:right w:w="100" w:type="dxa"/>
+            </w:tcMar>
+          </w:tcPr>
+          <w:p>
+            <w:pPr>
+              <w:spacing w:before="40" w:after="40" w:line="276" w:lineRule="auto"/>
+              <w:jc w:val="center"/>
+            </w:pPr>
+            <w:r>
+              <w:rPr>
+                <w:rFonts w:ascii="Times New Roman" w:hAnsi="Times New Roman"/>
+                <w:sz w:val="26"/>
+              </w:rPr>
+              <w:t>1</w:t>
+            </w:r>
+          </w:p>
+        </w:tc>
+        <w:tc>
+          <w:tcPr>
+            <w:tcW w:type="dxa" w:w="4649"/>
+            <w:tcMar>
+              <w:top w:w="80" w:type="dxa"/>
+              <w:bottom w:w="80" w:type="dxa"/>
+              <w:left w:w="100" w:type="dxa"/>
+              <w:right w:w="100" w:type="dxa"/>
+            </w:tcMar>
+          </w:tcPr>
+          <w:p>
+            <w:pPr>
+              <w:spacing w:before="40" w:after="40" w:line="276" w:lineRule="auto"/>
+              <w:jc w:val="left"/>
+            </w:pPr>
+            <w:r>
+              <w:rPr>
+                <w:rFonts w:ascii="Times New Roman" w:hAnsi="Times New Roman"/>
+                <w:sz w:val="26"/>
+              </w:rPr>
+              <w:t>Thực hành chỉnh sửa lỗi chính tả, sắp xếp lại trật tự đoạn văn bản và định dạng phông chữ, cỡ chữ hoàn thiện văn bản.</w:t>
+            </w:r>
+          </w:p>
+        </w:tc>
+      </w:tr>
+      <w:tr>
+        <w:trPr>
+          <w:cantSplit/>
+        </w:trPr>
+        <w:tc>
+          <w:tcPr>
+            <w:tcW w:type="dxa" w:w="624"/>
+            <w:tcMar>
+              <w:top w:w="80" w:type="dxa"/>
+              <w:bottom w:w="80" w:type="dxa"/>
+              <w:left w:w="100" w:type="dxa"/>
+              <w:right w:w="100" w:type="dxa"/>
+            </w:tcMar>
+          </w:tcPr>
+          <w:p>
+            <w:pPr>
+              <w:spacing w:before="40" w:after="40" w:line="276" w:lineRule="auto"/>
+              <w:jc w:val="center"/>
+            </w:pPr>
+            <w:r>
+              <w:rPr>
+                <w:rFonts w:ascii="Times New Roman" w:hAnsi="Times New Roman"/>
+                <w:sz w:val="26"/>
+              </w:rPr>
+              <w:t>26</w:t>
+            </w:r>
+          </w:p>
+        </w:tc>
+        <w:tc>
+          <w:tcPr>
+            <w:tcW w:type="dxa" w:w="3175"/>
+            <w:tcMar>
+              <w:top w:w="80" w:type="dxa"/>
+              <w:bottom w:w="80" w:type="dxa"/>
+              <w:left w:w="100" w:type="dxa"/>
+              <w:right w:w="100" w:type="dxa"/>
+            </w:tcMar>
+          </w:tcPr>
+          <w:p>
+            <w:pPr>
+              <w:spacing w:before="40" w:after="40" w:line="276" w:lineRule="auto"/>
+              <w:jc w:val="left"/>
+            </w:pPr>
+            <w:r>
+              <w:rPr>
+                <w:rFonts w:ascii="Times New Roman" w:hAnsi="Times New Roman"/>
+                <w:b/>
+                <w:sz w:val="26"/>
+              </w:rPr>
+              <w:t>Ôn tập Đánh giá định kỳ 3</w:t>
+            </w:r>
+          </w:p>
+        </w:tc>
+        <w:tc>
+          <w:tcPr>
+            <w:tcW w:type="dxa" w:w="907"/>
+            <w:tcMar>
+              <w:top w:w="80" w:type="dxa"/>
+              <w:bottom w:w="80" w:type="dxa"/>
+              <w:left w:w="100" w:type="dxa"/>
+              <w:right w:w="100" w:type="dxa"/>
+            </w:tcMar>
+          </w:tcPr>
+          <w:p>
+            <w:pPr>
+              <w:spacing w:before="40" w:after="40" w:line="276" w:lineRule="auto"/>
+              <w:jc w:val="center"/>
+            </w:pPr>
+            <w:r>
+              <w:rPr>
+                <w:rFonts w:ascii="Times New Roman" w:hAnsi="Times New Roman"/>
+                <w:sz w:val="26"/>
+              </w:rPr>
+              <w:t>1</w:t>
+            </w:r>
+          </w:p>
+        </w:tc>
+        <w:tc>
+          <w:tcPr>
+            <w:tcW w:type="dxa" w:w="4649"/>
+            <w:tcMar>
+              <w:top w:w="80" w:type="dxa"/>
+              <w:bottom w:w="80" w:type="dxa"/>
+              <w:left w:w="100" w:type="dxa"/>
+              <w:right w:w="100" w:type="dxa"/>
+            </w:tcMar>
+          </w:tcPr>
+          <w:p>
+            <w:pPr>
+              <w:spacing w:before="40" w:after="40" w:line="276" w:lineRule="auto"/>
+              <w:jc w:val="left"/>
+            </w:pPr>
+            <w:r>
+              <w:rPr>
+                <w:rFonts w:ascii="Times New Roman" w:hAnsi="Times New Roman"/>
+                <w:sz w:val="26"/>
+              </w:rPr>
+              <w:t>Hệ thống hóa kiến thức về hiệu ứng trình chiếu, kỹ năng soạn thảo tiếng Việt và các thao tác chỉnh sửa văn bản trên Word.</w:t>
+            </w:r>
+          </w:p>
+        </w:tc>
+      </w:tr>
+      <w:tr>
+        <w:trPr>
+          <w:cantSplit/>
+        </w:trPr>
+        <w:tc>
+          <w:tcPr>
+            <w:tcW w:type="dxa" w:w="624"/>
+            <w:tcMar>
+              <w:top w:w="80" w:type="dxa"/>
+              <w:bottom w:w="80" w:type="dxa"/>
+              <w:left w:w="100" w:type="dxa"/>
+              <w:right w:w="100" w:type="dxa"/>
+            </w:tcMar>
+          </w:tcPr>
+          <w:p>
+            <w:pPr>
+              <w:spacing w:before="40" w:after="40" w:line="276" w:lineRule="auto"/>
+              <w:jc w:val="center"/>
+            </w:pPr>
+            <w:r>
+              <w:rPr>
+                <w:rFonts w:ascii="Times New Roman" w:hAnsi="Times New Roman"/>
+                <w:sz w:val="26"/>
+              </w:rPr>
+              <w:t>27</w:t>
+            </w:r>
+          </w:p>
+        </w:tc>
+        <w:tc>
+          <w:tcPr>
+            <w:tcW w:type="dxa" w:w="3175"/>
+            <w:tcMar>
+              <w:top w:w="80" w:type="dxa"/>
+              <w:bottom w:w="80" w:type="dxa"/>
+              <w:left w:w="100" w:type="dxa"/>
+              <w:right w:w="100" w:type="dxa"/>
+            </w:tcMar>
+          </w:tcPr>
+          <w:p>
+            <w:pPr>
+              <w:spacing w:before="40" w:after="40" w:line="276" w:lineRule="auto"/>
+              <w:jc w:val="left"/>
+            </w:pPr>
+            <w:r>
+              <w:rPr>
+                <w:rFonts w:ascii="Times New Roman" w:hAnsi="Times New Roman"/>
+                <w:b/>
+                <w:sz w:val="26"/>
+              </w:rPr>
+              <w:t>Đánh giá định kỳ 3</w:t>
+            </w:r>
+          </w:p>
+        </w:tc>
+        <w:tc>
+          <w:tcPr>
+            <w:tcW w:type="dxa" w:w="907"/>
+            <w:tcMar>
+              <w:top w:w="80" w:type="dxa"/>
+              <w:bottom w:w="80" w:type="dxa"/>
+              <w:left w:w="100" w:type="dxa"/>
+              <w:right w:w="100" w:type="dxa"/>
+            </w:tcMar>
+          </w:tcPr>
+          <w:p>
+            <w:pPr>
+              <w:spacing w:before="40" w:after="40" w:line="276" w:lineRule="auto"/>
+              <w:jc w:val="center"/>
+            </w:pPr>
+            <w:r>
+              <w:rPr>
+                <w:rFonts w:ascii="Times New Roman" w:hAnsi="Times New Roman"/>
+                <w:sz w:val="26"/>
+              </w:rPr>
+              <w:t>1</w:t>
+            </w:r>
+          </w:p>
+        </w:tc>
+        <w:tc>
+          <w:tcPr>
+            <w:tcW w:type="dxa" w:w="4649"/>
+            <w:tcMar>
+              <w:top w:w="80" w:type="dxa"/>
+              <w:bottom w:w="80" w:type="dxa"/>
+              <w:left w:w="100" w:type="dxa"/>
+              <w:right w:w="100" w:type="dxa"/>
+            </w:tcMar>
+          </w:tcPr>
+          <w:p>
+            <w:pPr>
+              <w:spacing w:before="40" w:after="40" w:line="276" w:lineRule="auto"/>
+              <w:jc w:val="left"/>
+            </w:pPr>
+            <w:r>
+              <w:rPr>
+                <w:rFonts w:ascii="Times New Roman" w:hAnsi="Times New Roman"/>
+                <w:sz w:val="26"/>
+              </w:rPr>
+              <w:t>Kiểm tra, đánh giá năng lực thực hành soạn thảo, chỉnh sửa văn bản tiếng Việt và chèn hiệu ứng bài trình chiếu.</w:t>
+            </w:r>
+          </w:p>
+        </w:tc>
+      </w:tr>
+      <w:tr>
+        <w:trPr>
+          <w:cantSplit/>
+        </w:trPr>
+        <w:tc>
+          <w:tcPr>
+            <w:tcW w:type="dxa" w:w="9308"/>
+            <w:gridSpan w:val="4"/>
+            <w:tcMar>
+              <w:top w:w="100" w:type="dxa"/>
+              <w:bottom w:w="100" w:type="dxa"/>
+              <w:left w:w="120" w:type="dxa"/>
+              <w:right w:w="120" w:type="dxa"/>
+            </w:tcMar>
+            <w:shd w:fill="F2F2F2"/>
+          </w:tcPr>
+          <w:p>
+            <w:pPr>
+              <w:spacing w:before="60" w:after="60" w:line="276" w:lineRule="auto"/>
+              <w:jc w:val="left"/>
+            </w:pPr>
+            <w:r>
+              <w:rPr>
+                <w:rFonts w:ascii="Times New Roman" w:hAnsi="Times New Roman"/>
+                <w:b/>
+                <w:sz w:val="26"/>
+              </w:rPr>
+              <w:t>Chủ đề 6: Giải quyết vấn đề với sự trợ giúp của máy tính</w:t>
+            </w:r>
+          </w:p>
+        </w:tc>
+      </w:tr>
+      <w:tr>
+        <w:trPr>
+          <w:cantSplit/>
+        </w:trPr>
+        <w:tc>
+          <w:tcPr>
+            <w:tcW w:type="dxa" w:w="624"/>
+            <w:tcMar>
+              <w:top w:w="80" w:type="dxa"/>
+              <w:bottom w:w="80" w:type="dxa"/>
+              <w:left w:w="100" w:type="dxa"/>
+              <w:right w:w="100" w:type="dxa"/>
+            </w:tcMar>
+          </w:tcPr>
+          <w:p>
+            <w:pPr>
+              <w:spacing w:before="40" w:after="40" w:line="276" w:lineRule="auto"/>
+              <w:jc w:val="center"/>
+            </w:pPr>
+            <w:r>
+              <w:rPr>
+                <w:rFonts w:ascii="Times New Roman" w:hAnsi="Times New Roman"/>
+                <w:sz w:val="26"/>
+              </w:rPr>
+              <w:t>28</w:t>
+            </w:r>
+          </w:p>
+        </w:tc>
+        <w:tc>
+          <w:tcPr>
+            <w:tcW w:type="dxa" w:w="3175"/>
+            <w:tcMar>
+              <w:top w:w="80" w:type="dxa"/>
+              <w:bottom w:w="80" w:type="dxa"/>
+              <w:left w:w="100" w:type="dxa"/>
+              <w:right w:w="100" w:type="dxa"/>
+            </w:tcMar>
+          </w:tcPr>
+          <w:p>
+            <w:pPr>
+              <w:spacing w:before="40" w:after="40" w:line="276" w:lineRule="auto"/>
+              <w:jc w:val="left"/>
+            </w:pPr>
+            <w:r>
+              <w:rPr>
+                <w:rFonts w:ascii="Times New Roman" w:hAnsi="Times New Roman"/>
+                <w:sz w:val="26"/>
+              </w:rPr>
+              <w:t>Bài 13: Chơi với máy tính (Tiết 1)</w:t>
+            </w:r>
+          </w:p>
+        </w:tc>
+        <w:tc>
+          <w:tcPr>
+            <w:tcW w:type="dxa" w:w="907"/>
+            <w:tcMar>
+              <w:top w:w="80" w:type="dxa"/>
+              <w:bottom w:w="80" w:type="dxa"/>
+              <w:left w:w="100" w:type="dxa"/>
+              <w:right w:w="100" w:type="dxa"/>
+            </w:tcMar>
+          </w:tcPr>
+          <w:p>
+            <w:pPr>
+              <w:spacing w:before="40" w:after="40" w:line="276" w:lineRule="auto"/>
+              <w:jc w:val="center"/>
+            </w:pPr>
+            <w:r>
+              <w:rPr>
+                <w:rFonts w:ascii="Times New Roman" w:hAnsi="Times New Roman"/>
+                <w:sz w:val="26"/>
+              </w:rPr>
+              <w:t>1</w:t>
+            </w:r>
+          </w:p>
+        </w:tc>
+        <w:tc>
+          <w:tcPr>
+            <w:tcW w:type="dxa" w:w="4649"/>
+            <w:tcMar>
+              <w:top w:w="80" w:type="dxa"/>
+              <w:bottom w:w="80" w:type="dxa"/>
+              <w:left w:w="100" w:type="dxa"/>
+              <w:right w:w="100" w:type="dxa"/>
+            </w:tcMar>
+          </w:tcPr>
+          <w:p>
+            <w:pPr>
+              <w:spacing w:before="40" w:after="40" w:line="276" w:lineRule="auto"/>
+              <w:jc w:val="left"/>
+            </w:pPr>
+            <w:r>
+              <w:rPr>
+                <w:rFonts w:ascii="Times New Roman" w:hAnsi="Times New Roman"/>
+                <w:sz w:val="26"/>
+              </w:rPr>
+              <w:t>Làm quen với môi trường lập trình trực quan Scratch; nhận biết khu vực sân khấu, nhân vật, khu vực khối lệnh và bảng kịch bản.</w:t>
+            </w:r>
+          </w:p>
+        </w:tc>
+      </w:tr>
+      <w:tr>
+        <w:trPr>
+          <w:cantSplit/>
+        </w:trPr>
+        <w:tc>
+          <w:tcPr>
+            <w:tcW w:type="dxa" w:w="624"/>
+            <w:tcMar>
+              <w:top w:w="80" w:type="dxa"/>
+              <w:bottom w:w="80" w:type="dxa"/>
+              <w:left w:w="100" w:type="dxa"/>
+              <w:right w:w="100" w:type="dxa"/>
+            </w:tcMar>
+          </w:tcPr>
+          <w:p>
+            <w:pPr>
+              <w:spacing w:before="40" w:after="40" w:line="276" w:lineRule="auto"/>
+              <w:jc w:val="center"/>
+            </w:pPr>
+            <w:r>
+              <w:rPr>
+                <w:rFonts w:ascii="Times New Roman" w:hAnsi="Times New Roman"/>
+                <w:sz w:val="26"/>
+              </w:rPr>
+              <w:t>29</w:t>
+            </w:r>
+          </w:p>
+        </w:tc>
+        <w:tc>
+          <w:tcPr>
+            <w:tcW w:type="dxa" w:w="3175"/>
+            <w:tcMar>
+              <w:top w:w="80" w:type="dxa"/>
+              <w:bottom w:w="80" w:type="dxa"/>
+              <w:left w:w="100" w:type="dxa"/>
+              <w:right w:w="100" w:type="dxa"/>
+            </w:tcMar>
+          </w:tcPr>
+          <w:p>
+            <w:pPr>
+              <w:spacing w:before="40" w:after="40" w:line="276" w:lineRule="auto"/>
+              <w:jc w:val="left"/>
+            </w:pPr>
+            <w:r>
+              <w:rPr>
+                <w:rFonts w:ascii="Times New Roman" w:hAnsi="Times New Roman"/>
+                <w:sz w:val="26"/>
+              </w:rPr>
+              <w:t>Bài 13: Chơi với máy tính (Tiết 2)</w:t>
+            </w:r>
+          </w:p>
+        </w:tc>
+        <w:tc>
+          <w:tcPr>
+            <w:tcW w:type="dxa" w:w="907"/>
+            <w:tcMar>
+              <w:top w:w="80" w:type="dxa"/>
+              <w:bottom w:w="80" w:type="dxa"/>
+              <w:left w:w="100" w:type="dxa"/>
+              <w:right w:w="100" w:type="dxa"/>
+            </w:tcMar>
+          </w:tcPr>
+          <w:p>
+            <w:pPr>
+              <w:spacing w:before="40" w:after="40" w:line="276" w:lineRule="auto"/>
+              <w:jc w:val="center"/>
+            </w:pPr>
+            <w:r>
+              <w:rPr>
+                <w:rFonts w:ascii="Times New Roman" w:hAnsi="Times New Roman"/>
+                <w:sz w:val="26"/>
+              </w:rPr>
+              <w:t>1</w:t>
+            </w:r>
+          </w:p>
+        </w:tc>
+        <w:tc>
+          <w:tcPr>
+            <w:tcW w:type="dxa" w:w="4649"/>
+            <w:tcMar>
+              <w:top w:w="80" w:type="dxa"/>
+              <w:bottom w:w="80" w:type="dxa"/>
+              <w:left w:w="100" w:type="dxa"/>
+              <w:right w:w="100" w:type="dxa"/>
+            </w:tcMar>
+          </w:tcPr>
+          <w:p>
+            <w:pPr>
+              <w:spacing w:before="40" w:after="40" w:line="276" w:lineRule="auto"/>
+              <w:jc w:val="left"/>
+            </w:pPr>
+            <w:r>
+              <w:rPr>
+                <w:rFonts w:ascii="Times New Roman" w:hAnsi="Times New Roman"/>
+                <w:sz w:val="26"/>
+              </w:rPr>
+              <w:t>Thực hành kéo thả các khối lệnh di chuyển và âm thanh cơ bản để điều khiển nhân vật hoạt động theo ý muốn; chạy thử chương trình.</w:t>
+            </w:r>
+          </w:p>
+        </w:tc>
+      </w:tr>
+      <w:tr>
+        <w:trPr>
+          <w:cantSplit/>
+        </w:trPr>
+        <w:tc>
+          <w:tcPr>
+            <w:tcW w:type="dxa" w:w="624"/>
+            <w:tcMar>
+              <w:top w:w="80" w:type="dxa"/>
+              <w:bottom w:w="80" w:type="dxa"/>
+              <w:left w:w="100" w:type="dxa"/>
+              <w:right w:w="100" w:type="dxa"/>
+            </w:tcMar>
+          </w:tcPr>
+          <w:p>
+            <w:pPr>
+              <w:spacing w:before="40" w:after="40" w:line="276" w:lineRule="auto"/>
+              <w:jc w:val="center"/>
+            </w:pPr>
+            <w:r>
+              <w:rPr>
+                <w:rFonts w:ascii="Times New Roman" w:hAnsi="Times New Roman"/>
+                <w:sz w:val="26"/>
+              </w:rPr>
+              <w:t>30</w:t>
+            </w:r>
+          </w:p>
+        </w:tc>
+        <w:tc>
+          <w:tcPr>
+            <w:tcW w:type="dxa" w:w="3175"/>
+            <w:tcMar>
+              <w:top w:w="80" w:type="dxa"/>
+              <w:bottom w:w="80" w:type="dxa"/>
+              <w:left w:w="100" w:type="dxa"/>
+              <w:right w:w="100" w:type="dxa"/>
+            </w:tcMar>
+          </w:tcPr>
+          <w:p>
+            <w:pPr>
+              <w:spacing w:before="40" w:after="40" w:line="276" w:lineRule="auto"/>
+              <w:jc w:val="left"/>
+            </w:pPr>
+            <w:r>
+              <w:rPr>
+                <w:rFonts w:ascii="Times New Roman" w:hAnsi="Times New Roman"/>
+                <w:sz w:val="26"/>
+              </w:rPr>
+              <w:t>Bài 14: Khám phá môi trường lập trình trực quan (Tiết 1)</w:t>
+            </w:r>
+          </w:p>
+        </w:tc>
+        <w:tc>
+          <w:tcPr>
+            <w:tcW w:type="dxa" w:w="907"/>
+            <w:tcMar>
+              <w:top w:w="80" w:type="dxa"/>
+              <w:bottom w:w="80" w:type="dxa"/>
+              <w:left w:w="100" w:type="dxa"/>
+              <w:right w:w="100" w:type="dxa"/>
+            </w:tcMar>
+          </w:tcPr>
+          <w:p>
+            <w:pPr>
+              <w:spacing w:before="40" w:after="40" w:line="276" w:lineRule="auto"/>
+              <w:jc w:val="center"/>
+            </w:pPr>
+            <w:r>
+              <w:rPr>
+                <w:rFonts w:ascii="Times New Roman" w:hAnsi="Times New Roman"/>
+                <w:sz w:val="26"/>
+              </w:rPr>
+              <w:t>1</w:t>
+            </w:r>
+          </w:p>
+        </w:tc>
+        <w:tc>
+          <w:tcPr>
+            <w:tcW w:type="dxa" w:w="4649"/>
+            <w:tcMar>
+              <w:top w:w="80" w:type="dxa"/>
+              <w:bottom w:w="80" w:type="dxa"/>
+              <w:left w:w="100" w:type="dxa"/>
+              <w:right w:w="100" w:type="dxa"/>
+            </w:tcMar>
+          </w:tcPr>
+          <w:p>
+            <w:pPr>
+              <w:spacing w:before="40" w:after="40" w:line="276" w:lineRule="auto"/>
+              <w:jc w:val="left"/>
+            </w:pPr>
+            <w:r>
+              <w:rPr>
+                <w:rFonts w:ascii="Times New Roman" w:hAnsi="Times New Roman"/>
+                <w:sz w:val="26"/>
+              </w:rPr>
+              <w:t>Khám phá các nhóm lệnh Chuyển động (Motion), Hiển thị (Looks); hiểu khái niệm kịch bản điều khiển hoạt động của nhân vật.</w:t>
+            </w:r>
+          </w:p>
+        </w:tc>
+      </w:tr>
+      <w:tr>
+        <w:trPr>
+          <w:cantSplit/>
+        </w:trPr>
+        <w:tc>
+          <w:tcPr>
+            <w:tcW w:type="dxa" w:w="624"/>
+            <w:tcMar>
+              <w:top w:w="80" w:type="dxa"/>
+              <w:bottom w:w="80" w:type="dxa"/>
+              <w:left w:w="100" w:type="dxa"/>
+              <w:right w:w="100" w:type="dxa"/>
+            </w:tcMar>
+          </w:tcPr>
+          <w:p>
+            <w:pPr>
+              <w:spacing w:before="40" w:after="40" w:line="276" w:lineRule="auto"/>
+              <w:jc w:val="center"/>
+            </w:pPr>
+            <w:r>
+              <w:rPr>
+                <w:rFonts w:ascii="Times New Roman" w:hAnsi="Times New Roman"/>
+                <w:sz w:val="26"/>
+              </w:rPr>
+              <w:t>31</w:t>
+            </w:r>
+          </w:p>
+        </w:tc>
+        <w:tc>
+          <w:tcPr>
+            <w:tcW w:type="dxa" w:w="3175"/>
+            <w:tcMar>
+              <w:top w:w="80" w:type="dxa"/>
+              <w:bottom w:w="80" w:type="dxa"/>
+              <w:left w:w="100" w:type="dxa"/>
+              <w:right w:w="100" w:type="dxa"/>
+            </w:tcMar>
+          </w:tcPr>
+          <w:p>
+            <w:pPr>
+              <w:spacing w:before="40" w:after="40" w:line="276" w:lineRule="auto"/>
+              <w:jc w:val="left"/>
+            </w:pPr>
+            <w:r>
+              <w:rPr>
+                <w:rFonts w:ascii="Times New Roman" w:hAnsi="Times New Roman"/>
+                <w:sz w:val="26"/>
+              </w:rPr>
+              <w:t>Bài 14: Khám phá môi trường lập trình trực quan (Tiết 2)</w:t>
+            </w:r>
+          </w:p>
+        </w:tc>
+        <w:tc>
+          <w:tcPr>
+            <w:tcW w:type="dxa" w:w="907"/>
+            <w:tcMar>
+              <w:top w:w="80" w:type="dxa"/>
+              <w:bottom w:w="80" w:type="dxa"/>
+              <w:left w:w="100" w:type="dxa"/>
+              <w:right w:w="100" w:type="dxa"/>
+            </w:tcMar>
+          </w:tcPr>
+          <w:p>
+            <w:pPr>
+              <w:spacing w:before="40" w:after="40" w:line="276" w:lineRule="auto"/>
+              <w:jc w:val="center"/>
+            </w:pPr>
+            <w:r>
+              <w:rPr>
+                <w:rFonts w:ascii="Times New Roman" w:hAnsi="Times New Roman"/>
+                <w:sz w:val="26"/>
+              </w:rPr>
+              <w:t>1</w:t>
+            </w:r>
+          </w:p>
+        </w:tc>
+        <w:tc>
+          <w:tcPr>
+            <w:tcW w:type="dxa" w:w="4649"/>
+            <w:tcMar>
+              <w:top w:w="80" w:type="dxa"/>
+              <w:bottom w:w="80" w:type="dxa"/>
+              <w:left w:w="100" w:type="dxa"/>
+              <w:right w:w="100" w:type="dxa"/>
+            </w:tcMar>
+          </w:tcPr>
+          <w:p>
+            <w:pPr>
+              <w:spacing w:before="40" w:after="40" w:line="276" w:lineRule="auto"/>
+              <w:jc w:val="left"/>
+            </w:pPr>
+            <w:r>
+              <w:rPr>
+                <w:rFonts w:ascii="Times New Roman" w:hAnsi="Times New Roman"/>
+                <w:sz w:val="26"/>
+              </w:rPr>
+              <w:t>Thực hành ghép nối chuỗi lệnh tạo kịch bản chuyển động liên hoàn cho nhân vật trên sân khấu; chạy thử và sửa lỗi kịch bản.</w:t>
+            </w:r>
+          </w:p>
+        </w:tc>
+      </w:tr>
+      <w:tr>
+        <w:trPr>
+          <w:cantSplit/>
+        </w:trPr>
+        <w:tc>
+          <w:tcPr>
+            <w:tcW w:type="dxa" w:w="624"/>
+            <w:tcMar>
+              <w:top w:w="80" w:type="dxa"/>
+              <w:bottom w:w="80" w:type="dxa"/>
+              <w:left w:w="100" w:type="dxa"/>
+              <w:right w:w="100" w:type="dxa"/>
+            </w:tcMar>
+          </w:tcPr>
+          <w:p>
+            <w:pPr>
+              <w:spacing w:before="40" w:after="40" w:line="276" w:lineRule="auto"/>
+              <w:jc w:val="center"/>
+            </w:pPr>
+            <w:r>
+              <w:rPr>
+                <w:rFonts w:ascii="Times New Roman" w:hAnsi="Times New Roman"/>
+                <w:sz w:val="26"/>
+              </w:rPr>
+              <w:t>32</w:t>
+            </w:r>
+          </w:p>
+        </w:tc>
+        <w:tc>
+          <w:tcPr>
+            <w:tcW w:type="dxa" w:w="3175"/>
+            <w:tcMar>
+              <w:top w:w="80" w:type="dxa"/>
+              <w:bottom w:w="80" w:type="dxa"/>
+              <w:left w:w="100" w:type="dxa"/>
+              <w:right w:w="100" w:type="dxa"/>
+            </w:tcMar>
+          </w:tcPr>
+          <w:p>
+            <w:pPr>
+              <w:spacing w:before="40" w:after="40" w:line="276" w:lineRule="auto"/>
+              <w:jc w:val="left"/>
+            </w:pPr>
+            <w:r>
+              <w:rPr>
+                <w:rFonts w:ascii="Times New Roman" w:hAnsi="Times New Roman"/>
+                <w:b/>
+                <w:sz w:val="26"/>
+              </w:rPr>
+              <w:t>Ôn tập Đánh giá định kỳ 4</w:t>
+            </w:r>
+          </w:p>
+        </w:tc>
+        <w:tc>
+          <w:tcPr>
+            <w:tcW w:type="dxa" w:w="907"/>
+            <w:tcMar>
+              <w:top w:w="80" w:type="dxa"/>
+              <w:bottom w:w="80" w:type="dxa"/>
+              <w:left w:w="100" w:type="dxa"/>
+              <w:right w:w="100" w:type="dxa"/>
+            </w:tcMar>
+          </w:tcPr>
+          <w:p>
+            <w:pPr>
+              <w:spacing w:before="40" w:after="40" w:line="276" w:lineRule="auto"/>
+              <w:jc w:val="center"/>
+            </w:pPr>
+            <w:r>
+              <w:rPr>
+                <w:rFonts w:ascii="Times New Roman" w:hAnsi="Times New Roman"/>
+                <w:sz w:val="26"/>
+              </w:rPr>
+              <w:t>1</w:t>
+            </w:r>
+          </w:p>
+        </w:tc>
+        <w:tc>
+          <w:tcPr>
+            <w:tcW w:type="dxa" w:w="4649"/>
+            <w:tcMar>
+              <w:top w:w="80" w:type="dxa"/>
+              <w:bottom w:w="80" w:type="dxa"/>
+              <w:left w:w="100" w:type="dxa"/>
+              <w:right w:w="100" w:type="dxa"/>
+            </w:tcMar>
+          </w:tcPr>
+          <w:p>
+            <w:pPr>
+              <w:spacing w:before="40" w:after="40" w:line="276" w:lineRule="auto"/>
+              <w:jc w:val="left"/>
+            </w:pPr>
+            <w:r>
+              <w:rPr>
+                <w:rFonts w:ascii="Times New Roman" w:hAnsi="Times New Roman"/>
+                <w:sz w:val="26"/>
+              </w:rPr>
+              <w:t>Hệ thống hóa kiến thức lập trình trực quan Scratch, kỹ năng soạn thảo văn bản và bài trình chiếu đa phương tiện.</w:t>
+            </w:r>
+          </w:p>
+        </w:tc>
+      </w:tr>
+      <w:tr>
+        <w:trPr>
+          <w:cantSplit/>
+        </w:trPr>
+        <w:tc>
+          <w:tcPr>
+            <w:tcW w:type="dxa" w:w="624"/>
+            <w:tcMar>
+              <w:top w:w="80" w:type="dxa"/>
+              <w:bottom w:w="80" w:type="dxa"/>
+              <w:left w:w="100" w:type="dxa"/>
+              <w:right w:w="100" w:type="dxa"/>
+            </w:tcMar>
+          </w:tcPr>
+          <w:p>
+            <w:pPr>
+              <w:spacing w:before="40" w:after="40" w:line="276" w:lineRule="auto"/>
+              <w:jc w:val="center"/>
+            </w:pPr>
+            <w:r>
+              <w:rPr>
+                <w:rFonts w:ascii="Times New Roman" w:hAnsi="Times New Roman"/>
+                <w:sz w:val="26"/>
+              </w:rPr>
+              <w:t>33</w:t>
+            </w:r>
+          </w:p>
+        </w:tc>
+        <w:tc>
+          <w:tcPr>
+            <w:tcW w:type="dxa" w:w="3175"/>
+            <w:tcMar>
+              <w:top w:w="80" w:type="dxa"/>
+              <w:bottom w:w="80" w:type="dxa"/>
+              <w:left w:w="100" w:type="dxa"/>
+              <w:right w:w="100" w:type="dxa"/>
+            </w:tcMar>
+          </w:tcPr>
+          <w:p>
+            <w:pPr>
+              <w:spacing w:before="40" w:after="40" w:line="276" w:lineRule="auto"/>
+              <w:jc w:val="left"/>
+            </w:pPr>
+            <w:r>
+              <w:rPr>
+                <w:rFonts w:ascii="Times New Roman" w:hAnsi="Times New Roman"/>
+                <w:b/>
+                <w:sz w:val="26"/>
+              </w:rPr>
+              <w:t>Đánh giá định kỳ 4</w:t>
+            </w:r>
+          </w:p>
+        </w:tc>
+        <w:tc>
+          <w:tcPr>
+            <w:tcW w:type="dxa" w:w="907"/>
+            <w:tcMar>
+              <w:top w:w="80" w:type="dxa"/>
+              <w:bottom w:w="80" w:type="dxa"/>
+              <w:left w:w="100" w:type="dxa"/>
+              <w:right w:w="100" w:type="dxa"/>
+            </w:tcMar>
+          </w:tcPr>
+          <w:p>
+            <w:pPr>
+              <w:spacing w:before="40" w:after="40" w:line="276" w:lineRule="auto"/>
+              <w:jc w:val="center"/>
+            </w:pPr>
+            <w:r>
+              <w:rPr>
+                <w:rFonts w:ascii="Times New Roman" w:hAnsi="Times New Roman"/>
+                <w:sz w:val="26"/>
+              </w:rPr>
+              <w:t>1</w:t>
+            </w:r>
+          </w:p>
+        </w:tc>
+        <w:tc>
+          <w:tcPr>
+            <w:tcW w:type="dxa" w:w="4649"/>
+            <w:tcMar>
+              <w:top w:w="80" w:type="dxa"/>
+              <w:bottom w:w="80" w:type="dxa"/>
+              <w:left w:w="100" w:type="dxa"/>
+              <w:right w:w="100" w:type="dxa"/>
+            </w:tcMar>
+          </w:tcPr>
+          <w:p>
+            <w:pPr>
+              <w:spacing w:before="40" w:after="40" w:line="276" w:lineRule="auto"/>
+              <w:jc w:val="left"/>
+            </w:pPr>
+            <w:r>
+              <w:rPr>
+                <w:rFonts w:ascii="Times New Roman" w:hAnsi="Times New Roman"/>
+                <w:sz w:val="26"/>
+              </w:rPr>
+              <w:t>Kiểm tra, đánh giá toàn diện năng lực lập trình kéo thả và ứng dụng tin học cuối năm học 2026-2027.</w:t>
+            </w:r>
+          </w:p>
+        </w:tc>
+      </w:tr>
+      <w:tr>
+        <w:trPr>
+          <w:cantSplit/>
+        </w:trPr>
+        <w:tc>
+          <w:tcPr>
+            <w:tcW w:type="dxa" w:w="624"/>
+            <w:tcMar>
+              <w:top w:w="80" w:type="dxa"/>
+              <w:bottom w:w="80" w:type="dxa"/>
+              <w:left w:w="100" w:type="dxa"/>
+              <w:right w:w="100" w:type="dxa"/>
+            </w:tcMar>
+          </w:tcPr>
+          <w:p>
+            <w:pPr>
+              <w:spacing w:before="40" w:after="40" w:line="276" w:lineRule="auto"/>
+              <w:jc w:val="center"/>
+            </w:pPr>
+            <w:r>
+              <w:rPr>
+                <w:rFonts w:ascii="Times New Roman" w:hAnsi="Times New Roman"/>
+                <w:sz w:val="26"/>
+              </w:rPr>
+              <w:t>34</w:t>
+            </w:r>
+          </w:p>
+        </w:tc>
+        <w:tc>
+          <w:tcPr>
+            <w:tcW w:type="dxa" w:w="3175"/>
+            <w:tcMar>
+              <w:top w:w="80" w:type="dxa"/>
+              <w:bottom w:w="80" w:type="dxa"/>
+              <w:left w:w="100" w:type="dxa"/>
+              <w:right w:w="100" w:type="dxa"/>
+            </w:tcMar>
+          </w:tcPr>
+          <w:p>
+            <w:pPr>
+              <w:spacing w:before="40" w:after="40" w:line="276" w:lineRule="auto"/>
+              <w:jc w:val="left"/>
+            </w:pPr>
+            <w:r>
+              <w:rPr>
+                <w:rFonts w:ascii="Times New Roman" w:hAnsi="Times New Roman"/>
+                <w:b/>
+                <w:sz w:val="26"/>
               </w:rPr>
               <w:t>Tổng kết năm học</w:t>
             </w:r>
@@ -3910,20 +5079,125 @@
         </w:tc>
         <w:tc>
           <w:tcPr>
+            <w:tcW w:type="dxa" w:w="907"/>
+            <w:tcMar>
+              <w:top w:w="80" w:type="dxa"/>
+              <w:bottom w:w="80" w:type="dxa"/>
+              <w:left w:w="100" w:type="dxa"/>
+              <w:right w:w="100" w:type="dxa"/>
+            </w:tcMar>
+          </w:tcPr>
+          <w:p>
+            <w:pPr>
+              <w:spacing w:before="40" w:after="40" w:line="276" w:lineRule="auto"/>
+              <w:jc w:val="center"/>
+            </w:pPr>
+            <w:r>
+              <w:rPr>
+                <w:rFonts w:ascii="Times New Roman" w:hAnsi="Times New Roman"/>
+                <w:sz w:val="26"/>
+              </w:rPr>
+              <w:t>1</w:t>
+            </w:r>
+          </w:p>
+        </w:tc>
+        <w:tc>
+          <w:tcPr>
+            <w:tcW w:type="dxa" w:w="4649"/>
+            <w:tcMar>
+              <w:top w:w="80" w:type="dxa"/>
+              <w:bottom w:w="80" w:type="dxa"/>
+              <w:left w:w="100" w:type="dxa"/>
+              <w:right w:w="100" w:type="dxa"/>
+            </w:tcMar>
+          </w:tcPr>
+          <w:p>
+            <w:pPr>
+              <w:spacing w:before="40" w:after="40" w:line="276" w:lineRule="auto"/>
+              <w:jc w:val="left"/>
+            </w:pPr>
+            <w:r>
+              <w:rPr>
+                <w:rFonts w:ascii="Times New Roman" w:hAnsi="Times New Roman"/>
+                <w:sz w:val="26"/>
+              </w:rPr>
+              <w:t>Tổng kết, đánh giá các sản phẩm học tập số tiêu biểu (bài trình chiếu, dự án Scratch) của học sinh trong năm học.</w:t>
+            </w:r>
+          </w:p>
+        </w:tc>
+      </w:tr>
+      <w:tr>
+        <w:trPr>
+          <w:cantSplit/>
+        </w:trPr>
+        <w:tc>
+          <w:tcPr>
             <w:tcW w:type="dxa" w:w="624"/>
-            <w:vAlign w:val="center"/>
-            <w:tcW w:w="623" w:type="dxa"/>
-          </w:tcPr>
-          <w:p>
-            <w:pPr>
-              <w:spacing w:before="40" w:after="40" w:line="276" w:lineRule="auto"/>
-              <w:jc w:val="center"/>
-            </w:pPr>
-            <w:r>
-              <w:rPr>
-                <w:rFonts w:ascii="Times New Roman" w:hAnsi="Times New Roman"/>
-                <w:sz w:val="26"/>
-                <w:rFonts w:ascii="Times New Roman" w:hAnsi="Times New Roman" w:cs="Times New Roman"/>
+            <w:tcMar>
+              <w:top w:w="80" w:type="dxa"/>
+              <w:bottom w:w="80" w:type="dxa"/>
+              <w:left w:w="100" w:type="dxa"/>
+              <w:right w:w="100" w:type="dxa"/>
+            </w:tcMar>
+          </w:tcPr>
+          <w:p>
+            <w:pPr>
+              <w:spacing w:before="40" w:after="40" w:line="276" w:lineRule="auto"/>
+              <w:jc w:val="center"/>
+            </w:pPr>
+            <w:r>
+              <w:rPr>
+                <w:rFonts w:ascii="Times New Roman" w:hAnsi="Times New Roman"/>
+                <w:sz w:val="26"/>
+              </w:rPr>
+              <w:t>35</w:t>
+            </w:r>
+          </w:p>
+        </w:tc>
+        <w:tc>
+          <w:tcPr>
+            <w:tcW w:type="dxa" w:w="3175"/>
+            <w:tcMar>
+              <w:top w:w="80" w:type="dxa"/>
+              <w:bottom w:w="80" w:type="dxa"/>
+              <w:left w:w="100" w:type="dxa"/>
+              <w:right w:w="100" w:type="dxa"/>
+            </w:tcMar>
+          </w:tcPr>
+          <w:p>
+            <w:pPr>
+              <w:spacing w:before="40" w:after="40" w:line="276" w:lineRule="auto"/>
+              <w:jc w:val="left"/>
+            </w:pPr>
+            <w:r>
+              <w:rPr>
+                <w:rFonts w:ascii="Times New Roman" w:hAnsi="Times New Roman"/>
+                <w:b/>
+                <w:sz w:val="26"/>
+              </w:rPr>
+              <w:t>Tổng kết năm học</w:t>
+            </w:r>
+          </w:p>
+        </w:tc>
+        <w:tc>
+          <w:tcPr>
+            <w:tcW w:type="dxa" w:w="907"/>
+            <w:tcMar>
+              <w:top w:w="80" w:type="dxa"/>
+              <w:bottom w:w="80" w:type="dxa"/>
+              <w:left w:w="100" w:type="dxa"/>
+              <w:right w:w="100" w:type="dxa"/>
+            </w:tcMar>
+          </w:tcPr>
+          <w:p>
+            <w:pPr>
+              <w:spacing w:before="40" w:after="40" w:line="276" w:lineRule="auto"/>
+              <w:jc w:val="center"/>
+            </w:pPr>
+            <w:r>
+              <w:rPr>
+                <w:rFonts w:ascii="Times New Roman" w:hAnsi="Times New Roman"/>
+                <w:sz w:val="26"/>
               </w:rPr>
               <w:t>1</w:t>
             </w:r>
@@ -3931,41 +5205,25 @@
         </w:tc>
         <w:tc>
           <w:tcPr>
-            <w:tcW w:type="dxa" w:w="794"/>
-            <w:vAlign w:val="center"/>
-            <w:tcW w:w="793" w:type="dxa"/>
-          </w:tcPr>
-          <w:p>
-            <w:pPr>
-              <w:jc w:val="center"/>
-            </w:pPr>
-            <w:r>
-              <w:rPr>
-                <w:rFonts w:ascii="Times New Roman" w:hAnsi="Times New Roman"/>
-                <w:sz w:val="26"/>
-              </w:rPr>
-              <w:t>24</w:t>
-            </w:r>
-          </w:p>
-        </w:tc>
-        <w:tc>
-          <w:tcPr>
-            <w:tcW w:type="dxa" w:w="5272"/>
-            <w:vAlign w:val="center"/>
-            <w:tcW w:w="5273" w:type="dxa"/>
-          </w:tcPr>
-          <w:p>
-            <w:pPr>
-              <w:spacing w:before="40" w:after="40" w:line="276" w:lineRule="auto"/>
-              <w:jc w:val="both"/>
-            </w:pPr>
-            <w:r>
-              <w:rPr>
-                <w:rFonts w:ascii="Times New Roman" w:hAnsi="Times New Roman"/>
-                <w:sz w:val="26"/>
-                <w:rFonts w:ascii="Times New Roman" w:hAnsi="Times New Roman" w:cs="Times New Roman"/>
-              </w:rPr>
-              <w:t>Tổng kết đánh giá kết quả học tập cả năm.</w:t>
+            <w:tcW w:type="dxa" w:w="4649"/>
+            <w:tcMar>
+              <w:top w:w="80" w:type="dxa"/>
+              <w:bottom w:w="80" w:type="dxa"/>
+              <w:left w:w="100" w:type="dxa"/>
+              <w:right w:w="100" w:type="dxa"/>
+            </w:tcMar>
+          </w:tcPr>
+          <w:p>
+            <w:pPr>
+              <w:spacing w:before="40" w:after="40" w:line="276" w:lineRule="auto"/>
+              <w:jc w:val="left"/>
+            </w:pPr>
+            <w:r>
+              <w:rPr>
+                <w:rFonts w:ascii="Times New Roman" w:hAnsi="Times New Roman"/>
+                <w:sz w:val="26"/>
+              </w:rPr>
+              <w:t>Tuyên dương học sinh có thành tích xuất sắc trong học tập môn Tin học; định hướng các hoạt động sáng tạo số trong dịp hè.</w:t>
             </w:r>
           </w:p>
         </w:tc>
